--- a/00-首页/题组Word/第一轮·竞赛教材版/第一轮结构·2-元素周期律（学生版-打印版）.docx
+++ b/00-首页/题组Word/第一轮·竞赛教材版/第一轮结构·2-元素周期律（学生版-打印版）.docx
@@ -2590,7 +2590,7 @@
           <m:sSubSup>
             <m:e>
               <m:r>
-                <m:t>​</m:t>
+                <m:t xml:space="preserve"> </m:t>
               </m:r>
             </m:e>
             <m:sub>
@@ -2619,7 +2619,7 @@
           <m:sSubSup>
             <m:e>
               <m:r>
-                <m:t>​</m:t>
+                <m:t xml:space="preserve"> </m:t>
               </m:r>
             </m:e>
             <m:sub>
@@ -2648,7 +2648,7 @@
           <m:sSubSup>
             <m:e>
               <m:r>
-                <m:t>​</m:t>
+                <m:t xml:space="preserve"> </m:t>
               </m:r>
             </m:e>
             <m:sub>
@@ -2683,7 +2683,7 @@
           <m:sSubSup>
             <m:e>
               <m:r>
-                <m:t>​</m:t>
+                <m:t xml:space="preserve"> </m:t>
               </m:r>
             </m:e>
             <m:sub>
@@ -2712,7 +2712,7 @@
           <m:sSubSup>
             <m:e>
               <m:r>
-                <m:t>​</m:t>
+                <m:t xml:space="preserve"> </m:t>
               </m:r>
             </m:e>
             <m:sub>
@@ -2795,7 +2795,7 @@
           <m:sSubSup>
             <m:e>
               <m:r>
-                <m:t>​</m:t>
+                <m:t xml:space="preserve"> </m:t>
               </m:r>
             </m:e>
             <m:sub>
@@ -2824,7 +2824,7 @@
           <m:sSubSup>
             <m:e>
               <m:r>
-                <m:t>​</m:t>
+                <m:t xml:space="preserve"> </m:t>
               </m:r>
             </m:e>
             <m:sub>
@@ -2853,7 +2853,7 @@
           <m:sSubSup>
             <m:e>
               <m:r>
-                <m:t>​</m:t>
+                <m:t xml:space="preserve"> </m:t>
               </m:r>
             </m:e>
             <m:sub>
@@ -2927,7 +2927,7 @@
           <m:sSubSup>
             <m:e>
               <m:r>
-                <m:t>​</m:t>
+                <m:t xml:space="preserve"> </m:t>
               </m:r>
             </m:e>
             <m:sub>
@@ -2956,7 +2956,7 @@
           <m:sSubSup>
             <m:e>
               <m:r>
-                <m:t>​</m:t>
+                <m:t xml:space="preserve"> </m:t>
               </m:r>
             </m:e>
             <m:sub>
@@ -3009,7 +3009,7 @@
           <m:sSubSup>
             <m:e>
               <m:r>
-                <m:t>​</m:t>
+                <m:t xml:space="preserve"> </m:t>
               </m:r>
             </m:e>
             <m:sub>
@@ -3068,7 +3068,7 @@
           <m:sSubSup>
             <m:e>
               <m:r>
-                <m:t>​</m:t>
+                <m:t xml:space="preserve"> </m:t>
               </m:r>
             </m:e>
             <m:sub>
@@ -3121,7 +3121,7 @@
           <m:sSubSup>
             <m:e>
               <m:r>
-                <m:t>​</m:t>
+                <m:t xml:space="preserve"> </m:t>
               </m:r>
             </m:e>
             <m:sub>
@@ -3228,7 +3228,7 @@
           <m:sSubSup>
             <m:e>
               <m:r>
-                <m:t>​</m:t>
+                <m:t xml:space="preserve"> </m:t>
               </m:r>
             </m:e>
             <m:sub>
@@ -3257,7 +3257,7 @@
           <m:sSubSup>
             <m:e>
               <m:r>
-                <m:t>​</m:t>
+                <m:t xml:space="preserve"> </m:t>
               </m:r>
             </m:e>
             <m:sub>
@@ -3310,7 +3310,7 @@
           <m:sSubSup>
             <m:e>
               <m:r>
-                <m:t>​</m:t>
+                <m:t xml:space="preserve"> </m:t>
               </m:r>
             </m:e>
             <m:sub>
@@ -3339,7 +3339,7 @@
           <m:sSubSup>
             <m:e>
               <m:r>
-                <m:t>​</m:t>
+                <m:t xml:space="preserve"> </m:t>
               </m:r>
             </m:e>
             <m:sub>
@@ -3447,7 +3447,7 @@
         <m:sSubSup>
           <m:e>
             <m:r>
-              <m:t>​</m:t>
+              <m:t xml:space="preserve"> </m:t>
             </m:r>
           </m:e>
           <m:sub>
@@ -17823,7 +17823,7 @@
         <m:sSup>
           <m:e>
             <m:r>
-              <m:t>​</m:t>
+              <m:t xml:space="preserve"> </m:t>
             </m:r>
           </m:e>
           <m:sup>
@@ -17861,7 +17861,7 @@
         <m:sSup>
           <m:e>
             <m:r>
-              <m:t>​</m:t>
+              <m:t xml:space="preserve"> </m:t>
             </m:r>
           </m:e>
           <m:sup>
@@ -20569,7 +20569,7 @@
         <m:sSup>
           <m:e>
             <m:r>
-              <m:t>​</m:t>
+              <m:t xml:space="preserve"> </m:t>
             </m:r>
           </m:e>
           <m:sup>
@@ -20619,7 +20619,7 @@
         <m:sSup>
           <m:e>
             <m:r>
-              <m:t>​</m:t>
+              <m:t xml:space="preserve"> </m:t>
             </m:r>
           </m:e>
           <m:sup>
@@ -20829,7 +20829,7 @@
         <m:sSup>
           <m:e>
             <m:r>
-              <m:t>​</m:t>
+              <m:t xml:space="preserve"> </m:t>
             </m:r>
           </m:e>
           <m:sup>
@@ -20975,7 +20975,7 @@
         <m:sSup>
           <m:e>
             <m:r>
-              <m:t>​</m:t>
+              <m:t xml:space="preserve"> </m:t>
             </m:r>
           </m:e>
           <m:sup>
@@ -20996,7 +20996,7 @@
         <m:sSup>
           <m:e>
             <m:r>
-              <m:t>​</m:t>
+              <m:t xml:space="preserve"> </m:t>
             </m:r>
           </m:e>
           <m:sup>
@@ -21037,7 +21037,7 @@
         <m:sSup>
           <m:e>
             <m:r>
-              <m:t>​</m:t>
+              <m:t xml:space="preserve"> </m:t>
             </m:r>
           </m:e>
           <m:sup>
@@ -21177,7 +21177,7 @@
         <m:sSup>
           <m:e>
             <m:r>
-              <m:t>​</m:t>
+              <m:t xml:space="preserve"> </m:t>
             </m:r>
           </m:e>
           <m:sup>
@@ -21215,7 +21215,7 @@
         <m:sSup>
           <m:e>
             <m:r>
-              <m:t>​</m:t>
+              <m:t xml:space="preserve"> </m:t>
             </m:r>
           </m:e>
           <m:sup>
@@ -22038,7 +22038,7 @@
         <m:sSubSup>
           <m:e>
             <m:r>
-              <m:t>​</m:t>
+              <m:t xml:space="preserve"> </m:t>
             </m:r>
           </m:e>
           <m:sub>
@@ -22089,7 +22089,7 @@
         <m:sSubSup>
           <m:e>
             <m:r>
-              <m:t>​</m:t>
+              <m:t xml:space="preserve"> </m:t>
             </m:r>
           </m:e>
           <m:sub>
@@ -22140,7 +22140,7 @@
         <m:sSup>
           <m:e>
             <m:r>
-              <m:t>​</m:t>
+              <m:t xml:space="preserve"> </m:t>
             </m:r>
           </m:e>
           <m:sup>
@@ -22184,7 +22184,7 @@
         <m:sSup>
           <m:e>
             <m:r>
-              <m:t>​</m:t>
+              <m:t xml:space="preserve"> </m:t>
             </m:r>
           </m:e>
           <m:sup>
@@ -22228,7 +22228,7 @@
         <m:sSup>
           <m:e>
             <m:r>
-              <m:t>​</m:t>
+              <m:t xml:space="preserve"> </m:t>
             </m:r>
           </m:e>
           <m:sup>
@@ -22266,7 +22266,7 @@
         <m:sSup>
           <m:e>
             <m:r>
-              <m:t>​</m:t>
+              <m:t xml:space="preserve"> </m:t>
             </m:r>
           </m:e>
           <m:sup>
@@ -23393,7 +23393,7 @@
         <m:sSubSup>
           <m:e>
             <m:r>
-              <m:t>​</m:t>
+              <m:t xml:space="preserve"> </m:t>
             </m:r>
           </m:e>
           <m:sub>
@@ -23450,7 +23450,7 @@
         <m:sSubSup>
           <m:e>
             <m:r>
-              <m:t>​</m:t>
+              <m:t xml:space="preserve"> </m:t>
             </m:r>
           </m:e>
           <m:sub>
@@ -23561,7 +23561,7 @@
         <m:sSubSup>
           <m:e>
             <m:r>
-              <m:t>​</m:t>
+              <m:t xml:space="preserve"> </m:t>
             </m:r>
           </m:e>
           <m:sub>
@@ -23618,7 +23618,7 @@
         <m:sSubSup>
           <m:e>
             <m:r>
-              <m:t>​</m:t>
+              <m:t xml:space="preserve"> </m:t>
             </m:r>
           </m:e>
           <m:sub>
@@ -26302,7 +26302,7 @@
         <m:sSub>
           <m:e>
             <m:r>
-              <m:t>​</m:t>
+              <m:t xml:space="preserve"> </m:t>
             </m:r>
           </m:e>
           <m:sub>
@@ -26351,7 +26351,7 @@
         <m:sSub>
           <m:e>
             <m:r>
-              <m:t>​</m:t>
+              <m:t xml:space="preserve"> </m:t>
             </m:r>
           </m:e>
           <m:sub>
@@ -26432,7 +26432,7 @@
         <m:sSub>
           <m:e>
             <m:r>
-              <m:t>​</m:t>
+              <m:t xml:space="preserve"> </m:t>
             </m:r>
           </m:e>
           <m:sub>
@@ -26508,7 +26508,7 @@
         <m:sSub>
           <m:e>
             <m:r>
-              <m:t>​</m:t>
+              <m:t xml:space="preserve"> </m:t>
             </m:r>
           </m:e>
           <m:sub>
@@ -26540,7 +26540,7 @@
         <m:sSub>
           <m:e>
             <m:r>
-              <m:t>​</m:t>
+              <m:t xml:space="preserve"> </m:t>
             </m:r>
           </m:e>
           <m:sub>
@@ -26572,7 +26572,7 @@
         <m:sSub>
           <m:e>
             <m:r>
-              <m:t>​</m:t>
+              <m:t xml:space="preserve"> </m:t>
             </m:r>
           </m:e>
           <m:sub>
@@ -26648,7 +26648,7 @@
         <m:sSub>
           <m:e>
             <m:r>
-              <m:t>​</m:t>
+              <m:t xml:space="preserve"> </m:t>
             </m:r>
           </m:e>
           <m:sub>
@@ -26748,7 +26748,7 @@
         <m:sSub>
           <m:e>
             <m:r>
-              <m:t>​</m:t>
+              <m:t xml:space="preserve"> </m:t>
             </m:r>
           </m:e>
           <m:sub>

--- a/00-首页/题组Word/第一轮·竞赛教材版/第一轮结构·2-元素周期律（学生版-打印版）.docx
+++ b/00-首页/题组Word/第一轮·竞赛教材版/第一轮结构·2-元素周期律（学生版-打印版）.docx
@@ -721,6 +721,7 @@
     <w:p>
       <w:pPr>
         <w:pStyle w:val="Compact"/>
+        <w:spacing w:before="0" w:after="0"/>
       </w:pPr>
       <w:r>
         <w:rPr>
@@ -750,6 +751,7 @@
     <w:p>
       <w:pPr>
         <w:pStyle w:val="Compact"/>
+        <w:spacing w:before="0" w:after="0"/>
       </w:pPr>
       <w:r>
         <w:rPr>
@@ -779,6 +781,7 @@
     <w:p>
       <w:pPr>
         <w:pStyle w:val="Compact"/>
+        <w:spacing w:before="0" w:after="0"/>
       </w:pPr>
       <w:r>
         <w:rPr>
@@ -796,6 +799,7 @@
     <w:p>
       <w:pPr>
         <w:pStyle w:val="Compact"/>
+        <w:spacing w:before="0" w:after="0"/>
       </w:pPr>
       <w:r>
         <w:rPr>
@@ -912,6 +916,7 @@
     <w:p>
       <w:pPr>
         <w:pStyle w:val="Compact"/>
+        <w:spacing w:before="0" w:after="0"/>
       </w:pPr>
       <w:r>
         <w:rPr>
@@ -979,6 +984,7 @@
     <w:p>
       <w:pPr>
         <w:pStyle w:val="Compact"/>
+        <w:spacing w:before="0" w:after="0"/>
       </w:pPr>
       <w:r>
         <w:rPr>
@@ -1021,6 +1027,7 @@
     <w:p>
       <w:pPr>
         <w:pStyle w:val="Compact"/>
+        <w:spacing w:before="0" w:after="0"/>
       </w:pPr>
       <w:r>
         <w:rPr>
@@ -1126,6 +1133,7 @@
     <w:p>
       <w:pPr>
         <w:pStyle w:val="Compact"/>
+        <w:spacing w:before="0" w:after="0"/>
       </w:pPr>
       <w:r>
         <w:rPr>
@@ -5330,8 +5338,8 @@
     <w:p>
       <w:pPr>
         <w:pStyle w:val="BodyText"/>
+        <w:spacing w:before="0" w:after="0"/>
         <w:ind w:left="480" w:hanging="480"/>
-        <w:spacing w:after="0"/>
       </w:pPr>
       <w:r>
         <w:rPr>
@@ -5343,34 +5351,34 @@
     <w:p>
       <w:pPr>
         <w:pStyle w:val="BodyText"/>
+        <w:spacing w:before="0" w:after="0"/>
         <w:ind w:left="480" w:hanging="480"/>
+      </w:pPr>
+      <w:r>
+        <w:rPr>
+          <w:rFonts w:ascii="Times New Roman" w:hAnsi="Times New Roman" w:eastAsia="Times New Roman" w:cs="Times New Roman"/>
+        </w:rPr>
+        <w:t xml:space="preserve">B. 3　　</w:t>
+      </w:r>
+    </w:p>
+    <w:p>
+      <w:pPr>
+        <w:pStyle w:val="BodyText"/>
         <w:spacing w:before="0" w:after="0"/>
-      </w:pPr>
-      <w:r>
-        <w:rPr>
-          <w:rFonts w:ascii="Times New Roman" w:hAnsi="Times New Roman" w:eastAsia="Times New Roman" w:cs="Times New Roman"/>
-        </w:rPr>
-        <w:t xml:space="preserve">B. 3　　</w:t>
+        <w:ind w:left="480" w:hanging="480"/>
+      </w:pPr>
+      <w:r>
+        <w:rPr>
+          <w:rFonts w:ascii="Times New Roman" w:hAnsi="Times New Roman" w:eastAsia="Times New Roman" w:cs="Times New Roman"/>
+        </w:rPr>
+        <w:t xml:space="preserve">C. 5　　</w:t>
       </w:r>
     </w:p>
     <w:p>
       <w:pPr>
         <w:pStyle w:val="BodyText"/>
+        <w:spacing w:before="0" w:after="0"/>
         <w:ind w:left="480" w:hanging="480"/>
-        <w:spacing w:before="0" w:after="0"/>
-      </w:pPr>
-      <w:r>
-        <w:rPr>
-          <w:rFonts w:ascii="Times New Roman" w:hAnsi="Times New Roman" w:eastAsia="Times New Roman" w:cs="Times New Roman"/>
-        </w:rPr>
-        <w:t xml:space="preserve">C. 5　　</w:t>
-      </w:r>
-    </w:p>
-    <w:p>
-      <w:pPr>
-        <w:pStyle w:val="BodyText"/>
-        <w:ind w:left="480" w:hanging="480"/>
-        <w:spacing w:before="0" w:after="180"/>
       </w:pPr>
       <w:r>
         <w:rPr>
@@ -6311,6 +6319,14 @@
       <w:tblPr>
         <w:tblStyle w:val="Table"/>
         <w:tblW w:type="auto" w:w="0"/>
+        <w:tblBorders>
+          <w:top w:val="single" w:sz="12" w:space="0" w:color="000000"/>
+          <w:left w:val="none" w:sz="0" w:space="0" w:color="auto"/>
+          <w:bottom w:val="single" w:sz="12" w:space="0" w:color="000000"/>
+          <w:right w:val="none" w:sz="0" w:space="0" w:color="auto"/>
+          <w:insideH w:val="none" w:sz="0" w:space="0" w:color="auto"/>
+          <w:insideV w:val="none" w:sz="0" w:space="0" w:color="auto"/>
+        </w:tblBorders>
         <w:tblLook w:firstRow="1" w:lastRow="0" w:firstColumn="0" w:lastColumn="0" w:noHBand="0" w:noVBand="0" w:val="0020"/>
       </w:tblPr>
       <w:tblGrid>
@@ -6327,7 +6343,11 @@
           <w:tblHeader w:val="on"/>
         </w:trPr>
         <w:tc>
-          <w:tcPr/>
+          <w:tcPr>
+            <w:tcBorders>
+              <w:bottom w:val="single" w:sz="8" w:space="0" w:color="000000"/>
+            </w:tcBorders>
+          </w:tcPr>
           <w:p>
             <w:pPr>
               <w:pStyle w:val="Compact"/>
@@ -6343,7 +6363,11 @@
           </w:p>
         </w:tc>
         <w:tc>
-          <w:tcPr/>
+          <w:tcPr>
+            <w:tcBorders>
+              <w:bottom w:val="single" w:sz="8" w:space="0" w:color="000000"/>
+            </w:tcBorders>
+          </w:tcPr>
           <w:p>
             <w:pPr>
               <w:pStyle w:val="Compact"/>
@@ -6352,7 +6376,11 @@
           </w:p>
         </w:tc>
         <w:tc>
-          <w:tcPr/>
+          <w:tcPr>
+            <w:tcBorders>
+              <w:bottom w:val="single" w:sz="8" w:space="0" w:color="000000"/>
+            </w:tcBorders>
+          </w:tcPr>
           <w:p>
             <w:pPr>
               <w:pStyle w:val="Compact"/>
@@ -6361,7 +6389,11 @@
           </w:p>
         </w:tc>
         <w:tc>
-          <w:tcPr/>
+          <w:tcPr>
+            <w:tcBorders>
+              <w:bottom w:val="single" w:sz="8" w:space="0" w:color="000000"/>
+            </w:tcBorders>
+          </w:tcPr>
           <w:p>
             <w:pPr>
               <w:pStyle w:val="Compact"/>
@@ -6370,7 +6402,11 @@
           </w:p>
         </w:tc>
         <w:tc>
-          <w:tcPr/>
+          <w:tcPr>
+            <w:tcBorders>
+              <w:bottom w:val="single" w:sz="8" w:space="0" w:color="000000"/>
+            </w:tcBorders>
+          </w:tcPr>
           <w:p>
             <w:pPr>
               <w:pStyle w:val="Compact"/>
@@ -6379,7 +6415,11 @@
           </w:p>
         </w:tc>
         <w:tc>
-          <w:tcPr/>
+          <w:tcPr>
+            <w:tcBorders>
+              <w:bottom w:val="single" w:sz="8" w:space="0" w:color="000000"/>
+            </w:tcBorders>
+          </w:tcPr>
           <w:p>
             <w:pPr>
               <w:pStyle w:val="Compact"/>
@@ -6388,7 +6428,11 @@
           </w:p>
         </w:tc>
         <w:tc>
-          <w:tcPr/>
+          <w:tcPr>
+            <w:tcBorders>
+              <w:bottom w:val="single" w:sz="8" w:space="0" w:color="000000"/>
+            </w:tcBorders>
+          </w:tcPr>
           <w:p>
             <w:pPr>
               <w:pStyle w:val="Compact"/>
@@ -8422,6 +8466,14 @@
       <w:tblPr>
         <w:tblStyle w:val="Table"/>
         <w:tblW w:type="auto" w:w="0"/>
+        <w:tblBorders>
+          <w:top w:val="single" w:sz="12" w:space="0" w:color="000000"/>
+          <w:left w:val="none" w:sz="0" w:space="0" w:color="auto"/>
+          <w:bottom w:val="single" w:sz="12" w:space="0" w:color="000000"/>
+          <w:right w:val="none" w:sz="0" w:space="0" w:color="auto"/>
+          <w:insideH w:val="none" w:sz="0" w:space="0" w:color="auto"/>
+          <w:insideV w:val="none" w:sz="0" w:space="0" w:color="auto"/>
+        </w:tblBorders>
         <w:tblLook w:firstRow="1" w:lastRow="0" w:firstColumn="0" w:lastColumn="0" w:noHBand="0" w:noVBand="0" w:val="0020"/>
       </w:tblPr>
       <w:tblGrid>
@@ -8437,7 +8489,11 @@
           <w:tblHeader w:val="on"/>
         </w:trPr>
         <w:tc>
-          <w:tcPr/>
+          <w:tcPr>
+            <w:tcBorders>
+              <w:bottom w:val="single" w:sz="8" w:space="0" w:color="000000"/>
+            </w:tcBorders>
+          </w:tcPr>
           <w:p>
             <w:pPr>
               <w:pStyle w:val="Compact"/>
@@ -8453,7 +8509,11 @@
           </w:p>
         </w:tc>
         <w:tc>
-          <w:tcPr/>
+          <w:tcPr>
+            <w:tcBorders>
+              <w:bottom w:val="single" w:sz="8" w:space="0" w:color="000000"/>
+            </w:tcBorders>
+          </w:tcPr>
           <w:p>
             <w:pPr>
               <w:pStyle w:val="Compact"/>
@@ -8469,7 +8529,11 @@
           </w:p>
         </w:tc>
         <w:tc>
-          <w:tcPr/>
+          <w:tcPr>
+            <w:tcBorders>
+              <w:bottom w:val="single" w:sz="8" w:space="0" w:color="000000"/>
+            </w:tcBorders>
+          </w:tcPr>
           <w:p>
             <w:pPr>
               <w:pStyle w:val="Compact"/>
@@ -8485,7 +8549,11 @@
           </w:p>
         </w:tc>
         <w:tc>
-          <w:tcPr/>
+          <w:tcPr>
+            <w:tcBorders>
+              <w:bottom w:val="single" w:sz="8" w:space="0" w:color="000000"/>
+            </w:tcBorders>
+          </w:tcPr>
           <w:p>
             <w:pPr>
               <w:pStyle w:val="Compact"/>
@@ -8501,7 +8569,11 @@
           </w:p>
         </w:tc>
         <w:tc>
-          <w:tcPr/>
+          <w:tcPr>
+            <w:tcBorders>
+              <w:bottom w:val="single" w:sz="8" w:space="0" w:color="000000"/>
+            </w:tcBorders>
+          </w:tcPr>
           <w:p>
             <w:pPr>
               <w:pStyle w:val="Compact"/>
@@ -8517,7 +8589,11 @@
           </w:p>
         </w:tc>
         <w:tc>
-          <w:tcPr/>
+          <w:tcPr>
+            <w:tcBorders>
+              <w:bottom w:val="single" w:sz="8" w:space="0" w:color="000000"/>
+            </w:tcBorders>
+          </w:tcPr>
           <w:p>
             <w:pPr>
               <w:pStyle w:val="Compact"/>
@@ -8727,9 +8803,8 @@
     <w:p>
       <w:pPr>
         <w:pStyle w:val="BodyText"/>
-        <w:spacing w:before="120"/>
+        <w:spacing w:before="0" w:after="0"/>
         <w:ind w:left="480" w:hanging="480"/>
-        <w:spacing w:after="0"/>
       </w:pPr>
       <w:r>
         <w:rPr>
@@ -8817,9 +8892,8 @@
     <w:p>
       <w:pPr>
         <w:pStyle w:val="BodyText"/>
-        <w:spacing w:before="120"/>
+        <w:spacing w:before="0" w:after="0"/>
         <w:ind w:left="480" w:hanging="480"/>
-        <w:spacing w:before="0" w:after="0"/>
       </w:pPr>
       <w:r>
         <w:rPr>
@@ -8869,47 +8943,45 @@
     <w:p>
       <w:pPr>
         <w:pStyle w:val="BodyText"/>
-        <w:spacing w:before="120"/>
+        <w:spacing w:before="0" w:after="0"/>
         <w:ind w:left="480" w:hanging="480"/>
+      </w:pPr>
+      <w:r>
+        <w:rPr>
+          <w:rFonts w:ascii="Times New Roman" w:hAnsi="Times New Roman" w:eastAsia="Times New Roman" w:cs="Times New Roman"/>
+        </w:rPr>
+        <w:t xml:space="preserve">C. M </w:t>
+      </w:r>
+      <w:r>
+        <w:rPr>
+          <w:rFonts w:hint="eastAsia" w:ascii="Times New Roman" w:hAnsi="Times New Roman" w:eastAsia="FangSong" w:cs="Times New Roman"/>
+        </w:rPr>
+        <w:t xml:space="preserve">与</w:t>
+      </w:r>
+      <w:r>
+        <w:rPr>
+          <w:rFonts w:ascii="Times New Roman" w:hAnsi="Times New Roman" w:eastAsia="Times New Roman" w:cs="Times New Roman"/>
+        </w:rPr>
+        <w:t xml:space="preserve"> T </w:t>
+      </w:r>
+      <w:r>
+        <w:rPr>
+          <w:rFonts w:hint="eastAsia" w:ascii="Times New Roman" w:hAnsi="Times New Roman" w:eastAsia="FangSong" w:cs="Times New Roman"/>
+        </w:rPr>
+        <w:t xml:space="preserve">形成的化合物具有两性</w:t>
+      </w:r>
+      <w:r>
+        <w:rPr>
+          <w:rFonts w:ascii="Times New Roman" w:hAnsi="Times New Roman" w:eastAsia="Times New Roman" w:cs="Times New Roman"/>
+        </w:rPr>
+        <w:t xml:space="preserve">　　</w:t>
+      </w:r>
+    </w:p>
+    <w:p>
+      <w:pPr>
+        <w:pStyle w:val="BodyText"/>
         <w:spacing w:before="0" w:after="0"/>
-      </w:pPr>
-      <w:r>
-        <w:rPr>
-          <w:rFonts w:ascii="Times New Roman" w:hAnsi="Times New Roman" w:eastAsia="Times New Roman" w:cs="Times New Roman"/>
-        </w:rPr>
-        <w:t xml:space="preserve">C. M </w:t>
-      </w:r>
-      <w:r>
-        <w:rPr>
-          <w:rFonts w:hint="eastAsia" w:ascii="Times New Roman" w:hAnsi="Times New Roman" w:eastAsia="FangSong" w:cs="Times New Roman"/>
-        </w:rPr>
-        <w:t xml:space="preserve">与</w:t>
-      </w:r>
-      <w:r>
-        <w:rPr>
-          <w:rFonts w:ascii="Times New Roman" w:hAnsi="Times New Roman" w:eastAsia="Times New Roman" w:cs="Times New Roman"/>
-        </w:rPr>
-        <w:t xml:space="preserve"> T </w:t>
-      </w:r>
-      <w:r>
-        <w:rPr>
-          <w:rFonts w:hint="eastAsia" w:ascii="Times New Roman" w:hAnsi="Times New Roman" w:eastAsia="FangSong" w:cs="Times New Roman"/>
-        </w:rPr>
-        <w:t xml:space="preserve">形成的化合物具有两性</w:t>
-      </w:r>
-      <w:r>
-        <w:rPr>
-          <w:rFonts w:ascii="Times New Roman" w:hAnsi="Times New Roman" w:eastAsia="Times New Roman" w:cs="Times New Roman"/>
-        </w:rPr>
-        <w:t xml:space="preserve">　　</w:t>
-      </w:r>
-    </w:p>
-    <w:p>
-      <w:pPr>
-        <w:pStyle w:val="BodyText"/>
-        <w:spacing w:before="120"/>
         <w:ind w:left="480" w:hanging="480"/>
-        <w:spacing w:before="0" w:after="180"/>
       </w:pPr>
       <w:r>
         <w:rPr>
@@ -9084,6 +9156,7 @@
     <w:p>
       <w:pPr>
         <w:pStyle w:val="BodyText"/>
+        <w:spacing w:before="0" w:after="0"/>
       </w:pPr>
       <w:r>
         <w:rPr>
@@ -9349,6 +9422,7 @@
     <w:p>
       <w:pPr>
         <w:pStyle w:val="BodyText"/>
+        <w:spacing w:before="0" w:after="0"/>
       </w:pPr>
       <w:r>
         <w:rPr>
@@ -9560,6 +9634,7 @@
     <w:p>
       <w:pPr>
         <w:pStyle w:val="BodyText"/>
+        <w:spacing w:before="0" w:after="0"/>
       </w:pPr>
       <w:r>
         <w:rPr>
@@ -9613,6 +9688,7 @@
     <w:p>
       <w:pPr>
         <w:pStyle w:val="BodyText"/>
+        <w:spacing w:before="0" w:after="0"/>
       </w:pPr>
       <w:r>
         <w:rPr>
@@ -11417,6 +11493,14 @@
         <w:tblStyle w:val="Table"/>
         <w:tblW w:type="pct" w:w="5000"/>
         <w:tblLayout w:type="fixed"/>
+        <w:tblBorders>
+          <w:top w:val="single" w:sz="12" w:space="0" w:color="000000"/>
+          <w:left w:val="none" w:sz="0" w:space="0" w:color="auto"/>
+          <w:bottom w:val="single" w:sz="12" w:space="0" w:color="000000"/>
+          <w:right w:val="none" w:sz="0" w:space="0" w:color="auto"/>
+          <w:insideH w:val="none" w:sz="0" w:space="0" w:color="auto"/>
+          <w:insideV w:val="none" w:sz="0" w:space="0" w:color="auto"/>
+        </w:tblBorders>
         <w:tblLook w:firstRow="1" w:lastRow="0" w:firstColumn="0" w:lastColumn="0" w:noHBand="0" w:noVBand="0" w:val="0020"/>
       </w:tblPr>
       <w:tblGrid>
@@ -11430,7 +11514,11 @@
           <w:tblHeader w:val="on"/>
         </w:trPr>
         <w:tc>
-          <w:tcPr/>
+          <w:tcPr>
+            <w:tcBorders>
+              <w:bottom w:val="single" w:sz="8" w:space="0" w:color="000000"/>
+            </w:tcBorders>
+          </w:tcPr>
           <w:p>
             <w:pPr>
               <w:pStyle w:val="Compact"/>
@@ -11446,7 +11534,11 @@
           </w:p>
         </w:tc>
         <w:tc>
-          <w:tcPr/>
+          <w:tcPr>
+            <w:tcBorders>
+              <w:bottom w:val="single" w:sz="8" w:space="0" w:color="000000"/>
+            </w:tcBorders>
+          </w:tcPr>
           <w:p>
             <w:pPr>
               <w:pStyle w:val="Compact"/>
@@ -11483,7 +11575,11 @@
           </w:p>
         </w:tc>
         <w:tc>
-          <w:tcPr/>
+          <w:tcPr>
+            <w:tcBorders>
+              <w:bottom w:val="single" w:sz="8" w:space="0" w:color="000000"/>
+            </w:tcBorders>
+          </w:tcPr>
           <w:p>
             <w:pPr>
               <w:pStyle w:val="Compact"/>
@@ -11535,7 +11631,11 @@
           </w:p>
         </w:tc>
         <w:tc>
-          <w:tcPr/>
+          <w:tcPr>
+            <w:tcBorders>
+              <w:bottom w:val="single" w:sz="8" w:space="0" w:color="000000"/>
+            </w:tcBorders>
+          </w:tcPr>
           <w:p>
             <w:pPr>
               <w:pStyle w:val="Compact"/>
@@ -16395,6 +16495,14 @@
       <w:tblPr>
         <w:tblStyle w:val="Table"/>
         <w:tblW w:type="auto" w:w="0"/>
+        <w:tblBorders>
+          <w:top w:val="single" w:sz="12" w:space="0" w:color="000000"/>
+          <w:left w:val="none" w:sz="0" w:space="0" w:color="auto"/>
+          <w:bottom w:val="single" w:sz="12" w:space="0" w:color="000000"/>
+          <w:right w:val="none" w:sz="0" w:space="0" w:color="auto"/>
+          <w:insideH w:val="none" w:sz="0" w:space="0" w:color="auto"/>
+          <w:insideV w:val="none" w:sz="0" w:space="0" w:color="auto"/>
+        </w:tblBorders>
         <w:tblLook w:firstRow="1" w:lastRow="0" w:firstColumn="0" w:lastColumn="0" w:noHBand="0" w:noVBand="0" w:val="0020"/>
       </w:tblPr>
       <w:tblGrid>
@@ -16408,7 +16516,11 @@
           <w:tblHeader w:val="on"/>
         </w:trPr>
         <w:tc>
-          <w:tcPr/>
+          <w:tcPr>
+            <w:tcBorders>
+              <w:bottom w:val="single" w:sz="8" w:space="0" w:color="000000"/>
+            </w:tcBorders>
+          </w:tcPr>
           <w:p>
             <w:pPr>
               <w:pStyle w:val="Compact"/>
@@ -16417,7 +16529,11 @@
           </w:p>
         </w:tc>
         <w:tc>
-          <w:tcPr/>
+          <w:tcPr>
+            <w:tcBorders>
+              <w:bottom w:val="single" w:sz="8" w:space="0" w:color="000000"/>
+            </w:tcBorders>
+          </w:tcPr>
           <w:p>
             <w:pPr>
               <w:pStyle w:val="Compact"/>
@@ -16447,7 +16563,11 @@
           </w:p>
         </w:tc>
         <w:tc>
-          <w:tcPr/>
+          <w:tcPr>
+            <w:tcBorders>
+              <w:bottom w:val="single" w:sz="8" w:space="0" w:color="000000"/>
+            </w:tcBorders>
+          </w:tcPr>
           <w:p>
             <w:pPr>
               <w:pStyle w:val="Compact"/>
@@ -16477,7 +16597,11 @@
           </w:p>
         </w:tc>
         <w:tc>
-          <w:tcPr/>
+          <w:tcPr>
+            <w:tcBorders>
+              <w:bottom w:val="single" w:sz="8" w:space="0" w:color="000000"/>
+            </w:tcBorders>
+          </w:tcPr>
           <w:p>
             <w:pPr>
               <w:pStyle w:val="Compact"/>
@@ -20306,6 +20430,14 @@
       <w:tblPr>
         <w:tblStyle w:val="Table"/>
         <w:tblW w:type="auto" w:w="0"/>
+        <w:tblBorders>
+          <w:top w:val="single" w:sz="12" w:space="0" w:color="000000"/>
+          <w:left w:val="none" w:sz="0" w:space="0" w:color="auto"/>
+          <w:bottom w:val="single" w:sz="12" w:space="0" w:color="000000"/>
+          <w:right w:val="none" w:sz="0" w:space="0" w:color="auto"/>
+          <w:insideH w:val="none" w:sz="0" w:space="0" w:color="auto"/>
+          <w:insideV w:val="none" w:sz="0" w:space="0" w:color="auto"/>
+        </w:tblBorders>
         <w:tblLook w:firstRow="1" w:lastRow="0" w:firstColumn="0" w:lastColumn="0" w:noHBand="0" w:noVBand="0" w:val="0020"/>
       </w:tblPr>
       <w:tblGrid>
@@ -20322,7 +20454,11 @@
           <w:tblHeader w:val="on"/>
         </w:trPr>
         <w:tc>
-          <w:tcPr/>
+          <w:tcPr>
+            <w:tcBorders>
+              <w:bottom w:val="single" w:sz="8" w:space="0" w:color="000000"/>
+            </w:tcBorders>
+          </w:tcPr>
           <w:p>
             <w:pPr>
               <w:pStyle w:val="Compact"/>
@@ -20338,7 +20474,11 @@
           </w:p>
         </w:tc>
         <w:tc>
-          <w:tcPr/>
+          <w:tcPr>
+            <w:tcBorders>
+              <w:bottom w:val="single" w:sz="8" w:space="0" w:color="000000"/>
+            </w:tcBorders>
+          </w:tcPr>
           <w:p>
             <w:pPr>
               <w:pStyle w:val="Compact"/>
@@ -20354,7 +20494,11 @@
           </w:p>
         </w:tc>
         <w:tc>
-          <w:tcPr/>
+          <w:tcPr>
+            <w:tcBorders>
+              <w:bottom w:val="single" w:sz="8" w:space="0" w:color="000000"/>
+            </w:tcBorders>
+          </w:tcPr>
           <w:p>
             <w:pPr>
               <w:pStyle w:val="Compact"/>
@@ -20370,7 +20514,11 @@
           </w:p>
         </w:tc>
         <w:tc>
-          <w:tcPr/>
+          <w:tcPr>
+            <w:tcBorders>
+              <w:bottom w:val="single" w:sz="8" w:space="0" w:color="000000"/>
+            </w:tcBorders>
+          </w:tcPr>
           <w:p>
             <w:pPr>
               <w:pStyle w:val="Compact"/>
@@ -20386,7 +20534,11 @@
           </w:p>
         </w:tc>
         <w:tc>
-          <w:tcPr/>
+          <w:tcPr>
+            <w:tcBorders>
+              <w:bottom w:val="single" w:sz="8" w:space="0" w:color="000000"/>
+            </w:tcBorders>
+          </w:tcPr>
           <w:p>
             <w:pPr>
               <w:pStyle w:val="Compact"/>
@@ -20402,7 +20554,11 @@
           </w:p>
         </w:tc>
         <w:tc>
-          <w:tcPr/>
+          <w:tcPr>
+            <w:tcBorders>
+              <w:bottom w:val="single" w:sz="8" w:space="0" w:color="000000"/>
+            </w:tcBorders>
+          </w:tcPr>
           <w:p>
             <w:pPr>
               <w:pStyle w:val="Compact"/>
@@ -20418,7 +20574,11 @@
           </w:p>
         </w:tc>
         <w:tc>
-          <w:tcPr/>
+          <w:tcPr>
+            <w:tcBorders>
+              <w:bottom w:val="single" w:sz="8" w:space="0" w:color="000000"/>
+            </w:tcBorders>
+          </w:tcPr>
           <w:p>
             <w:pPr>
               <w:pStyle w:val="Compact"/>
@@ -24393,6 +24553,14 @@
         <w:tblStyle w:val="Table"/>
         <w:tblW w:type="pct" w:w="5000"/>
         <w:tblLayout w:type="fixed"/>
+        <w:tblBorders>
+          <w:top w:val="single" w:sz="12" w:space="0" w:color="000000"/>
+          <w:left w:val="none" w:sz="0" w:space="0" w:color="auto"/>
+          <w:bottom w:val="single" w:sz="12" w:space="0" w:color="000000"/>
+          <w:right w:val="none" w:sz="0" w:space="0" w:color="auto"/>
+          <w:insideH w:val="none" w:sz="0" w:space="0" w:color="auto"/>
+          <w:insideV w:val="none" w:sz="0" w:space="0" w:color="auto"/>
+        </w:tblBorders>
         <w:tblLook w:firstRow="1" w:lastRow="0" w:firstColumn="0" w:lastColumn="0" w:noHBand="0" w:noVBand="0" w:val="0020"/>
       </w:tblPr>
       <w:tblGrid>
@@ -24413,7 +24581,11 @@
           <w:tblHeader w:val="on"/>
         </w:trPr>
         <w:tc>
-          <w:tcPr/>
+          <w:tcPr>
+            <w:tcBorders>
+              <w:bottom w:val="single" w:sz="8" w:space="0" w:color="000000"/>
+            </w:tcBorders>
+          </w:tcPr>
           <w:p>
             <w:pPr>
               <w:pStyle w:val="Compact"/>
@@ -24429,7 +24601,11 @@
           </w:p>
         </w:tc>
         <w:tc>
-          <w:tcPr/>
+          <w:tcPr>
+            <w:tcBorders>
+              <w:bottom w:val="single" w:sz="8" w:space="0" w:color="000000"/>
+            </w:tcBorders>
+          </w:tcPr>
           <w:p>
             <w:pPr>
               <w:pStyle w:val="Compact"/>
@@ -24445,7 +24621,11 @@
           </w:p>
         </w:tc>
         <w:tc>
-          <w:tcPr/>
+          <w:tcPr>
+            <w:tcBorders>
+              <w:bottom w:val="single" w:sz="8" w:space="0" w:color="000000"/>
+            </w:tcBorders>
+          </w:tcPr>
           <w:p>
             <w:pPr>
               <w:pStyle w:val="Compact"/>
@@ -24461,7 +24641,11 @@
           </w:p>
         </w:tc>
         <w:tc>
-          <w:tcPr/>
+          <w:tcPr>
+            <w:tcBorders>
+              <w:bottom w:val="single" w:sz="8" w:space="0" w:color="000000"/>
+            </w:tcBorders>
+          </w:tcPr>
           <w:p>
             <w:pPr>
               <w:pStyle w:val="Compact"/>
@@ -24477,7 +24661,11 @@
           </w:p>
         </w:tc>
         <w:tc>
-          <w:tcPr/>
+          <w:tcPr>
+            <w:tcBorders>
+              <w:bottom w:val="single" w:sz="8" w:space="0" w:color="000000"/>
+            </w:tcBorders>
+          </w:tcPr>
           <w:p>
             <w:pPr>
               <w:pStyle w:val="Compact"/>
@@ -24493,7 +24681,11 @@
           </w:p>
         </w:tc>
         <w:tc>
-          <w:tcPr/>
+          <w:tcPr>
+            <w:tcBorders>
+              <w:bottom w:val="single" w:sz="8" w:space="0" w:color="000000"/>
+            </w:tcBorders>
+          </w:tcPr>
           <w:p>
             <w:pPr>
               <w:pStyle w:val="Compact"/>
@@ -24509,7 +24701,11 @@
           </w:p>
         </w:tc>
         <w:tc>
-          <w:tcPr/>
+          <w:tcPr>
+            <w:tcBorders>
+              <w:bottom w:val="single" w:sz="8" w:space="0" w:color="000000"/>
+            </w:tcBorders>
+          </w:tcPr>
           <w:p>
             <w:pPr>
               <w:pStyle w:val="Compact"/>
@@ -24525,7 +24721,11 @@
           </w:p>
         </w:tc>
         <w:tc>
-          <w:tcPr/>
+          <w:tcPr>
+            <w:tcBorders>
+              <w:bottom w:val="single" w:sz="8" w:space="0" w:color="000000"/>
+            </w:tcBorders>
+          </w:tcPr>
           <w:p>
             <w:pPr>
               <w:pStyle w:val="Compact"/>
@@ -24541,7 +24741,11 @@
           </w:p>
         </w:tc>
         <w:tc>
-          <w:tcPr/>
+          <w:tcPr>
+            <w:tcBorders>
+              <w:bottom w:val="single" w:sz="8" w:space="0" w:color="000000"/>
+            </w:tcBorders>
+          </w:tcPr>
           <w:p>
             <w:pPr>
               <w:pStyle w:val="Compact"/>
@@ -24557,7 +24761,11 @@
           </w:p>
         </w:tc>
         <w:tc>
-          <w:tcPr/>
+          <w:tcPr>
+            <w:tcBorders>
+              <w:bottom w:val="single" w:sz="8" w:space="0" w:color="000000"/>
+            </w:tcBorders>
+          </w:tcPr>
           <w:p>
             <w:pPr>
               <w:pStyle w:val="Compact"/>
@@ -24573,7 +24781,11 @@
           </w:p>
         </w:tc>
         <w:tc>
-          <w:tcPr/>
+          <w:tcPr>
+            <w:tcBorders>
+              <w:bottom w:val="single" w:sz="8" w:space="0" w:color="000000"/>
+            </w:tcBorders>
+          </w:tcPr>
           <w:p>
             <w:pPr>
               <w:pStyle w:val="Compact"/>
@@ -26950,6 +27162,14 @@
       <w:tblPr>
         <w:tblStyle w:val="Table"/>
         <w:tblW w:type="auto" w:w="0"/>
+        <w:tblBorders>
+          <w:top w:val="single" w:sz="12" w:space="0" w:color="000000"/>
+          <w:left w:val="none" w:sz="0" w:space="0" w:color="auto"/>
+          <w:bottom w:val="single" w:sz="12" w:space="0" w:color="000000"/>
+          <w:right w:val="none" w:sz="0" w:space="0" w:color="auto"/>
+          <w:insideH w:val="none" w:sz="0" w:space="0" w:color="auto"/>
+          <w:insideV w:val="none" w:sz="0" w:space="0" w:color="auto"/>
+        </w:tblBorders>
         <w:tblLook w:firstRow="1" w:lastRow="0" w:firstColumn="0" w:lastColumn="0" w:noHBand="0" w:noVBand="0" w:val="0020"/>
       </w:tblPr>
       <w:tblGrid>
@@ -26963,7 +27183,11 @@
           <w:tblHeader w:val="on"/>
         </w:trPr>
         <w:tc>
-          <w:tcPr/>
+          <w:tcPr>
+            <w:tcBorders>
+              <w:bottom w:val="single" w:sz="8" w:space="0" w:color="000000"/>
+            </w:tcBorders>
+          </w:tcPr>
           <w:p>
             <w:pPr>
               <w:pStyle w:val="Compact"/>
@@ -26986,7 +27210,11 @@
           </w:p>
         </w:tc>
         <w:tc>
-          <w:tcPr/>
+          <w:tcPr>
+            <w:tcBorders>
+              <w:bottom w:val="single" w:sz="8" w:space="0" w:color="000000"/>
+            </w:tcBorders>
+          </w:tcPr>
           <w:p>
             <w:pPr>
               <w:pStyle w:val="Compact"/>
@@ -26995,7 +27223,11 @@
           </w:p>
         </w:tc>
         <w:tc>
-          <w:tcPr/>
+          <w:tcPr>
+            <w:tcBorders>
+              <w:bottom w:val="single" w:sz="8" w:space="0" w:color="000000"/>
+            </w:tcBorders>
+          </w:tcPr>
           <w:p>
             <w:pPr>
               <w:pStyle w:val="Compact"/>
@@ -27018,7 +27250,11 @@
           </w:p>
         </w:tc>
         <w:tc>
-          <w:tcPr/>
+          <w:tcPr>
+            <w:tcBorders>
+              <w:bottom w:val="single" w:sz="8" w:space="0" w:color="000000"/>
+            </w:tcBorders>
+          </w:tcPr>
           <w:p>
             <w:pPr>
               <w:pStyle w:val="Compact"/>
@@ -28446,6 +28682,14 @@
         <w:tblStyle w:val="Table"/>
         <w:tblW w:type="pct" w:w="5000"/>
         <w:tblLayout w:type="fixed"/>
+        <w:tblBorders>
+          <w:top w:val="single" w:sz="12" w:space="0" w:color="000000"/>
+          <w:left w:val="none" w:sz="0" w:space="0" w:color="auto"/>
+          <w:bottom w:val="single" w:sz="12" w:space="0" w:color="000000"/>
+          <w:right w:val="none" w:sz="0" w:space="0" w:color="auto"/>
+          <w:insideH w:val="none" w:sz="0" w:space="0" w:color="auto"/>
+          <w:insideV w:val="none" w:sz="0" w:space="0" w:color="auto"/>
+        </w:tblBorders>
         <w:tblLook w:firstRow="1" w:lastRow="0" w:firstColumn="0" w:lastColumn="0" w:noHBand="0" w:noVBand="0" w:val="0020"/>
       </w:tblPr>
       <w:tblGrid>
@@ -28463,7 +28707,11 @@
           <w:tblHeader w:val="on"/>
         </w:trPr>
         <w:tc>
-          <w:tcPr/>
+          <w:tcPr>
+            <w:tcBorders>
+              <w:bottom w:val="single" w:sz="8" w:space="0" w:color="000000"/>
+            </w:tcBorders>
+          </w:tcPr>
           <w:p>
             <w:pPr>
               <w:pStyle w:val="Compact"/>
@@ -28486,7 +28734,11 @@
           </w:p>
         </w:tc>
         <w:tc>
-          <w:tcPr/>
+          <w:tcPr>
+            <w:tcBorders>
+              <w:bottom w:val="single" w:sz="8" w:space="0" w:color="000000"/>
+            </w:tcBorders>
+          </w:tcPr>
           <w:p>
             <w:pPr>
               <w:pStyle w:val="Compact"/>
@@ -28502,7 +28754,11 @@
           </w:p>
         </w:tc>
         <w:tc>
-          <w:tcPr/>
+          <w:tcPr>
+            <w:tcBorders>
+              <w:bottom w:val="single" w:sz="8" w:space="0" w:color="000000"/>
+            </w:tcBorders>
+          </w:tcPr>
           <w:p>
             <w:pPr>
               <w:pStyle w:val="Compact"/>
@@ -28518,7 +28774,11 @@
           </w:p>
         </w:tc>
         <w:tc>
-          <w:tcPr/>
+          <w:tcPr>
+            <w:tcBorders>
+              <w:bottom w:val="single" w:sz="8" w:space="0" w:color="000000"/>
+            </w:tcBorders>
+          </w:tcPr>
           <w:p>
             <w:pPr>
               <w:pStyle w:val="Compact"/>
@@ -28534,7 +28794,11 @@
           </w:p>
         </w:tc>
         <w:tc>
-          <w:tcPr/>
+          <w:tcPr>
+            <w:tcBorders>
+              <w:bottom w:val="single" w:sz="8" w:space="0" w:color="000000"/>
+            </w:tcBorders>
+          </w:tcPr>
           <w:p>
             <w:pPr>
               <w:pStyle w:val="Compact"/>
@@ -28550,7 +28814,11 @@
           </w:p>
         </w:tc>
         <w:tc>
-          <w:tcPr/>
+          <w:tcPr>
+            <w:tcBorders>
+              <w:bottom w:val="single" w:sz="8" w:space="0" w:color="000000"/>
+            </w:tcBorders>
+          </w:tcPr>
           <w:p>
             <w:pPr>
               <w:pStyle w:val="Compact"/>
@@ -28566,7 +28834,11 @@
           </w:p>
         </w:tc>
         <w:tc>
-          <w:tcPr/>
+          <w:tcPr>
+            <w:tcBorders>
+              <w:bottom w:val="single" w:sz="8" w:space="0" w:color="000000"/>
+            </w:tcBorders>
+          </w:tcPr>
           <w:p>
             <w:pPr>
               <w:pStyle w:val="Compact"/>
@@ -28582,7 +28854,11 @@
           </w:p>
         </w:tc>
         <w:tc>
-          <w:tcPr/>
+          <w:tcPr>
+            <w:tcBorders>
+              <w:bottom w:val="single" w:sz="8" w:space="0" w:color="000000"/>
+            </w:tcBorders>
+          </w:tcPr>
           <w:p>
             <w:pPr>
               <w:pStyle w:val="Compact"/>
@@ -30593,7 +30869,6 @@
     <w:bookmarkEnd w:id="79"/>
     <w:bookmarkEnd w:id="80"/>
     <w:sectPr>
-      <w:headerReference w:type="default" r:id="rId76"/>
       <w:footerReference w:type="default" r:id="rId10"/>
       <w:footnotePr>
         <w:numRestart w:val="eachSect"/>
@@ -30620,16 +30895,6 @@
       <w:rPr>
         <w:rFonts w:ascii="Times New Roman" w:hAnsi="Times New Roman" w:eastAsia="Times New Roman" w:cs="Times New Roman"/>
         <w:b w:val="0"/>
-        <w:color w:val="000000"/>
-        <w:sz w:val="20"/>
-      </w:rPr>
-      <w:t xml:space="preserve">第 </w:t>
-    </w:r>
-    <w:r>
-      <w:rPr>
-        <w:rFonts w:ascii="Times New Roman" w:hAnsi="Times New Roman" w:eastAsia="Times New Roman" w:cs="Times New Roman"/>
-        <w:b w:val="0"/>
-        <w:color w:val="000000"/>
         <w:sz w:val="20"/>
       </w:rPr>
       <w:fldChar w:fldCharType="begin"/>
@@ -30638,7 +30903,6 @@
       <w:rPr>
         <w:rFonts w:ascii="Times New Roman" w:hAnsi="Times New Roman" w:eastAsia="Times New Roman" w:cs="Times New Roman"/>
         <w:b w:val="0"/>
-        <w:color w:val="000000"/>
         <w:sz w:val="20"/>
       </w:rPr>
       <w:instrText xml:space="preserve"> PAGE </w:instrText>
@@ -30647,91 +30911,9 @@
       <w:rPr>
         <w:rFonts w:ascii="Times New Roman" w:hAnsi="Times New Roman" w:eastAsia="Times New Roman" w:cs="Times New Roman"/>
         <w:b w:val="0"/>
-        <w:color w:val="000000"/>
-        <w:sz w:val="20"/>
-      </w:rPr>
-      <w:fldChar w:fldCharType="separate"/>
-    </w:r>
-    <w:r>
-      <w:rPr>
-        <w:rFonts w:ascii="Times New Roman" w:hAnsi="Times New Roman" w:eastAsia="Times New Roman" w:cs="Times New Roman"/>
-        <w:b w:val="0"/>
-        <w:color w:val="000000"/>
-        <w:sz w:val="20"/>
-      </w:rPr>
-      <w:t>1</w:t>
-    </w:r>
-    <w:r>
-      <w:rPr>
-        <w:rFonts w:ascii="Times New Roman" w:hAnsi="Times New Roman" w:eastAsia="Times New Roman" w:cs="Times New Roman"/>
-        <w:b w:val="0"/>
-        <w:color w:val="000000"/>
         <w:sz w:val="20"/>
       </w:rPr>
       <w:fldChar w:fldCharType="end"/>
-    </w:r>
-    <w:r>
-      <w:rPr>
-        <w:rFonts w:ascii="Times New Roman" w:hAnsi="Times New Roman" w:eastAsia="Times New Roman" w:cs="Times New Roman"/>
-        <w:b w:val="0"/>
-        <w:color w:val="000000"/>
-        <w:sz w:val="20"/>
-      </w:rPr>
-      <w:t xml:space="preserve"> 页 / 共 </w:t>
-    </w:r>
-    <w:r>
-      <w:rPr>
-        <w:rFonts w:ascii="Times New Roman" w:hAnsi="Times New Roman" w:eastAsia="Times New Roman" w:cs="Times New Roman"/>
-        <w:b w:val="0"/>
-        <w:color w:val="000000"/>
-        <w:sz w:val="20"/>
-      </w:rPr>
-      <w:fldChar w:fldCharType="begin"/>
-    </w:r>
-    <w:r>
-      <w:rPr>
-        <w:rFonts w:ascii="Times New Roman" w:hAnsi="Times New Roman" w:eastAsia="Times New Roman" w:cs="Times New Roman"/>
-        <w:b w:val="0"/>
-        <w:color w:val="000000"/>
-        <w:sz w:val="20"/>
-      </w:rPr>
-      <w:instrText xml:space="preserve"> NUMPAGES </w:instrText>
-    </w:r>
-    <w:r>
-      <w:rPr>
-        <w:rFonts w:ascii="Times New Roman" w:hAnsi="Times New Roman" w:eastAsia="Times New Roman" w:cs="Times New Roman"/>
-        <w:b w:val="0"/>
-        <w:color w:val="000000"/>
-        <w:sz w:val="20"/>
-      </w:rPr>
-      <w:fldChar w:fldCharType="separate"/>
-    </w:r>
-    <w:r>
-      <w:rPr>
-        <w:rFonts w:ascii="Times New Roman" w:hAnsi="Times New Roman" w:eastAsia="Times New Roman" w:cs="Times New Roman"/>
-        <w:b w:val="0"/>
-        <w:color w:val="000000"/>
-        <w:sz w:val="20"/>
-      </w:rPr>
-      <w:t>1</w:t>
-    </w:r>
-    <w:r>
-      <w:rPr>
-        <w:rFonts w:ascii="Times New Roman" w:hAnsi="Times New Roman" w:eastAsia="Times New Roman" w:cs="Times New Roman"/>
-        <w:b w:val="0"/>
-        <w:color w:val="000000"/>
-        <w:sz w:val="20"/>
-      </w:rPr>
-      <w:fldChar w:fldCharType="end"/>
-    </w:r>
-    <w:r>
-      <w:rPr>
-        <w:rFonts w:ascii="Times New Roman" w:hAnsi="Times New Roman" w:eastAsia="Times New Roman" w:cs="Times New Roman"/>
-        <w:b w:val="0"/>
-        <w:color w:val="000000"/>
-        <w:sz w:val="20"/>
-      </w:rPr>
-      <w:t xml:space="preserve"> 页</w:t>
     </w:r>
   </w:p>
 </w:ftr>
@@ -30754,28 +30936,6 @@
     </w:p>
   </w:footnote>
 </w:footnotes>
-</file>
-
-<file path=word/header1.xml><?xml version="1.0" encoding="utf-8"?>
-<w:hdr xmlns:m="http://schemas.openxmlformats.org/officeDocument/2006/math" xmlns:mc="http://schemas.openxmlformats.org/markup-compatibility/2006" xmlns:mo="http://schemas.microsoft.com/office/mac/office/2008/main" xmlns:mv="urn:schemas-microsoft-com:mac:vml" xmlns:o="urn:schemas-microsoft-com:office:office" xmlns:r="http://schemas.openxmlformats.org/officeDocument/2006/relationships" xmlns:v="urn:schemas-microsoft-com:vml" xmlns:w10="urn:schemas-microsoft-com:office:word" xmlns:w14="http://schemas.microsoft.com/office/word/2010/wordml" xmlns:w="http://schemas.openxmlformats.org/wordprocessingml/2006/main" xmlns:wne="http://schemas.microsoft.com/office/word/2006/wordml" xmlns:wp14="http://schemas.microsoft.com/office/word/2010/wordprocessingDrawing" xmlns:wp="http://schemas.openxmlformats.org/drawingml/2006/wordprocessingDrawing" xmlns:wpc="http://schemas.microsoft.com/office/word/2010/wordprocessingCanvas" xmlns:wpg="http://schemas.microsoft.com/office/word/2010/wordprocessingGroup" xmlns:wpi="http://schemas.microsoft.com/office/word/2010/wordprocessingInk" xmlns:wps="http://schemas.microsoft.com/office/word/2010/wordprocessingShape" mc:Ignorable="w14 wp14">
-  <w:p>
-    <w:pPr>
-      <w:jc w:val="right"/>
-      <w:pBdr>
-        <w:bottom w:val="single" w:sz="4" w:space="2" w:color="000000"/>
-      </w:pBdr>
-    </w:pPr>
-    <w:r>
-      <w:rPr>
-        <w:rFonts w:ascii="Times New Roman" w:hAnsi="Times New Roman" w:eastAsia="Times New Roman" w:cs="Times New Roman"/>
-        <w:b w:val="0"/>
-        <w:color w:val="000000"/>
-        <w:sz w:val="18"/>
-      </w:rPr>
-      <w:t xml:space="preserve">第一轮结构化学 · 元素周期律 · 练习</w:t>
-    </w:r>
-  </w:p>
-</w:hdr>
 </file>
 
 <file path=word/numbering.xml><?xml version="1.0" encoding="utf-8"?>

--- a/00-首页/题组Word/第一轮·竞赛教材版/第一轮结构·2-元素周期律（学生版-打印版）.docx
+++ b/00-首页/题组Word/第一轮·竞赛教材版/第一轮结构·2-元素周期律（学生版-打印版）.docx
@@ -6,8 +6,9 @@
     <w:p>
       <w:pPr>
         <w:pStyle w:val="Heading1"/>
-        <w:spacing w:before="280" w:after="120"/>
+        <w:spacing w:before="0" w:after="240"/>
         <w:jc w:val="center"/>
+        <w:keepNext/>
       </w:pPr>
       <w:r>
         <w:rPr>
@@ -38,6 +39,60 @@
           <w:rFonts w:hint="eastAsia" w:ascii="Times New Roman" w:hAnsi="Times New Roman" w:eastAsia="SimHei" w:cs="Times New Roman"/>
         </w:rPr>
         <w:t>练习</w:t>
+      </w:r>
+    </w:p>
+    <w:p>
+      <w:pPr>
+        <w:pStyle w:val="BlockText"/>
+        <w:ind w:firstLine="420"/>
+      </w:pPr>
+      <w:r>
+        <w:rPr>
+          <w:rFonts w:hint="eastAsia" w:ascii="Times New Roman" w:hAnsi="Times New Roman" w:eastAsia="FangSong" w:cs="Times New Roman"/>
+        </w:rPr>
+        <w:t xml:space="preserve">共</w:t>
+      </w:r>
+      <w:r>
+        <w:rPr>
+          <w:rFonts w:ascii="Times New Roman" w:hAnsi="Times New Roman" w:eastAsia="Times New Roman" w:cs="Times New Roman"/>
+        </w:rPr>
+        <w:t xml:space="preserve"> 40 </w:t>
+      </w:r>
+      <w:r>
+        <w:rPr>
+          <w:rFonts w:hint="eastAsia" w:ascii="Times New Roman" w:hAnsi="Times New Roman" w:eastAsia="FangSong" w:cs="Times New Roman"/>
+        </w:rPr>
+        <w:t>题</w:t>
+      </w:r>
+      <w:r>
+        <w:rPr>
+          <w:rFonts w:hint="eastAsia" w:ascii="Times New Roman" w:hAnsi="Times New Roman" w:eastAsia="Times New Roman" w:cs="Times New Roman"/>
+        </w:rPr>
+        <w:t>。</w:t>
+      </w:r>
+      <w:r>
+        <w:rPr>
+          <w:rFonts w:hint="eastAsia" w:ascii="Times New Roman" w:hAnsi="Times New Roman" w:eastAsia="FangSong" w:cs="Times New Roman"/>
+        </w:rPr>
+        <w:t>建议先独立完成</w:t>
+      </w:r>
+      <w:r>
+        <w:rPr>
+          <w:rFonts w:hint="eastAsia" w:ascii="Times New Roman" w:hAnsi="Times New Roman" w:eastAsia="Times New Roman" w:cs="Times New Roman"/>
+        </w:rPr>
+        <w:t>，</w:t>
+      </w:r>
+      <w:r>
+        <w:rPr>
+          <w:rFonts w:hint="eastAsia" w:ascii="Times New Roman" w:hAnsi="Times New Roman" w:eastAsia="FangSong" w:cs="Times New Roman"/>
+        </w:rPr>
+        <w:t>再核对答案</w:t>
+      </w:r>
+      <w:r>
+        <w:rPr>
+          <w:rFonts w:hint="eastAsia" w:ascii="Times New Roman" w:hAnsi="Times New Roman" w:eastAsia="Times New Roman" w:cs="Times New Roman"/>
+        </w:rPr>
+        <w:t>。</w:t>
       </w:r>
     </w:p>
     <w:p>
@@ -54,7 +109,8 @@
     <w:p>
       <w:pPr>
         <w:pStyle w:val="Heading2"/>
-        <w:spacing w:before="280" w:after="120"/>
+        <w:spacing w:before="280" w:after="80"/>
+        <w:keepNext/>
       </w:pPr>
       <w:r>
         <w:rPr>
@@ -91,6 +147,7 @@
     <w:p>
       <w:pPr>
         <w:pStyle w:val="FirstParagraph"/>
+        <w:ind w:firstLine="420"/>
       </w:pPr>
       <w:r>
         <w:rPr>
@@ -237,7 +294,7 @@
         </w:rPr>
         <w:drawing>
           <wp:inline>
-            <wp:extent cx="3597477" cy="2156603"/>
+            <wp:extent cx="3600000" cy="2419047"/>
             <wp:effectExtent b="0" l="0" r="0" t="0"/>
             <wp:docPr descr="" title="" id="10" name="Picture"/>
             <a:graphic>
@@ -258,7 +315,7 @@
                   <pic:spPr bwMode="auto">
                     <a:xfrm>
                       <a:off x="0" y="0"/>
-                      <a:ext cx="3597477" cy="2156603"/>
+                      <a:ext cx="3600000" cy="2419047"/>
                     </a:xfrm>
                     <a:prstGeom prst="rect">
                       <a:avLst/>
@@ -721,7 +778,11 @@
     <w:p>
       <w:pPr>
         <w:pStyle w:val="Compact"/>
-        <w:spacing w:before="0" w:after="0"/>
+        <w:numPr>
+          <w:ilvl w:val="0"/>
+          <w:numId w:val="1001"/>
+        </w:numPr>
+        <w:ind w:firstLine="420"/>
       </w:pPr>
       <w:r>
         <w:rPr>
@@ -751,7 +812,11 @@
     <w:p>
       <w:pPr>
         <w:pStyle w:val="Compact"/>
-        <w:spacing w:before="0" w:after="0"/>
+        <w:numPr>
+          <w:ilvl w:val="0"/>
+          <w:numId w:val="1001"/>
+        </w:numPr>
+        <w:ind w:firstLine="420"/>
       </w:pPr>
       <w:r>
         <w:rPr>
@@ -781,7 +846,11 @@
     <w:p>
       <w:pPr>
         <w:pStyle w:val="Compact"/>
-        <w:spacing w:before="0" w:after="0"/>
+        <w:numPr>
+          <w:ilvl w:val="0"/>
+          <w:numId w:val="1001"/>
+        </w:numPr>
+        <w:ind w:firstLine="420"/>
       </w:pPr>
       <w:r>
         <w:rPr>
@@ -799,7 +868,11 @@
     <w:p>
       <w:pPr>
         <w:pStyle w:val="Compact"/>
-        <w:spacing w:before="0" w:after="0"/>
+        <w:numPr>
+          <w:ilvl w:val="0"/>
+          <w:numId w:val="1001"/>
+        </w:numPr>
+        <w:ind w:firstLine="420"/>
       </w:pPr>
       <w:r>
         <w:rPr>
@@ -828,13 +901,13 @@
     </w:p>
     <w:p>
       <w:pPr>
-        <w:spacing w:before="0" w:after="0"/>
-      </w:pPr>
-    </w:p>
-    <w:p>
-      <w:pPr>
-        <w:spacing w:before="0" w:after="0"/>
-      </w:pPr>
+        <w:spacing w:before="160" w:after="80"/>
+      </w:pPr>
+      <w:r>
+        <w:pict>
+          <v:rect style="width:0;height:1.5pt" o:hralign="center" o:hrstd="t" o:hr="t"/>
+        </w:pict>
+      </w:r>
     </w:p>
     <w:p>
       <w:pPr>
@@ -875,6 +948,7 @@
     <w:p>
       <w:pPr>
         <w:pStyle w:val="FirstParagraph"/>
+        <w:ind w:firstLine="420"/>
       </w:pPr>
       <w:r>
         <w:rPr>
@@ -916,7 +990,11 @@
     <w:p>
       <w:pPr>
         <w:pStyle w:val="Compact"/>
-        <w:spacing w:before="0" w:after="0"/>
+        <w:numPr>
+          <w:ilvl w:val="0"/>
+          <w:numId w:val="1002"/>
+        </w:numPr>
+        <w:ind w:firstLine="420"/>
       </w:pPr>
       <w:r>
         <w:rPr>
@@ -984,7 +1062,11 @@
     <w:p>
       <w:pPr>
         <w:pStyle w:val="Compact"/>
-        <w:spacing w:before="0" w:after="0"/>
+        <w:numPr>
+          <w:ilvl w:val="0"/>
+          <w:numId w:val="1002"/>
+        </w:numPr>
+        <w:ind w:firstLine="420"/>
       </w:pPr>
       <w:r>
         <w:rPr>
@@ -1027,7 +1109,11 @@
     <w:p>
       <w:pPr>
         <w:pStyle w:val="Compact"/>
-        <w:spacing w:before="0" w:after="0"/>
+        <w:numPr>
+          <w:ilvl w:val="0"/>
+          <w:numId w:val="1002"/>
+        </w:numPr>
+        <w:ind w:firstLine="420"/>
       </w:pPr>
       <w:r>
         <w:rPr>
@@ -1133,7 +1219,11 @@
     <w:p>
       <w:pPr>
         <w:pStyle w:val="Compact"/>
-        <w:spacing w:before="0" w:after="0"/>
+        <w:numPr>
+          <w:ilvl w:val="0"/>
+          <w:numId w:val="1002"/>
+        </w:numPr>
+        <w:ind w:firstLine="420"/>
       </w:pPr>
       <w:r>
         <w:rPr>
@@ -1212,13 +1302,13 @@
     </w:p>
     <w:p>
       <w:pPr>
-        <w:spacing w:before="0" w:after="0"/>
-      </w:pPr>
-    </w:p>
-    <w:p>
-      <w:pPr>
-        <w:spacing w:before="0" w:after="0"/>
-      </w:pPr>
+        <w:spacing w:before="160" w:after="80"/>
+      </w:pPr>
+      <w:r>
+        <w:pict>
+          <v:rect style="width:0;height:1.5pt" o:hralign="center" o:hrstd="t" o:hr="t"/>
+        </w:pict>
+      </w:r>
     </w:p>
     <w:p>
       <w:pPr>
@@ -1259,6 +1349,7 @@
     <w:p>
       <w:pPr>
         <w:pStyle w:val="FirstParagraph"/>
+        <w:ind w:firstLine="420"/>
       </w:pPr>
       <w:r>
         <w:rPr>
@@ -1401,28 +1492,13 @@
     </w:p>
     <w:p>
       <w:pPr>
-        <w:spacing w:before="0" w:after="0"/>
-      </w:pPr>
-    </w:p>
-    <w:p>
-      <w:pPr>
-        <w:spacing w:before="0" w:after="0"/>
-      </w:pPr>
-    </w:p>
-    <w:p>
-      <w:pPr>
-        <w:spacing w:before="0" w:after="0"/>
-      </w:pPr>
-    </w:p>
-    <w:p>
-      <w:pPr>
-        <w:spacing w:before="0" w:after="0"/>
-      </w:pPr>
-    </w:p>
-    <w:p>
-      <w:pPr>
-        <w:spacing w:before="0" w:after="0"/>
-      </w:pPr>
+        <w:spacing w:before="160" w:after="80"/>
+      </w:pPr>
+      <w:r>
+        <w:pict>
+          <v:rect style="width:0;height:1.5pt" o:hralign="center" o:hrstd="t" o:hr="t"/>
+        </w:pict>
+      </w:r>
     </w:p>
     <w:p>
       <w:pPr>
@@ -1463,6 +1539,7 @@
     <w:p>
       <w:pPr>
         <w:pStyle w:val="FirstParagraph"/>
+        <w:ind w:firstLine="420"/>
       </w:pPr>
       <w:r>
         <w:rPr>
@@ -1689,28 +1766,13 @@
     </w:p>
     <w:p>
       <w:pPr>
-        <w:spacing w:before="0" w:after="0"/>
-      </w:pPr>
-    </w:p>
-    <w:p>
-      <w:pPr>
-        <w:spacing w:before="0" w:after="0"/>
-      </w:pPr>
-    </w:p>
-    <w:p>
-      <w:pPr>
-        <w:spacing w:before="0" w:after="0"/>
-      </w:pPr>
-    </w:p>
-    <w:p>
-      <w:pPr>
-        <w:spacing w:before="0" w:after="0"/>
-      </w:pPr>
-    </w:p>
-    <w:p>
-      <w:pPr>
-        <w:spacing w:before="0" w:after="0"/>
-      </w:pPr>
+        <w:spacing w:before="160" w:after="80"/>
+      </w:pPr>
+      <w:r>
+        <w:pict>
+          <v:rect style="width:0;height:1.5pt" o:hralign="center" o:hrstd="t" o:hr="t"/>
+        </w:pict>
+      </w:r>
     </w:p>
     <w:p>
       <w:pPr>
@@ -1751,6 +1813,7 @@
     <w:p>
       <w:pPr>
         <w:pStyle w:val="FirstParagraph"/>
+        <w:ind w:firstLine="420"/>
       </w:pPr>
       <w:r>
         <w:rPr>
@@ -1767,14 +1830,12 @@
     </w:p>
     <w:p>
       <w:pPr>
-        <w:pStyle w:val="BodyText"/>
-      </w:pPr>
-      <w:r>
-        <w:rPr>
-          <w:rFonts w:ascii="Times New Roman" w:hAnsi="Times New Roman" w:eastAsia="Times New Roman" w:cs="Times New Roman"/>
-        </w:rPr>
-        <w:t xml:space="preserve">2-1 </w:t>
-      </w:r>
+        <w:numPr>
+          <w:ilvl w:val="0"/>
+          <w:numId w:val="1003"/>
+        </w:numPr>
+        <w:ind w:firstLine="420"/>
+      </w:pPr>
       <w:r>
         <w:rPr>
           <w:rFonts w:hint="eastAsia" w:ascii="Times New Roman" w:hAnsi="Times New Roman" w:eastAsia="FangSong" w:cs="Times New Roman"/>
@@ -1828,14 +1889,12 @@
     </w:p>
     <w:p>
       <w:pPr>
-        <w:pStyle w:val="BodyText"/>
-      </w:pPr>
-      <w:r>
-        <w:rPr>
-          <w:rFonts w:ascii="Times New Roman" w:hAnsi="Times New Roman" w:eastAsia="Times New Roman" w:cs="Times New Roman"/>
-        </w:rPr>
-        <w:t xml:space="preserve">2-2 </w:t>
-      </w:r>
+        <w:numPr>
+          <w:ilvl w:val="0"/>
+          <w:numId w:val="1003"/>
+        </w:numPr>
+        <w:ind w:firstLine="420"/>
+      </w:pPr>
       <w:r>
         <w:rPr>
           <w:rFonts w:hint="eastAsia" w:ascii="Times New Roman" w:hAnsi="Times New Roman" w:eastAsia="Times New Roman" w:cs="Times New Roman"/>
@@ -1933,14 +1992,12 @@
     </w:p>
     <w:p>
       <w:pPr>
-        <w:pStyle w:val="BodyText"/>
-      </w:pPr>
-      <w:r>
-        <w:rPr>
-          <w:rFonts w:ascii="Times New Roman" w:hAnsi="Times New Roman" w:eastAsia="Times New Roman" w:cs="Times New Roman"/>
-        </w:rPr>
-        <w:t xml:space="preserve">2-3 </w:t>
-      </w:r>
+        <w:numPr>
+          <w:ilvl w:val="0"/>
+          <w:numId w:val="1003"/>
+        </w:numPr>
+        <w:ind w:firstLine="420"/>
+      </w:pPr>
       <w:r>
         <w:rPr>
           <w:rFonts w:hint="eastAsia" w:ascii="Times New Roman" w:hAnsi="Times New Roman" w:eastAsia="FangSong" w:cs="Times New Roman"/>
@@ -1998,14 +2055,12 @@
     </w:p>
     <w:p>
       <w:pPr>
-        <w:pStyle w:val="BodyText"/>
-      </w:pPr>
-      <w:r>
-        <w:rPr>
-          <w:rFonts w:ascii="Times New Roman" w:hAnsi="Times New Roman" w:eastAsia="Times New Roman" w:cs="Times New Roman"/>
-        </w:rPr>
-        <w:t xml:space="preserve">2-4 </w:t>
-      </w:r>
+        <w:numPr>
+          <w:ilvl w:val="0"/>
+          <w:numId w:val="1003"/>
+        </w:numPr>
+        <w:ind w:firstLine="420"/>
+      </w:pPr>
       <w:r>
         <w:rPr>
           <w:rFonts w:hint="eastAsia" w:ascii="Times New Roman" w:hAnsi="Times New Roman" w:eastAsia="FangSong" w:cs="Times New Roman"/>
@@ -2033,20 +2088,12 @@
     </w:p>
     <w:p>
       <w:pPr>
-        <w:pStyle w:val="BodyText"/>
-      </w:pPr>
-      <w:r>
-        <w:rPr>
-          <w:rFonts w:ascii="Times New Roman" w:hAnsi="Times New Roman" w:eastAsia="Times New Roman" w:cs="Times New Roman"/>
-        </w:rPr>
-        <w:t xml:space="preserve">2-5</w:t>
-      </w:r>
-      <w:r>
-        <w:rPr>
-          <w:rFonts w:ascii="Times New Roman" w:hAnsi="Times New Roman" w:eastAsia="Times New Roman" w:cs="Times New Roman"/>
-        </w:rPr>
-        <w:t xml:space="preserve"> </w:t>
-      </w:r>
+        <w:numPr>
+          <w:ilvl w:val="0"/>
+          <w:numId w:val="1003"/>
+        </w:numPr>
+        <w:ind w:firstLine="420"/>
+      </w:pPr>
       <m:oMath>
         <m:oMathPr>
           <m:ctrlPr>
@@ -2268,14 +2315,12 @@
     </w:p>
     <w:p>
       <w:pPr>
-        <w:pStyle w:val="BodyText"/>
-      </w:pPr>
-      <w:r>
-        <w:rPr>
-          <w:rFonts w:ascii="Times New Roman" w:hAnsi="Times New Roman" w:eastAsia="Times New Roman" w:cs="Times New Roman"/>
-        </w:rPr>
-        <w:t xml:space="preserve">2-6 </w:t>
-      </w:r>
+        <w:numPr>
+          <w:ilvl w:val="0"/>
+          <w:numId w:val="1003"/>
+        </w:numPr>
+        <w:ind w:firstLine="420"/>
+      </w:pPr>
       <w:r>
         <w:rPr>
           <w:rFonts w:hint="eastAsia" w:ascii="Times New Roman" w:hAnsi="Times New Roman" w:eastAsia="FangSong" w:cs="Times New Roman"/>
@@ -2303,28 +2348,13 @@
     </w:p>
     <w:p>
       <w:pPr>
-        <w:spacing w:before="0" w:after="0"/>
-      </w:pPr>
-    </w:p>
-    <w:p>
-      <w:pPr>
-        <w:spacing w:before="0" w:after="0"/>
-      </w:pPr>
-    </w:p>
-    <w:p>
-      <w:pPr>
-        <w:spacing w:before="0" w:after="0"/>
-      </w:pPr>
-    </w:p>
-    <w:p>
-      <w:pPr>
-        <w:spacing w:before="0" w:after="0"/>
-      </w:pPr>
-    </w:p>
-    <w:p>
-      <w:pPr>
-        <w:spacing w:before="0" w:after="0"/>
-      </w:pPr>
+        <w:spacing w:before="160" w:after="80"/>
+      </w:pPr>
+      <w:r>
+        <w:pict>
+          <v:rect style="width:0;height:1.5pt" o:hralign="center" o:hrstd="t" o:hr="t"/>
+        </w:pict>
+      </w:r>
     </w:p>
     <w:p>
       <w:pPr>
@@ -2365,6 +2395,7 @@
     <w:p>
       <w:pPr>
         <w:pStyle w:val="FirstParagraph"/>
+        <w:ind w:firstLine="420"/>
       </w:pPr>
       <w:r>
         <w:rPr>
@@ -2598,7 +2629,7 @@
           <m:sSubSup>
             <m:e>
               <m:r>
-                <m:t xml:space="preserve"> </m:t>
+                <m:t>​</m:t>
               </m:r>
             </m:e>
             <m:sub>
@@ -2627,7 +2658,7 @@
           <m:sSubSup>
             <m:e>
               <m:r>
-                <m:t xml:space="preserve"> </m:t>
+                <m:t>​</m:t>
               </m:r>
             </m:e>
             <m:sub>
@@ -2656,7 +2687,7 @@
           <m:sSubSup>
             <m:e>
               <m:r>
-                <m:t xml:space="preserve"> </m:t>
+                <m:t>​</m:t>
               </m:r>
             </m:e>
             <m:sub>
@@ -2691,7 +2722,7 @@
           <m:sSubSup>
             <m:e>
               <m:r>
-                <m:t xml:space="preserve"> </m:t>
+                <m:t>​</m:t>
               </m:r>
             </m:e>
             <m:sub>
@@ -2720,7 +2751,7 @@
           <m:sSubSup>
             <m:e>
               <m:r>
-                <m:t xml:space="preserve"> </m:t>
+                <m:t>​</m:t>
               </m:r>
             </m:e>
             <m:sub>
@@ -2803,7 +2834,7 @@
           <m:sSubSup>
             <m:e>
               <m:r>
-                <m:t xml:space="preserve"> </m:t>
+                <m:t>​</m:t>
               </m:r>
             </m:e>
             <m:sub>
@@ -2832,7 +2863,7 @@
           <m:sSubSup>
             <m:e>
               <m:r>
-                <m:t xml:space="preserve"> </m:t>
+                <m:t>​</m:t>
               </m:r>
             </m:e>
             <m:sub>
@@ -2861,7 +2892,7 @@
           <m:sSubSup>
             <m:e>
               <m:r>
-                <m:t xml:space="preserve"> </m:t>
+                <m:t>​</m:t>
               </m:r>
             </m:e>
             <m:sub>
@@ -2935,7 +2966,7 @@
           <m:sSubSup>
             <m:e>
               <m:r>
-                <m:t xml:space="preserve"> </m:t>
+                <m:t>​</m:t>
               </m:r>
             </m:e>
             <m:sub>
@@ -2964,7 +2995,7 @@
           <m:sSubSup>
             <m:e>
               <m:r>
-                <m:t xml:space="preserve"> </m:t>
+                <m:t>​</m:t>
               </m:r>
             </m:e>
             <m:sub>
@@ -3017,7 +3048,7 @@
           <m:sSubSup>
             <m:e>
               <m:r>
-                <m:t xml:space="preserve"> </m:t>
+                <m:t>​</m:t>
               </m:r>
             </m:e>
             <m:sub>
@@ -3076,7 +3107,7 @@
           <m:sSubSup>
             <m:e>
               <m:r>
-                <m:t xml:space="preserve"> </m:t>
+                <m:t>​</m:t>
               </m:r>
             </m:e>
             <m:sub>
@@ -3129,7 +3160,7 @@
           <m:sSubSup>
             <m:e>
               <m:r>
-                <m:t xml:space="preserve"> </m:t>
+                <m:t>​</m:t>
               </m:r>
             </m:e>
             <m:sub>
@@ -3236,7 +3267,7 @@
           <m:sSubSup>
             <m:e>
               <m:r>
-                <m:t xml:space="preserve"> </m:t>
+                <m:t>​</m:t>
               </m:r>
             </m:e>
             <m:sub>
@@ -3265,7 +3296,7 @@
           <m:sSubSup>
             <m:e>
               <m:r>
-                <m:t xml:space="preserve"> </m:t>
+                <m:t>​</m:t>
               </m:r>
             </m:e>
             <m:sub>
@@ -3318,7 +3349,7 @@
           <m:sSubSup>
             <m:e>
               <m:r>
-                <m:t xml:space="preserve"> </m:t>
+                <m:t>​</m:t>
               </m:r>
             </m:e>
             <m:sub>
@@ -3347,7 +3378,7 @@
           <m:sSubSup>
             <m:e>
               <m:r>
-                <m:t xml:space="preserve"> </m:t>
+                <m:t>​</m:t>
               </m:r>
             </m:e>
             <m:sub>
@@ -3379,6 +3410,7 @@
     <w:p>
       <w:pPr>
         <w:pStyle w:val="FirstParagraph"/>
+        <w:ind w:firstLine="420"/>
       </w:pPr>
       <w:r>
         <w:rPr>
@@ -3455,7 +3487,7 @@
         <m:sSubSup>
           <m:e>
             <m:r>
-              <m:t xml:space="preserve"> </m:t>
+              <m:t>​</m:t>
             </m:r>
           </m:e>
           <m:sub>
@@ -3567,14 +3599,12 @@
     </w:p>
     <w:p>
       <w:pPr>
-        <w:pStyle w:val="BodyText"/>
-      </w:pPr>
-      <w:r>
-        <w:rPr>
-          <w:rFonts w:ascii="Times New Roman" w:hAnsi="Times New Roman" w:eastAsia="Times New Roman" w:cs="Times New Roman"/>
-        </w:rPr>
-        <w:t xml:space="preserve">5-1 </w:t>
-      </w:r>
+        <w:numPr>
+          <w:ilvl w:val="0"/>
+          <w:numId w:val="1004"/>
+        </w:numPr>
+        <w:ind w:firstLine="420"/>
+      </w:pPr>
       <w:r>
         <w:rPr>
           <w:rFonts w:hint="eastAsia" w:ascii="Times New Roman" w:hAnsi="Times New Roman" w:eastAsia="FangSong" w:cs="Times New Roman"/>
@@ -3788,14 +3818,12 @@
     </w:p>
     <w:p>
       <w:pPr>
-        <w:pStyle w:val="BodyText"/>
-      </w:pPr>
-      <w:r>
-        <w:rPr>
-          <w:rFonts w:ascii="Times New Roman" w:hAnsi="Times New Roman" w:eastAsia="Times New Roman" w:cs="Times New Roman"/>
-        </w:rPr>
-        <w:t xml:space="preserve">5-2 </w:t>
-      </w:r>
+        <w:numPr>
+          <w:ilvl w:val="0"/>
+          <w:numId w:val="1004"/>
+        </w:numPr>
+        <w:ind w:firstLine="420"/>
+      </w:pPr>
       <w:r>
         <w:rPr>
           <w:rFonts w:hint="eastAsia" w:ascii="Times New Roman" w:hAnsi="Times New Roman" w:eastAsia="FangSong" w:cs="Times New Roman"/>
@@ -3811,14 +3839,12 @@
     </w:p>
     <w:p>
       <w:pPr>
-        <w:pStyle w:val="BodyText"/>
-      </w:pPr>
-      <w:r>
-        <w:rPr>
-          <w:rFonts w:ascii="Times New Roman" w:hAnsi="Times New Roman" w:eastAsia="Times New Roman" w:cs="Times New Roman"/>
-        </w:rPr>
-        <w:t xml:space="preserve">5-3 </w:t>
-      </w:r>
+        <w:numPr>
+          <w:ilvl w:val="0"/>
+          <w:numId w:val="1004"/>
+        </w:numPr>
+        <w:ind w:firstLine="420"/>
+      </w:pPr>
       <w:r>
         <w:rPr>
           <w:rFonts w:hint="eastAsia" w:ascii="Times New Roman" w:hAnsi="Times New Roman" w:eastAsia="FangSong" w:cs="Times New Roman"/>
@@ -3834,43 +3860,13 @@
     </w:p>
     <w:p>
       <w:pPr>
-        <w:spacing w:before="0" w:after="0"/>
-      </w:pPr>
-    </w:p>
-    <w:p>
-      <w:pPr>
-        <w:spacing w:before="0" w:after="0"/>
-      </w:pPr>
-    </w:p>
-    <w:p>
-      <w:pPr>
-        <w:spacing w:before="0" w:after="0"/>
-      </w:pPr>
-    </w:p>
-    <w:p>
-      <w:pPr>
-        <w:spacing w:before="0" w:after="0"/>
-      </w:pPr>
-    </w:p>
-    <w:p>
-      <w:pPr>
-        <w:spacing w:before="0" w:after="0"/>
-      </w:pPr>
-    </w:p>
-    <w:p>
-      <w:pPr>
-        <w:spacing w:before="0" w:after="0"/>
-      </w:pPr>
-    </w:p>
-    <w:p>
-      <w:pPr>
-        <w:spacing w:before="0" w:after="0"/>
-      </w:pPr>
-    </w:p>
-    <w:p>
-      <w:pPr>
-        <w:spacing w:before="0" w:after="0"/>
-      </w:pPr>
+        <w:spacing w:before="160" w:after="80"/>
+      </w:pPr>
+      <w:r>
+        <w:pict>
+          <v:rect style="width:0;height:1.5pt" o:hralign="center" o:hrstd="t" o:hr="t"/>
+        </w:pict>
+      </w:r>
     </w:p>
     <w:p>
       <w:pPr>
@@ -3911,6 +3907,7 @@
     <w:p>
       <w:pPr>
         <w:pStyle w:val="FirstParagraph"/>
+        <w:ind w:firstLine="420"/>
       </w:pPr>
       <w:r>
         <w:rPr>
@@ -3983,8 +3980,9 @@
       <w:pPr>
         <w:numPr>
           <w:ilvl w:val="0"/>
-          <w:numId w:val="1003"/>
+          <w:numId w:val="1005"/>
         </w:numPr>
+        <w:ind w:firstLine="420"/>
       </w:pPr>
       <w:r>
         <w:rPr>
@@ -4027,8 +4025,9 @@
       <w:pPr>
         <w:numPr>
           <w:ilvl w:val="0"/>
-          <w:numId w:val="1003"/>
+          <w:numId w:val="1005"/>
         </w:numPr>
+        <w:ind w:firstLine="420"/>
       </w:pPr>
       <w:r>
         <w:rPr>
@@ -4094,6 +4093,7 @@
     <w:p>
       <w:pPr>
         <w:pStyle w:val="FirstParagraph"/>
+        <w:ind w:firstLine="420"/>
       </w:pPr>
       <w:r>
         <w:rPr>
@@ -4153,6 +4153,7 @@
     <w:p>
       <w:pPr>
         <w:pStyle w:val="BodyText"/>
+        <w:ind w:firstLine="420"/>
       </w:pPr>
       <w:r>
         <w:rPr>
@@ -4223,43 +4224,13 @@
     </w:p>
     <w:p>
       <w:pPr>
-        <w:spacing w:before="0" w:after="0"/>
-      </w:pPr>
-    </w:p>
-    <w:p>
-      <w:pPr>
-        <w:spacing w:before="0" w:after="0"/>
-      </w:pPr>
-    </w:p>
-    <w:p>
-      <w:pPr>
-        <w:spacing w:before="0" w:after="0"/>
-      </w:pPr>
-    </w:p>
-    <w:p>
-      <w:pPr>
-        <w:spacing w:before="0" w:after="0"/>
-      </w:pPr>
-    </w:p>
-    <w:p>
-      <w:pPr>
-        <w:spacing w:before="0" w:after="0"/>
-      </w:pPr>
-    </w:p>
-    <w:p>
-      <w:pPr>
-        <w:spacing w:before="0" w:after="0"/>
-      </w:pPr>
-    </w:p>
-    <w:p>
-      <w:pPr>
-        <w:spacing w:before="0" w:after="0"/>
-      </w:pPr>
-    </w:p>
-    <w:p>
-      <w:pPr>
-        <w:spacing w:before="0" w:after="0"/>
-      </w:pPr>
+        <w:spacing w:before="160" w:after="80"/>
+      </w:pPr>
+      <w:r>
+        <w:pict>
+          <v:rect style="width:0;height:1.5pt" o:hralign="center" o:hrstd="t" o:hr="t"/>
+        </w:pict>
+      </w:r>
     </w:p>
     <w:p>
       <w:pPr>
@@ -4300,6 +4271,7 @@
     <w:p>
       <w:pPr>
         <w:pStyle w:val="FirstParagraph"/>
+        <w:ind w:firstLine="420"/>
       </w:pPr>
       <w:r>
         <w:rPr>
@@ -4392,7 +4364,7 @@
         </w:rPr>
         <w:drawing>
           <wp:inline>
-            <wp:extent cx="3599999" cy="2509253"/>
+            <wp:extent cx="3600000" cy="2509253"/>
             <wp:effectExtent b="0" l="0" r="0" t="0"/>
             <wp:docPr descr="" title="" id="20" name="Picture"/>
             <a:graphic>
@@ -4413,7 +4385,7 @@
                   <pic:spPr bwMode="auto">
                     <a:xfrm>
                       <a:off x="0" y="0"/>
-                      <a:ext cx="3599999" cy="2509253"/>
+                      <a:ext cx="3600000" cy="2509253"/>
                     </a:xfrm>
                     <a:prstGeom prst="rect">
                       <a:avLst/>
@@ -4455,8 +4427,9 @@
         <w:pStyle w:val="Compact"/>
         <w:numPr>
           <w:ilvl w:val="0"/>
-          <w:numId w:val="1004"/>
+          <w:numId w:val="1006"/>
         </w:numPr>
+        <w:ind w:firstLine="420"/>
       </w:pPr>
       <w:r>
         <w:rPr>
@@ -4486,6 +4459,7 @@
     <w:p>
       <w:pPr>
         <w:pStyle w:val="FirstParagraph"/>
+        <w:ind w:firstLine="420"/>
       </w:pPr>
       <w:r>
         <w:rPr>
@@ -4529,8 +4503,9 @@
         <w:pStyle w:val="Compact"/>
         <w:numPr>
           <w:ilvl w:val="0"/>
-          <w:numId w:val="1005"/>
+          <w:numId w:val="1007"/>
         </w:numPr>
+        <w:ind w:firstLine="420"/>
       </w:pPr>
       <w:r>
         <w:rPr>
@@ -4631,6 +4606,7 @@
     <w:p>
       <w:pPr>
         <w:pStyle w:val="FirstParagraph"/>
+        <w:ind w:firstLine="420"/>
       </w:pPr>
       <w:r>
         <w:rPr>
@@ -4781,8 +4757,9 @@
       <w:pPr>
         <w:numPr>
           <w:ilvl w:val="0"/>
-          <w:numId w:val="1006"/>
+          <w:numId w:val="1008"/>
         </w:numPr>
+        <w:ind w:firstLine="420"/>
       </w:pPr>
       <w:r>
         <w:rPr>
@@ -4938,8 +4915,9 @@
       <w:pPr>
         <w:numPr>
           <w:ilvl w:val="0"/>
-          <w:numId w:val="1006"/>
+          <w:numId w:val="1008"/>
         </w:numPr>
+        <w:ind w:firstLine="420"/>
       </w:pPr>
       <w:r>
         <w:rPr>
@@ -4974,43 +4952,13 @@
     </w:p>
     <w:p>
       <w:pPr>
-        <w:spacing w:before="0" w:after="0"/>
-      </w:pPr>
-    </w:p>
-    <w:p>
-      <w:pPr>
-        <w:spacing w:before="0" w:after="0"/>
-      </w:pPr>
-    </w:p>
-    <w:p>
-      <w:pPr>
-        <w:spacing w:before="0" w:after="0"/>
-      </w:pPr>
-    </w:p>
-    <w:p>
-      <w:pPr>
-        <w:spacing w:before="0" w:after="0"/>
-      </w:pPr>
-    </w:p>
-    <w:p>
-      <w:pPr>
-        <w:spacing w:before="0" w:after="0"/>
-      </w:pPr>
-    </w:p>
-    <w:p>
-      <w:pPr>
-        <w:spacing w:before="0" w:after="0"/>
-      </w:pPr>
-    </w:p>
-    <w:p>
-      <w:pPr>
-        <w:spacing w:before="0" w:after="0"/>
-      </w:pPr>
-    </w:p>
-    <w:p>
-      <w:pPr>
-        <w:spacing w:before="0" w:after="0"/>
-      </w:pPr>
+        <w:spacing w:before="160" w:after="80"/>
+      </w:pPr>
+      <w:r>
+        <w:pict>
+          <v:rect style="width:0;height:1.5pt" o:hralign="center" o:hrstd="t" o:hr="t"/>
+        </w:pict>
+      </w:r>
     </w:p>
     <w:p>
       <w:pPr>
@@ -5051,6 +4999,7 @@
     <w:p>
       <w:pPr>
         <w:pStyle w:val="FirstParagraph"/>
+        <w:ind w:firstLine="420"/>
       </w:pPr>
       <w:r>
         <w:rPr>
@@ -5081,8 +5030,9 @@
       <w:pPr>
         <w:numPr>
           <w:ilvl w:val="0"/>
-          <w:numId w:val="1007"/>
+          <w:numId w:val="1009"/>
         </w:numPr>
+        <w:ind w:firstLine="420"/>
       </w:pPr>
       <w:r>
         <w:rPr>
@@ -5101,8 +5051,9 @@
       <w:pPr>
         <w:numPr>
           <w:ilvl w:val="0"/>
-          <w:numId w:val="1007"/>
+          <w:numId w:val="1009"/>
         </w:numPr>
+        <w:ind w:firstLine="420"/>
       </w:pPr>
       <w:r>
         <w:rPr>
@@ -5121,8 +5072,9 @@
       <w:pPr>
         <w:numPr>
           <w:ilvl w:val="0"/>
-          <w:numId w:val="1007"/>
+          <w:numId w:val="1009"/>
         </w:numPr>
+        <w:ind w:firstLine="420"/>
       </w:pPr>
       <w:r>
         <w:rPr>
@@ -5141,8 +5093,9 @@
       <w:pPr>
         <w:numPr>
           <w:ilvl w:val="0"/>
-          <w:numId w:val="1007"/>
+          <w:numId w:val="1009"/>
         </w:numPr>
+        <w:ind w:firstLine="420"/>
       </w:pPr>
       <w:r>
         <w:rPr>
@@ -5159,18 +5112,13 @@
     </w:p>
     <w:p>
       <w:pPr>
-        <w:spacing w:before="0" w:after="0"/>
-      </w:pPr>
-    </w:p>
-    <w:p>
-      <w:pPr>
-        <w:spacing w:before="0" w:after="0"/>
-      </w:pPr>
-    </w:p>
-    <w:p>
-      <w:pPr>
-        <w:spacing w:before="0" w:after="0"/>
-      </w:pPr>
+        <w:spacing w:before="160" w:after="80"/>
+      </w:pPr>
+      <w:r>
+        <w:pict>
+          <v:rect style="width:0;height:1.5pt" o:hralign="center" o:hrstd="t" o:hr="t"/>
+        </w:pict>
+      </w:r>
     </w:p>
     <w:p>
       <w:pPr>
@@ -5211,6 +5159,7 @@
     <w:p>
       <w:pPr>
         <w:pStyle w:val="FirstParagraph"/>
+        <w:ind w:firstLine="420"/>
       </w:pPr>
       <w:r>
         <w:rPr>
@@ -5239,18 +5188,13 @@
     </w:p>
     <w:p>
       <w:pPr>
-        <w:spacing w:before="0" w:after="0"/>
-      </w:pPr>
-    </w:p>
-    <w:p>
-      <w:pPr>
-        <w:spacing w:before="0" w:after="0"/>
-      </w:pPr>
-    </w:p>
-    <w:p>
-      <w:pPr>
-        <w:spacing w:before="0" w:after="0"/>
-      </w:pPr>
+        <w:spacing w:before="160" w:after="80"/>
+      </w:pPr>
+      <w:r>
+        <w:pict>
+          <v:rect style="width:0;height:1.5pt" o:hralign="center" o:hrstd="t" o:hr="t"/>
+        </w:pict>
+      </w:r>
     </w:p>
     <w:p>
       <w:pPr>
@@ -5291,6 +5235,7 @@
     <w:p>
       <w:pPr>
         <w:pStyle w:val="FirstParagraph"/>
+        <w:ind w:firstLine="420"/>
       </w:pPr>
       <w:r>
         <w:rPr>
@@ -5337,48 +5282,56 @@
     </w:p>
     <w:p>
       <w:pPr>
-        <w:pStyle w:val="BodyText"/>
-        <w:spacing w:before="0" w:after="0"/>
-        <w:ind w:left="480" w:hanging="480"/>
-      </w:pPr>
-      <w:r>
-        <w:rPr>
-          <w:rFonts w:ascii="Times New Roman" w:hAnsi="Times New Roman" w:eastAsia="Times New Roman" w:cs="Times New Roman"/>
-        </w:rPr>
-        <w:t xml:space="preserve">A. 1　　</w:t>
+        <w:pStyle w:val="Compact"/>
+        <w:numPr>
+          <w:ilvl w:val="0"/>
+          <w:numId w:val="1010"/>
+        </w:numPr>
+      </w:pPr>
+      <w:r>
+        <w:rPr>
+          <w:rFonts w:ascii="Times New Roman" w:hAnsi="Times New Roman" w:eastAsia="Times New Roman" w:cs="Times New Roman"/>
+        </w:rPr>
+        <w:t xml:space="preserve">A. 1</w:t>
       </w:r>
     </w:p>
     <w:p>
       <w:pPr>
-        <w:pStyle w:val="BodyText"/>
-        <w:spacing w:before="0" w:after="0"/>
-        <w:ind w:left="480" w:hanging="480"/>
-      </w:pPr>
-      <w:r>
-        <w:rPr>
-          <w:rFonts w:ascii="Times New Roman" w:hAnsi="Times New Roman" w:eastAsia="Times New Roman" w:cs="Times New Roman"/>
-        </w:rPr>
-        <w:t xml:space="preserve">B. 3　　</w:t>
+        <w:pStyle w:val="Compact"/>
+        <w:numPr>
+          <w:ilvl w:val="0"/>
+          <w:numId w:val="1010"/>
+        </w:numPr>
+      </w:pPr>
+      <w:r>
+        <w:rPr>
+          <w:rFonts w:ascii="Times New Roman" w:hAnsi="Times New Roman" w:eastAsia="Times New Roman" w:cs="Times New Roman"/>
+        </w:rPr>
+        <w:t xml:space="preserve">B. 3</w:t>
       </w:r>
     </w:p>
     <w:p>
       <w:pPr>
-        <w:pStyle w:val="BodyText"/>
-        <w:spacing w:before="0" w:after="0"/>
-        <w:ind w:left="480" w:hanging="480"/>
-      </w:pPr>
-      <w:r>
-        <w:rPr>
-          <w:rFonts w:ascii="Times New Roman" w:hAnsi="Times New Roman" w:eastAsia="Times New Roman" w:cs="Times New Roman"/>
-        </w:rPr>
-        <w:t xml:space="preserve">C. 5　　</w:t>
+        <w:pStyle w:val="Compact"/>
+        <w:numPr>
+          <w:ilvl w:val="0"/>
+          <w:numId w:val="1010"/>
+        </w:numPr>
+      </w:pPr>
+      <w:r>
+        <w:rPr>
+          <w:rFonts w:ascii="Times New Roman" w:hAnsi="Times New Roman" w:eastAsia="Times New Roman" w:cs="Times New Roman"/>
+        </w:rPr>
+        <w:t xml:space="preserve">C. 5</w:t>
       </w:r>
     </w:p>
     <w:p>
       <w:pPr>
-        <w:pStyle w:val="BodyText"/>
-        <w:spacing w:before="0" w:after="0"/>
-        <w:ind w:left="480" w:hanging="480"/>
+        <w:pStyle w:val="Compact"/>
+        <w:numPr>
+          <w:ilvl w:val="0"/>
+          <w:numId w:val="1010"/>
+        </w:numPr>
       </w:pPr>
       <w:r>
         <w:rPr>
@@ -5389,13 +5342,13 @@
     </w:p>
     <w:p>
       <w:pPr>
-        <w:spacing w:before="0" w:after="0"/>
-      </w:pPr>
-    </w:p>
-    <w:p>
-      <w:pPr>
-        <w:spacing w:before="0" w:after="0"/>
-      </w:pPr>
+        <w:spacing w:before="160" w:after="80"/>
+      </w:pPr>
+      <w:r>
+        <w:pict>
+          <v:rect style="width:0;height:1.5pt" o:hralign="center" o:hrstd="t" o:hr="t"/>
+        </w:pict>
+      </w:r>
     </w:p>
     <w:p>
       <w:pPr>
@@ -5436,6 +5389,7 @@
     <w:p>
       <w:pPr>
         <w:pStyle w:val="FirstParagraph"/>
+        <w:ind w:firstLine="420"/>
       </w:pPr>
       <w:r>
         <w:rPr>
@@ -5516,7 +5470,7 @@
         </w:rPr>
         <w:drawing>
           <wp:inline>
-            <wp:extent cx="3240000" cy="2629565"/>
+            <wp:extent cx="3240000" cy="2742260"/>
             <wp:effectExtent b="0" l="0" r="0" t="0"/>
             <wp:docPr descr="" title="" id="27" name="Picture"/>
             <a:graphic>
@@ -5537,7 +5491,7 @@
                   <pic:spPr bwMode="auto">
                     <a:xfrm>
                       <a:off x="0" y="0"/>
-                      <a:ext cx="3240000" cy="2629565"/>
+                      <a:ext cx="3240000" cy="2742260"/>
                     </a:xfrm>
                     <a:prstGeom prst="rect">
                       <a:avLst/>
@@ -5558,18 +5512,13 @@
     </w:p>
     <w:p>
       <w:pPr>
-        <w:spacing w:before="0" w:after="0"/>
-      </w:pPr>
-    </w:p>
-    <w:p>
-      <w:pPr>
-        <w:spacing w:before="0" w:after="0"/>
-      </w:pPr>
-    </w:p>
-    <w:p>
-      <w:pPr>
-        <w:spacing w:before="0" w:after="0"/>
-      </w:pPr>
+        <w:spacing w:before="160" w:after="80"/>
+      </w:pPr>
+      <w:r>
+        <w:pict>
+          <v:rect style="width:0;height:1.5pt" o:hralign="center" o:hrstd="t" o:hr="t"/>
+        </w:pict>
+      </w:r>
     </w:p>
     <w:p>
       <w:pPr>
@@ -5610,6 +5559,7 @@
     <w:p>
       <w:pPr>
         <w:pStyle w:val="FirstParagraph"/>
+        <w:ind w:firstLine="420"/>
       </w:pPr>
       <w:r>
         <w:rPr>
@@ -5702,7 +5652,7 @@
         </w:rPr>
         <w:drawing>
           <wp:inline>
-            <wp:extent cx="3599999" cy="2741917"/>
+            <wp:extent cx="3600000" cy="2741917"/>
             <wp:effectExtent b="0" l="0" r="0" t="0"/>
             <wp:docPr descr="" title="" id="31" name="Picture"/>
             <a:graphic>
@@ -5723,7 +5673,7 @@
                   <pic:spPr bwMode="auto">
                     <a:xfrm>
                       <a:off x="0" y="0"/>
-                      <a:ext cx="3599999" cy="2741917"/>
+                      <a:ext cx="3600000" cy="2741917"/>
                     </a:xfrm>
                     <a:prstGeom prst="rect">
                       <a:avLst/>
@@ -5746,8 +5696,9 @@
       <w:pPr>
         <w:numPr>
           <w:ilvl w:val="0"/>
-          <w:numId w:val="1008"/>
+          <w:numId w:val="1011"/>
         </w:numPr>
+        <w:ind w:firstLine="420"/>
       </w:pPr>
       <w:r>
         <w:rPr>
@@ -5778,8 +5729,9 @@
       <w:pPr>
         <w:numPr>
           <w:ilvl w:val="0"/>
-          <w:numId w:val="1008"/>
+          <w:numId w:val="1011"/>
         </w:numPr>
+        <w:ind w:firstLine="420"/>
       </w:pPr>
       <w:r>
         <w:rPr>
@@ -5862,28 +5814,13 @@
     </w:p>
     <w:p>
       <w:pPr>
-        <w:spacing w:before="0" w:after="0"/>
-      </w:pPr>
-    </w:p>
-    <w:p>
-      <w:pPr>
-        <w:spacing w:before="0" w:after="0"/>
-      </w:pPr>
-    </w:p>
-    <w:p>
-      <w:pPr>
-        <w:spacing w:before="0" w:after="0"/>
-      </w:pPr>
-    </w:p>
-    <w:p>
-      <w:pPr>
-        <w:spacing w:before="0" w:after="0"/>
-      </w:pPr>
-    </w:p>
-    <w:p>
-      <w:pPr>
-        <w:spacing w:before="0" w:after="0"/>
-      </w:pPr>
+        <w:spacing w:before="160" w:after="80"/>
+      </w:pPr>
+      <w:r>
+        <w:pict>
+          <v:rect style="width:0;height:1.5pt" o:hralign="center" o:hrstd="t" o:hr="t"/>
+        </w:pict>
+      </w:r>
     </w:p>
     <w:p>
       <w:pPr>
@@ -5924,6 +5861,7 @@
     <w:p>
       <w:pPr>
         <w:pStyle w:val="FirstParagraph"/>
+        <w:ind w:firstLine="420"/>
       </w:pPr>
       <w:r>
         <w:rPr>
@@ -6083,28 +6021,13 @@
     </w:p>
     <w:p>
       <w:pPr>
-        <w:spacing w:before="0" w:after="0"/>
-      </w:pPr>
-    </w:p>
-    <w:p>
-      <w:pPr>
-        <w:spacing w:before="0" w:after="0"/>
-      </w:pPr>
-    </w:p>
-    <w:p>
-      <w:pPr>
-        <w:spacing w:before="0" w:after="0"/>
-      </w:pPr>
-    </w:p>
-    <w:p>
-      <w:pPr>
-        <w:spacing w:before="0" w:after="0"/>
-      </w:pPr>
-    </w:p>
-    <w:p>
-      <w:pPr>
-        <w:spacing w:before="0" w:after="0"/>
-      </w:pPr>
+        <w:spacing w:before="160" w:after="80"/>
+      </w:pPr>
+      <w:r>
+        <w:pict>
+          <v:rect style="width:0;height:1.5pt" o:hralign="center" o:hrstd="t" o:hr="t"/>
+        </w:pict>
+      </w:r>
     </w:p>
     <w:p>
       <w:pPr>
@@ -6146,6 +6069,7 @@
       <w:pPr>
         <w:pStyle w:val="FirstParagraph"/>
         <w:spacing w:after="80"/>
+        <w:ind w:firstLine="420"/>
       </w:pPr>
       <w:r>
         <w:rPr>
@@ -6319,15 +6243,16 @@
       <w:tblPr>
         <w:tblStyle w:val="Table"/>
         <w:tblW w:type="auto" w:w="0"/>
+        <w:tblLook w:firstRow="1" w:lastRow="0" w:firstColumn="0" w:lastColumn="0" w:noHBand="0" w:noVBand="0" w:val="0020"/>
+        <w:jc w:val="center"/>
         <w:tblBorders>
           <w:top w:val="single" w:sz="12" w:space="0" w:color="000000"/>
-          <w:left w:val="none" w:sz="0" w:space="0" w:color="auto"/>
           <w:bottom w:val="single" w:sz="12" w:space="0" w:color="000000"/>
-          <w:right w:val="none" w:sz="0" w:space="0" w:color="auto"/>
-          <w:insideH w:val="none" w:sz="0" w:space="0" w:color="auto"/>
-          <w:insideV w:val="none" w:sz="0" w:space="0" w:color="auto"/>
+          <w:left w:val="none"/>
+          <w:right w:val="none"/>
+          <w:insideH w:val="none"/>
+          <w:insideV w:val="none"/>
         </w:tblBorders>
-        <w:tblLook w:firstRow="1" w:lastRow="0" w:firstColumn="0" w:lastColumn="0" w:noHBand="0" w:noVBand="0" w:val="0020"/>
       </w:tblPr>
       <w:tblGrid>
         <w:gridCol w:w="1131"/>
@@ -6345,7 +6270,7 @@
         <w:tc>
           <w:tcPr>
             <w:tcBorders>
-              <w:bottom w:val="single" w:sz="8" w:space="0" w:color="000000"/>
+              <w:bottom w:val="single" w:sz="6" w:space="0" w:color="000000"/>
             </w:tcBorders>
           </w:tcPr>
           <w:p>
@@ -6365,7 +6290,7 @@
         <w:tc>
           <w:tcPr>
             <w:tcBorders>
-              <w:bottom w:val="single" w:sz="8" w:space="0" w:color="000000"/>
+              <w:bottom w:val="single" w:sz="6" w:space="0" w:color="000000"/>
             </w:tcBorders>
           </w:tcPr>
           <w:p>
@@ -6378,7 +6303,7 @@
         <w:tc>
           <w:tcPr>
             <w:tcBorders>
-              <w:bottom w:val="single" w:sz="8" w:space="0" w:color="000000"/>
+              <w:bottom w:val="single" w:sz="6" w:space="0" w:color="000000"/>
             </w:tcBorders>
           </w:tcPr>
           <w:p>
@@ -6391,7 +6316,7 @@
         <w:tc>
           <w:tcPr>
             <w:tcBorders>
-              <w:bottom w:val="single" w:sz="8" w:space="0" w:color="000000"/>
+              <w:bottom w:val="single" w:sz="6" w:space="0" w:color="000000"/>
             </w:tcBorders>
           </w:tcPr>
           <w:p>
@@ -6404,7 +6329,7 @@
         <w:tc>
           <w:tcPr>
             <w:tcBorders>
-              <w:bottom w:val="single" w:sz="8" w:space="0" w:color="000000"/>
+              <w:bottom w:val="single" w:sz="6" w:space="0" w:color="000000"/>
             </w:tcBorders>
           </w:tcPr>
           <w:p>
@@ -6417,7 +6342,7 @@
         <w:tc>
           <w:tcPr>
             <w:tcBorders>
-              <w:bottom w:val="single" w:sz="8" w:space="0" w:color="000000"/>
+              <w:bottom w:val="single" w:sz="6" w:space="0" w:color="000000"/>
             </w:tcBorders>
           </w:tcPr>
           <w:p>
@@ -6430,7 +6355,7 @@
         <w:tc>
           <w:tcPr>
             <w:tcBorders>
-              <w:bottom w:val="single" w:sz="8" w:space="0" w:color="000000"/>
+              <w:bottom w:val="single" w:sz="6" w:space="0" w:color="000000"/>
             </w:tcBorders>
           </w:tcPr>
           <w:p>
@@ -7058,6 +6983,7 @@
       <w:pPr>
         <w:pStyle w:val="BodyText"/>
         <w:spacing w:before="120"/>
+        <w:ind w:firstLine="420"/>
       </w:pPr>
       <w:r>
         <w:rPr>
@@ -7075,6 +7001,7 @@
     <w:p>
       <w:pPr>
         <w:pStyle w:val="BodyText"/>
+        <w:ind w:firstLine="420"/>
       </w:pPr>
       <w:r>
         <w:rPr>
@@ -7111,8 +7038,9 @@
       <w:pPr>
         <w:numPr>
           <w:ilvl w:val="0"/>
-          <w:numId w:val="1009"/>
+          <w:numId w:val="1012"/>
         </w:numPr>
+        <w:ind w:firstLine="420"/>
       </w:pPr>
       <w:r>
         <w:rPr>
@@ -7238,8 +7166,9 @@
       <w:pPr>
         <w:numPr>
           <w:ilvl w:val="0"/>
-          <w:numId w:val="1009"/>
+          <w:numId w:val="1012"/>
         </w:numPr>
+        <w:ind w:firstLine="420"/>
       </w:pPr>
       <w:r>
         <w:rPr>
@@ -7330,8 +7259,9 @@
       <w:pPr>
         <w:numPr>
           <w:ilvl w:val="0"/>
-          <w:numId w:val="1009"/>
+          <w:numId w:val="1012"/>
         </w:numPr>
+        <w:ind w:firstLine="420"/>
       </w:pPr>
       <w:r>
         <w:rPr>
@@ -7472,43 +7402,13 @@
     </w:p>
     <w:p>
       <w:pPr>
-        <w:spacing w:before="0" w:after="0"/>
-      </w:pPr>
-    </w:p>
-    <w:p>
-      <w:pPr>
-        <w:spacing w:before="0" w:after="0"/>
-      </w:pPr>
-    </w:p>
-    <w:p>
-      <w:pPr>
-        <w:spacing w:before="0" w:after="0"/>
-      </w:pPr>
-    </w:p>
-    <w:p>
-      <w:pPr>
-        <w:spacing w:before="0" w:after="0"/>
-      </w:pPr>
-    </w:p>
-    <w:p>
-      <w:pPr>
-        <w:spacing w:before="0" w:after="0"/>
-      </w:pPr>
-    </w:p>
-    <w:p>
-      <w:pPr>
-        <w:spacing w:before="0" w:after="0"/>
-      </w:pPr>
-    </w:p>
-    <w:p>
-      <w:pPr>
-        <w:spacing w:before="0" w:after="0"/>
-      </w:pPr>
-    </w:p>
-    <w:p>
-      <w:pPr>
-        <w:spacing w:before="0" w:after="0"/>
-      </w:pPr>
+        <w:spacing w:before="160" w:after="80"/>
+      </w:pPr>
+      <w:r>
+        <w:pict>
+          <v:rect style="width:0;height:1.5pt" o:hralign="center" o:hrstd="t" o:hr="t"/>
+        </w:pict>
+      </w:r>
     </w:p>
     <w:p>
       <w:pPr>
@@ -7549,6 +7449,7 @@
     <w:p>
       <w:pPr>
         <w:pStyle w:val="FirstParagraph"/>
+        <w:ind w:firstLine="420"/>
       </w:pPr>
       <w:r>
         <w:rPr>
@@ -7996,6 +7897,7 @@
     <w:p>
       <w:pPr>
         <w:pStyle w:val="BodyText"/>
+        <w:ind w:firstLine="420"/>
       </w:pPr>
       <w:r>
         <w:rPr>
@@ -8014,8 +7916,9 @@
       <w:pPr>
         <w:numPr>
           <w:ilvl w:val="0"/>
-          <w:numId w:val="1010"/>
+          <w:numId w:val="1013"/>
         </w:numPr>
+        <w:ind w:firstLine="420"/>
       </w:pPr>
       <w:r>
         <w:rPr>
@@ -8034,8 +7937,9 @@
       <w:pPr>
         <w:numPr>
           <w:ilvl w:val="0"/>
-          <w:numId w:val="1010"/>
+          <w:numId w:val="1013"/>
         </w:numPr>
+        <w:ind w:firstLine="420"/>
       </w:pPr>
       <w:r>
         <w:rPr>
@@ -8054,8 +7958,9 @@
       <w:pPr>
         <w:numPr>
           <w:ilvl w:val="0"/>
-          <w:numId w:val="1010"/>
+          <w:numId w:val="1013"/>
         </w:numPr>
+        <w:ind w:firstLine="420"/>
       </w:pPr>
       <w:r>
         <w:rPr>
@@ -8072,28 +7977,13 @@
     </w:p>
     <w:p>
       <w:pPr>
-        <w:spacing w:before="0" w:after="0"/>
-      </w:pPr>
-    </w:p>
-    <w:p>
-      <w:pPr>
-        <w:spacing w:before="0" w:after="0"/>
-      </w:pPr>
-    </w:p>
-    <w:p>
-      <w:pPr>
-        <w:spacing w:before="0" w:after="0"/>
-      </w:pPr>
-    </w:p>
-    <w:p>
-      <w:pPr>
-        <w:spacing w:before="0" w:after="0"/>
-      </w:pPr>
-    </w:p>
-    <w:p>
-      <w:pPr>
-        <w:spacing w:before="0" w:after="0"/>
-      </w:pPr>
+        <w:spacing w:before="160" w:after="80"/>
+      </w:pPr>
+      <w:r>
+        <w:pict>
+          <v:rect style="width:0;height:1.5pt" o:hralign="center" o:hrstd="t" o:hr="t"/>
+        </w:pict>
+      </w:r>
     </w:p>
     <w:p>
       <w:pPr>
@@ -8134,6 +8024,7 @@
     <w:p>
       <w:pPr>
         <w:pStyle w:val="FirstParagraph"/>
+        <w:ind w:firstLine="420"/>
       </w:pPr>
       <w:r>
         <w:rPr>
@@ -8164,8 +8055,9 @@
       <w:pPr>
         <w:numPr>
           <w:ilvl w:val="0"/>
-          <w:numId w:val="1011"/>
+          <w:numId w:val="1014"/>
         </w:numPr>
+        <w:ind w:firstLine="420"/>
       </w:pPr>
       <w:r>
         <w:rPr>
@@ -8245,8 +8137,9 @@
       <w:pPr>
         <w:numPr>
           <w:ilvl w:val="0"/>
-          <w:numId w:val="1011"/>
+          <w:numId w:val="1014"/>
         </w:numPr>
+        <w:ind w:firstLine="420"/>
       </w:pPr>
       <w:r>
         <w:rPr>
@@ -8329,8 +8222,9 @@
       <w:pPr>
         <w:numPr>
           <w:ilvl w:val="0"/>
-          <w:numId w:val="1011"/>
+          <w:numId w:val="1014"/>
         </w:numPr>
+        <w:ind w:firstLine="420"/>
       </w:pPr>
       <w:r>
         <w:rPr>
@@ -8365,18 +8259,13 @@
     </w:p>
     <w:p>
       <w:pPr>
-        <w:spacing w:before="0" w:after="0"/>
-      </w:pPr>
-    </w:p>
-    <w:p>
-      <w:pPr>
-        <w:spacing w:before="0" w:after="0"/>
-      </w:pPr>
-    </w:p>
-    <w:p>
-      <w:pPr>
-        <w:spacing w:before="0" w:after="0"/>
-      </w:pPr>
+        <w:spacing w:before="160" w:after="80"/>
+      </w:pPr>
+      <w:r>
+        <w:pict>
+          <v:rect style="width:0;height:1.5pt" o:hralign="center" o:hrstd="t" o:hr="t"/>
+        </w:pict>
+      </w:r>
     </w:p>
     <w:p>
       <w:pPr>
@@ -8418,6 +8307,7 @@
       <w:pPr>
         <w:pStyle w:val="FirstParagraph"/>
         <w:spacing w:after="80"/>
+        <w:ind w:firstLine="420"/>
       </w:pPr>
       <w:r>
         <w:rPr>
@@ -8466,15 +8356,16 @@
       <w:tblPr>
         <w:tblStyle w:val="Table"/>
         <w:tblW w:type="auto" w:w="0"/>
+        <w:tblLook w:firstRow="1" w:lastRow="0" w:firstColumn="0" w:lastColumn="0" w:noHBand="0" w:noVBand="0" w:val="0020"/>
+        <w:jc w:val="center"/>
         <w:tblBorders>
           <w:top w:val="single" w:sz="12" w:space="0" w:color="000000"/>
-          <w:left w:val="none" w:sz="0" w:space="0" w:color="auto"/>
           <w:bottom w:val="single" w:sz="12" w:space="0" w:color="000000"/>
-          <w:right w:val="none" w:sz="0" w:space="0" w:color="auto"/>
-          <w:insideH w:val="none" w:sz="0" w:space="0" w:color="auto"/>
-          <w:insideV w:val="none" w:sz="0" w:space="0" w:color="auto"/>
+          <w:left w:val="none"/>
+          <w:right w:val="none"/>
+          <w:insideH w:val="none"/>
+          <w:insideV w:val="none"/>
         </w:tblBorders>
-        <w:tblLook w:firstRow="1" w:lastRow="0" w:firstColumn="0" w:lastColumn="0" w:noHBand="0" w:noVBand="0" w:val="0020"/>
       </w:tblPr>
       <w:tblGrid>
         <w:gridCol w:w="1320"/>
@@ -8491,7 +8382,7 @@
         <w:tc>
           <w:tcPr>
             <w:tcBorders>
-              <w:bottom w:val="single" w:sz="8" w:space="0" w:color="000000"/>
+              <w:bottom w:val="single" w:sz="6" w:space="0" w:color="000000"/>
             </w:tcBorders>
           </w:tcPr>
           <w:p>
@@ -8511,7 +8402,7 @@
         <w:tc>
           <w:tcPr>
             <w:tcBorders>
-              <w:bottom w:val="single" w:sz="8" w:space="0" w:color="000000"/>
+              <w:bottom w:val="single" w:sz="6" w:space="0" w:color="000000"/>
             </w:tcBorders>
           </w:tcPr>
           <w:p>
@@ -8531,7 +8422,7 @@
         <w:tc>
           <w:tcPr>
             <w:tcBorders>
-              <w:bottom w:val="single" w:sz="8" w:space="0" w:color="000000"/>
+              <w:bottom w:val="single" w:sz="6" w:space="0" w:color="000000"/>
             </w:tcBorders>
           </w:tcPr>
           <w:p>
@@ -8551,7 +8442,7 @@
         <w:tc>
           <w:tcPr>
             <w:tcBorders>
-              <w:bottom w:val="single" w:sz="8" w:space="0" w:color="000000"/>
+              <w:bottom w:val="single" w:sz="6" w:space="0" w:color="000000"/>
             </w:tcBorders>
           </w:tcPr>
           <w:p>
@@ -8571,7 +8462,7 @@
         <w:tc>
           <w:tcPr>
             <w:tcBorders>
-              <w:bottom w:val="single" w:sz="8" w:space="0" w:color="000000"/>
+              <w:bottom w:val="single" w:sz="6" w:space="0" w:color="000000"/>
             </w:tcBorders>
           </w:tcPr>
           <w:p>
@@ -8591,7 +8482,7 @@
         <w:tc>
           <w:tcPr>
             <w:tcBorders>
-              <w:bottom w:val="single" w:sz="8" w:space="0" w:color="000000"/>
+              <w:bottom w:val="single" w:sz="6" w:space="0" w:color="000000"/>
             </w:tcBorders>
           </w:tcPr>
           <w:p>
@@ -8802,9 +8693,13 @@
     </w:tbl>
     <w:p>
       <w:pPr>
-        <w:pStyle w:val="BodyText"/>
-        <w:spacing w:before="0" w:after="0"/>
-        <w:ind w:left="480" w:hanging="480"/>
+        <w:pStyle w:val="Compact"/>
+        <w:numPr>
+          <w:ilvl w:val="0"/>
+          <w:numId w:val="1015"/>
+        </w:numPr>
+        <w:spacing w:before="120"/>
+        <w:ind w:firstLine="420"/>
       </w:pPr>
       <w:r>
         <w:rPr>
@@ -8882,18 +8777,15 @@
           <m:t>R</m:t>
         </m:r>
       </m:oMath>
-      <w:r>
-        <w:rPr>
-          <w:rFonts w:ascii="Times New Roman" w:hAnsi="Times New Roman" w:eastAsia="Times New Roman" w:cs="Times New Roman"/>
-        </w:rPr>
-        <w:t xml:space="preserve">　　</w:t>
-      </w:r>
     </w:p>
     <w:p>
       <w:pPr>
-        <w:pStyle w:val="BodyText"/>
-        <w:spacing w:before="0" w:after="0"/>
-        <w:ind w:left="480" w:hanging="480"/>
+        <w:pStyle w:val="Compact"/>
+        <w:numPr>
+          <w:ilvl w:val="0"/>
+          <w:numId w:val="1015"/>
+        </w:numPr>
+        <w:ind w:firstLine="420"/>
       </w:pPr>
       <w:r>
         <w:rPr>
@@ -8933,18 +8825,15 @@
           <m:t>Q</m:t>
         </m:r>
       </m:oMath>
-      <w:r>
-        <w:rPr>
-          <w:rFonts w:ascii="Times New Roman" w:hAnsi="Times New Roman" w:eastAsia="Times New Roman" w:cs="Times New Roman"/>
-        </w:rPr>
-        <w:t xml:space="preserve">　　</w:t>
-      </w:r>
     </w:p>
     <w:p>
       <w:pPr>
-        <w:pStyle w:val="BodyText"/>
-        <w:spacing w:before="0" w:after="0"/>
-        <w:ind w:left="480" w:hanging="480"/>
+        <w:pStyle w:val="Compact"/>
+        <w:numPr>
+          <w:ilvl w:val="0"/>
+          <w:numId w:val="1015"/>
+        </w:numPr>
+        <w:ind w:firstLine="420"/>
       </w:pPr>
       <w:r>
         <w:rPr>
@@ -8969,19 +8858,16 @@
           <w:rFonts w:hint="eastAsia" w:ascii="Times New Roman" w:hAnsi="Times New Roman" w:eastAsia="FangSong" w:cs="Times New Roman"/>
         </w:rPr>
         <w:t xml:space="preserve">形成的化合物具有两性</w:t>
-      </w:r>
-      <w:r>
-        <w:rPr>
-          <w:rFonts w:ascii="Times New Roman" w:hAnsi="Times New Roman" w:eastAsia="Times New Roman" w:cs="Times New Roman"/>
-        </w:rPr>
-        <w:t xml:space="preserve">　　</w:t>
       </w:r>
     </w:p>
     <w:p>
       <w:pPr>
-        <w:pStyle w:val="BodyText"/>
-        <w:spacing w:before="0" w:after="0"/>
-        <w:ind w:left="480" w:hanging="480"/>
+        <w:pStyle w:val="Compact"/>
+        <w:numPr>
+          <w:ilvl w:val="0"/>
+          <w:numId w:val="1015"/>
+        </w:numPr>
+        <w:ind w:firstLine="420"/>
       </w:pPr>
       <w:r>
         <w:rPr>
@@ -9074,13 +8960,13 @@
     </w:p>
     <w:p>
       <w:pPr>
-        <w:spacing w:before="0" w:after="0"/>
-      </w:pPr>
-    </w:p>
-    <w:p>
-      <w:pPr>
-        <w:spacing w:before="0" w:after="0"/>
-      </w:pPr>
+        <w:spacing w:before="160" w:after="80"/>
+      </w:pPr>
+      <w:r>
+        <w:pict>
+          <v:rect style="width:0;height:1.5pt" o:hralign="center" o:hrstd="t" o:hr="t"/>
+        </w:pict>
+      </w:r>
     </w:p>
     <w:p>
       <w:pPr>
@@ -9121,6 +9007,7 @@
     <w:p>
       <w:pPr>
         <w:pStyle w:val="FirstParagraph"/>
+        <w:ind w:firstLine="420"/>
       </w:pPr>
       <w:r>
         <w:rPr>
@@ -9156,7 +9043,7 @@
     <w:p>
       <w:pPr>
         <w:pStyle w:val="BodyText"/>
-        <w:spacing w:before="0" w:after="0"/>
+        <w:ind w:firstLine="420"/>
       </w:pPr>
       <w:r>
         <w:rPr>
@@ -9422,7 +9309,7 @@
     <w:p>
       <w:pPr>
         <w:pStyle w:val="BodyText"/>
-        <w:spacing w:before="0" w:after="0"/>
+        <w:ind w:firstLine="420"/>
       </w:pPr>
       <w:r>
         <w:rPr>
@@ -9634,7 +9521,7 @@
     <w:p>
       <w:pPr>
         <w:pStyle w:val="BodyText"/>
-        <w:spacing w:before="0" w:after="0"/>
+        <w:ind w:firstLine="420"/>
       </w:pPr>
       <w:r>
         <w:rPr>
@@ -9688,7 +9575,7 @@
     <w:p>
       <w:pPr>
         <w:pStyle w:val="BodyText"/>
-        <w:spacing w:before="0" w:after="0"/>
+        <w:ind w:firstLine="420"/>
       </w:pPr>
       <w:r>
         <w:rPr>
@@ -9817,13 +9704,13 @@
     </w:p>
     <w:p>
       <w:pPr>
-        <w:spacing w:before="0" w:after="0"/>
-      </w:pPr>
-    </w:p>
-    <w:p>
-      <w:pPr>
-        <w:spacing w:before="0" w:after="0"/>
-      </w:pPr>
+        <w:spacing w:before="160" w:after="80"/>
+      </w:pPr>
+      <w:r>
+        <w:pict>
+          <v:rect style="width:0;height:1.5pt" o:hralign="center" o:hrstd="t" o:hr="t"/>
+        </w:pict>
+      </w:r>
     </w:p>
     <w:p>
       <w:pPr>
@@ -9864,6 +9751,7 @@
     <w:p>
       <w:pPr>
         <w:pStyle w:val="FirstParagraph"/>
+        <w:ind w:firstLine="420"/>
       </w:pPr>
       <w:r>
         <w:rPr>
@@ -9898,18 +9786,13 @@
     </w:p>
     <w:p>
       <w:pPr>
-        <w:spacing w:before="0" w:after="0"/>
-      </w:pPr>
-    </w:p>
-    <w:p>
-      <w:pPr>
-        <w:spacing w:before="0" w:after="0"/>
-      </w:pPr>
-    </w:p>
-    <w:p>
-      <w:pPr>
-        <w:spacing w:before="0" w:after="0"/>
-      </w:pPr>
+        <w:spacing w:before="160" w:after="80"/>
+      </w:pPr>
+      <w:r>
+        <w:pict>
+          <v:rect style="width:0;height:1.5pt" o:hralign="center" o:hrstd="t" o:hr="t"/>
+        </w:pict>
+      </w:r>
     </w:p>
     <w:p>
       <w:pPr>
@@ -9950,6 +9833,7 @@
     <w:p>
       <w:pPr>
         <w:pStyle w:val="FirstParagraph"/>
+        <w:ind w:firstLine="420"/>
       </w:pPr>
       <w:r>
         <w:rPr>
@@ -9978,14 +9862,12 @@
     </w:p>
     <w:p>
       <w:pPr>
-        <w:pStyle w:val="BodyText"/>
-      </w:pPr>
-      <w:r>
-        <w:rPr>
-          <w:rFonts w:ascii="Times New Roman" w:hAnsi="Times New Roman" w:eastAsia="Times New Roman" w:cs="Times New Roman"/>
-        </w:rPr>
-        <w:t xml:space="preserve">10-1 </w:t>
-      </w:r>
+        <w:numPr>
+          <w:ilvl w:val="0"/>
+          <w:numId w:val="1016"/>
+        </w:numPr>
+        <w:ind w:firstLine="420"/>
+      </w:pPr>
       <w:r>
         <w:rPr>
           <w:rFonts w:hint="eastAsia" w:ascii="Times New Roman" w:hAnsi="Times New Roman" w:eastAsia="FangSong" w:cs="Times New Roman"/>
@@ -10195,14 +10077,12 @@
     </w:p>
     <w:p>
       <w:pPr>
-        <w:pStyle w:val="BodyText"/>
-      </w:pPr>
-      <w:r>
-        <w:rPr>
-          <w:rFonts w:ascii="Times New Roman" w:hAnsi="Times New Roman" w:eastAsia="Times New Roman" w:cs="Times New Roman"/>
-        </w:rPr>
-        <w:t xml:space="preserve">10-2 </w:t>
-      </w:r>
+        <w:numPr>
+          <w:ilvl w:val="0"/>
+          <w:numId w:val="1016"/>
+        </w:numPr>
+        <w:ind w:firstLine="420"/>
+      </w:pPr>
       <w:r>
         <w:rPr>
           <w:rFonts w:hint="eastAsia" w:ascii="Times New Roman" w:hAnsi="Times New Roman" w:eastAsia="FangSong" w:cs="Times New Roman"/>
@@ -10440,7 +10320,8 @@
     </w:p>
     <w:p>
       <w:pPr>
-        <w:pStyle w:val="BodyText"/>
+        <w:pStyle w:val="FirstParagraph"/>
+        <w:ind w:firstLine="420"/>
       </w:pPr>
       <w:r>
         <w:rPr>
@@ -10464,6 +10345,7 @@
     <w:p>
       <w:pPr>
         <w:pStyle w:val="BodyText"/>
+        <w:ind w:firstLine="420"/>
       </w:pPr>
       <w:r>
         <w:rPr>
@@ -10498,14 +10380,12 @@
     </w:p>
     <w:p>
       <w:pPr>
-        <w:pStyle w:val="BodyText"/>
-      </w:pPr>
-      <w:r>
-        <w:rPr>
-          <w:rFonts w:ascii="Times New Roman" w:hAnsi="Times New Roman" w:eastAsia="Times New Roman" w:cs="Times New Roman"/>
-        </w:rPr>
-        <w:t xml:space="preserve">10-3 </w:t>
-      </w:r>
+        <w:numPr>
+          <w:ilvl w:val="0"/>
+          <w:numId w:val="1017"/>
+        </w:numPr>
+        <w:ind w:firstLine="420"/>
+      </w:pPr>
       <w:r>
         <w:rPr>
           <w:rFonts w:hint="eastAsia" w:ascii="Times New Roman" w:hAnsi="Times New Roman" w:eastAsia="FangSong" w:cs="Times New Roman"/>
@@ -11100,15 +10980,13 @@
     </w:p>
     <w:p>
       <w:pPr>
-        <w:pStyle w:val="BodyText"/>
+        <w:numPr>
+          <w:ilvl w:val="0"/>
+          <w:numId w:val="1017"/>
+        </w:numPr>
         <w:spacing w:after="80"/>
-      </w:pPr>
-      <w:r>
-        <w:rPr>
-          <w:rFonts w:ascii="Times New Roman" w:hAnsi="Times New Roman" w:eastAsia="Times New Roman" w:cs="Times New Roman"/>
-        </w:rPr>
-        <w:t xml:space="preserve">10-4 </w:t>
-      </w:r>
+        <w:ind w:firstLine="420"/>
+      </w:pPr>
       <w:r>
         <w:rPr>
           <w:rFonts w:hint="eastAsia" w:ascii="Times New Roman" w:hAnsi="Times New Roman" w:eastAsia="FangSong" w:cs="Times New Roman"/>
@@ -11493,15 +11371,16 @@
         <w:tblStyle w:val="Table"/>
         <w:tblW w:type="pct" w:w="5000"/>
         <w:tblLayout w:type="fixed"/>
+        <w:tblLook w:firstRow="1" w:lastRow="0" w:firstColumn="0" w:lastColumn="0" w:noHBand="0" w:noVBand="0" w:val="0020"/>
+        <w:jc w:val="center"/>
         <w:tblBorders>
           <w:top w:val="single" w:sz="12" w:space="0" w:color="000000"/>
-          <w:left w:val="none" w:sz="0" w:space="0" w:color="auto"/>
           <w:bottom w:val="single" w:sz="12" w:space="0" w:color="000000"/>
-          <w:right w:val="none" w:sz="0" w:space="0" w:color="auto"/>
-          <w:insideH w:val="none" w:sz="0" w:space="0" w:color="auto"/>
-          <w:insideV w:val="none" w:sz="0" w:space="0" w:color="auto"/>
+          <w:left w:val="none"/>
+          <w:right w:val="none"/>
+          <w:insideH w:val="none"/>
+          <w:insideV w:val="none"/>
         </w:tblBorders>
-        <w:tblLook w:firstRow="1" w:lastRow="0" w:firstColumn="0" w:lastColumn="0" w:noHBand="0" w:noVBand="0" w:val="0020"/>
       </w:tblPr>
       <w:tblGrid>
         <w:gridCol w:w="1980"/>
@@ -11516,7 +11395,7 @@
         <w:tc>
           <w:tcPr>
             <w:tcBorders>
-              <w:bottom w:val="single" w:sz="8" w:space="0" w:color="000000"/>
+              <w:bottom w:val="single" w:sz="6" w:space="0" w:color="000000"/>
             </w:tcBorders>
           </w:tcPr>
           <w:p>
@@ -11536,7 +11415,7 @@
         <w:tc>
           <w:tcPr>
             <w:tcBorders>
-              <w:bottom w:val="single" w:sz="8" w:space="0" w:color="000000"/>
+              <w:bottom w:val="single" w:sz="6" w:space="0" w:color="000000"/>
             </w:tcBorders>
           </w:tcPr>
           <w:p>
@@ -11577,7 +11456,7 @@
         <w:tc>
           <w:tcPr>
             <w:tcBorders>
-              <w:bottom w:val="single" w:sz="8" w:space="0" w:color="000000"/>
+              <w:bottom w:val="single" w:sz="6" w:space="0" w:color="000000"/>
             </w:tcBorders>
           </w:tcPr>
           <w:p>
@@ -11633,7 +11512,7 @@
         <w:tc>
           <w:tcPr>
             <w:tcBorders>
-              <w:bottom w:val="single" w:sz="8" w:space="0" w:color="000000"/>
+              <w:bottom w:val="single" w:sz="6" w:space="0" w:color="000000"/>
             </w:tcBorders>
           </w:tcPr>
           <w:p>
@@ -12085,6 +11964,7 @@
       <w:pPr>
         <w:pStyle w:val="BodyText"/>
         <w:spacing w:before="120"/>
+        <w:ind w:firstLine="420"/>
       </w:pPr>
       <w:r>
         <w:rPr>
@@ -12101,43 +11981,13 @@
     </w:p>
     <w:p>
       <w:pPr>
-        <w:spacing w:before="0" w:after="0"/>
-      </w:pPr>
-    </w:p>
-    <w:p>
-      <w:pPr>
-        <w:spacing w:before="0" w:after="0"/>
-      </w:pPr>
-    </w:p>
-    <w:p>
-      <w:pPr>
-        <w:spacing w:before="0" w:after="0"/>
-      </w:pPr>
-    </w:p>
-    <w:p>
-      <w:pPr>
-        <w:spacing w:before="0" w:after="0"/>
-      </w:pPr>
-    </w:p>
-    <w:p>
-      <w:pPr>
-        <w:spacing w:before="0" w:after="0"/>
-      </w:pPr>
-    </w:p>
-    <w:p>
-      <w:pPr>
-        <w:spacing w:before="0" w:after="0"/>
-      </w:pPr>
-    </w:p>
-    <w:p>
-      <w:pPr>
-        <w:spacing w:before="0" w:after="0"/>
-      </w:pPr>
-    </w:p>
-    <w:p>
-      <w:pPr>
-        <w:spacing w:before="0" w:after="0"/>
-      </w:pPr>
+        <w:spacing w:before="160" w:after="80"/>
+      </w:pPr>
+      <w:r>
+        <w:pict>
+          <v:rect style="width:0;height:1.5pt" o:hralign="center" o:hrstd="t" o:hr="t"/>
+        </w:pict>
+      </w:r>
     </w:p>
     <w:p>
       <w:pPr>
@@ -12178,6 +12028,7 @@
     <w:p>
       <w:pPr>
         <w:pStyle w:val="FirstParagraph"/>
+        <w:ind w:firstLine="420"/>
       </w:pPr>
       <w:r>
         <w:rPr>
@@ -12382,14 +12233,12 @@
     </w:p>
     <w:p>
       <w:pPr>
-        <w:pStyle w:val="BodyText"/>
-      </w:pPr>
-      <w:r>
-        <w:rPr>
-          <w:rFonts w:ascii="Times New Roman" w:hAnsi="Times New Roman" w:eastAsia="Times New Roman" w:cs="Times New Roman"/>
-        </w:rPr>
-        <w:t xml:space="preserve">3-1 </w:t>
-      </w:r>
+        <w:numPr>
+          <w:ilvl w:val="0"/>
+          <w:numId w:val="1018"/>
+        </w:numPr>
+        <w:ind w:firstLine="420"/>
+      </w:pPr>
       <w:r>
         <w:rPr>
           <w:rFonts w:hint="eastAsia" w:ascii="Times New Roman" w:hAnsi="Times New Roman" w:eastAsia="FangSong" w:cs="Times New Roman"/>
@@ -12405,14 +12254,12 @@
     </w:p>
     <w:p>
       <w:pPr>
-        <w:pStyle w:val="BodyText"/>
-      </w:pPr>
-      <w:r>
-        <w:rPr>
-          <w:rFonts w:ascii="Times New Roman" w:hAnsi="Times New Roman" w:eastAsia="Times New Roman" w:cs="Times New Roman"/>
-        </w:rPr>
-        <w:t xml:space="preserve">3-2 </w:t>
-      </w:r>
+        <w:numPr>
+          <w:ilvl w:val="0"/>
+          <w:numId w:val="1018"/>
+        </w:numPr>
+        <w:ind w:firstLine="420"/>
+      </w:pPr>
       <w:r>
         <w:rPr>
           <w:rFonts w:hint="eastAsia" w:ascii="Times New Roman" w:hAnsi="Times New Roman" w:eastAsia="FangSong" w:cs="Times New Roman"/>
@@ -12428,14 +12275,12 @@
     </w:p>
     <w:p>
       <w:pPr>
-        <w:pStyle w:val="BodyText"/>
-      </w:pPr>
-      <w:r>
-        <w:rPr>
-          <w:rFonts w:ascii="Times New Roman" w:hAnsi="Times New Roman" w:eastAsia="Times New Roman" w:cs="Times New Roman"/>
-        </w:rPr>
-        <w:t xml:space="preserve">3-3 </w:t>
-      </w:r>
+        <w:numPr>
+          <w:ilvl w:val="0"/>
+          <w:numId w:val="1018"/>
+        </w:numPr>
+        <w:ind w:firstLine="420"/>
+      </w:pPr>
       <w:r>
         <w:rPr>
           <w:rFonts w:hint="eastAsia" w:ascii="Times New Roman" w:hAnsi="Times New Roman" w:eastAsia="FangSong" w:cs="Times New Roman"/>
@@ -12451,14 +12296,12 @@
     </w:p>
     <w:p>
       <w:pPr>
-        <w:pStyle w:val="BodyText"/>
-      </w:pPr>
-      <w:r>
-        <w:rPr>
-          <w:rFonts w:ascii="Times New Roman" w:hAnsi="Times New Roman" w:eastAsia="Times New Roman" w:cs="Times New Roman"/>
-        </w:rPr>
-        <w:t xml:space="preserve">3-4 </w:t>
-      </w:r>
+        <w:numPr>
+          <w:ilvl w:val="0"/>
+          <w:numId w:val="1018"/>
+        </w:numPr>
+        <w:ind w:firstLine="420"/>
+      </w:pPr>
       <w:r>
         <w:rPr>
           <w:rFonts w:hint="eastAsia" w:ascii="Times New Roman" w:hAnsi="Times New Roman" w:eastAsia="FangSong" w:cs="Times New Roman"/>
@@ -12474,14 +12317,12 @@
     </w:p>
     <w:p>
       <w:pPr>
-        <w:pStyle w:val="BodyText"/>
-      </w:pPr>
-      <w:r>
-        <w:rPr>
-          <w:rFonts w:ascii="Times New Roman" w:hAnsi="Times New Roman" w:eastAsia="Times New Roman" w:cs="Times New Roman"/>
-        </w:rPr>
-        <w:t xml:space="preserve">3-5 </w:t>
-      </w:r>
+        <w:numPr>
+          <w:ilvl w:val="0"/>
+          <w:numId w:val="1018"/>
+        </w:numPr>
+        <w:ind w:firstLine="420"/>
+      </w:pPr>
       <w:r>
         <w:rPr>
           <w:rFonts w:hint="eastAsia" w:ascii="Times New Roman" w:hAnsi="Times New Roman" w:eastAsia="FangSong" w:cs="Times New Roman"/>
@@ -12529,28 +12370,13 @@
     </w:p>
     <w:p>
       <w:pPr>
-        <w:spacing w:before="0" w:after="0"/>
-      </w:pPr>
-    </w:p>
-    <w:p>
-      <w:pPr>
-        <w:spacing w:before="0" w:after="0"/>
-      </w:pPr>
-    </w:p>
-    <w:p>
-      <w:pPr>
-        <w:spacing w:before="0" w:after="0"/>
-      </w:pPr>
-    </w:p>
-    <w:p>
-      <w:pPr>
-        <w:spacing w:before="0" w:after="0"/>
-      </w:pPr>
-    </w:p>
-    <w:p>
-      <w:pPr>
-        <w:spacing w:before="0" w:after="0"/>
-      </w:pPr>
+        <w:spacing w:before="160" w:after="80"/>
+      </w:pPr>
+      <w:r>
+        <w:pict>
+          <v:rect style="width:0;height:1.5pt" o:hralign="center" o:hrstd="t" o:hr="t"/>
+        </w:pict>
+      </w:r>
     </w:p>
     <w:p>
       <w:pPr>
@@ -12591,6 +12417,7 @@
     <w:p>
       <w:pPr>
         <w:pStyle w:val="FirstParagraph"/>
+        <w:ind w:firstLine="420"/>
       </w:pPr>
       <w:r>
         <w:rPr>
@@ -13053,43 +12880,13 @@
     </w:p>
     <w:p>
       <w:pPr>
-        <w:spacing w:before="0" w:after="0"/>
-      </w:pPr>
-    </w:p>
-    <w:p>
-      <w:pPr>
-        <w:spacing w:before="0" w:after="0"/>
-      </w:pPr>
-    </w:p>
-    <w:p>
-      <w:pPr>
-        <w:spacing w:before="0" w:after="0"/>
-      </w:pPr>
-    </w:p>
-    <w:p>
-      <w:pPr>
-        <w:spacing w:before="0" w:after="0"/>
-      </w:pPr>
-    </w:p>
-    <w:p>
-      <w:pPr>
-        <w:spacing w:before="0" w:after="0"/>
-      </w:pPr>
-    </w:p>
-    <w:p>
-      <w:pPr>
-        <w:spacing w:before="0" w:after="0"/>
-      </w:pPr>
-    </w:p>
-    <w:p>
-      <w:pPr>
-        <w:spacing w:before="0" w:after="0"/>
-      </w:pPr>
-    </w:p>
-    <w:p>
-      <w:pPr>
-        <w:spacing w:before="0" w:after="0"/>
-      </w:pPr>
+        <w:spacing w:before="160" w:after="80"/>
+      </w:pPr>
+      <w:r>
+        <w:pict>
+          <v:rect style="width:0;height:1.5pt" o:hralign="center" o:hrstd="t" o:hr="t"/>
+        </w:pict>
+      </w:r>
     </w:p>
     <w:p>
       <w:pPr>
@@ -13130,6 +12927,7 @@
     <w:p>
       <w:pPr>
         <w:pStyle w:val="FirstParagraph"/>
+        <w:ind w:firstLine="420"/>
       </w:pPr>
       <w:r>
         <w:rPr>
@@ -13392,14 +13190,12 @@
     </w:p>
     <w:p>
       <w:pPr>
-        <w:pStyle w:val="BodyText"/>
-      </w:pPr>
-      <w:r>
-        <w:rPr>
-          <w:rFonts w:ascii="Times New Roman" w:hAnsi="Times New Roman" w:eastAsia="Times New Roman" w:cs="Times New Roman"/>
-        </w:rPr>
-        <w:t xml:space="preserve">4-1 </w:t>
-      </w:r>
+        <w:numPr>
+          <w:ilvl w:val="0"/>
+          <w:numId w:val="1019"/>
+        </w:numPr>
+        <w:ind w:firstLine="420"/>
+      </w:pPr>
       <w:r>
         <w:rPr>
           <w:rFonts w:hint="eastAsia" w:ascii="Times New Roman" w:hAnsi="Times New Roman" w:eastAsia="FangSong" w:cs="Times New Roman"/>
@@ -13439,14 +13235,12 @@
     </w:p>
     <w:p>
       <w:pPr>
-        <w:pStyle w:val="BodyText"/>
-      </w:pPr>
-      <w:r>
-        <w:rPr>
-          <w:rFonts w:ascii="Times New Roman" w:hAnsi="Times New Roman" w:eastAsia="Times New Roman" w:cs="Times New Roman"/>
-        </w:rPr>
-        <w:t xml:space="preserve">4-2 </w:t>
-      </w:r>
+        <w:numPr>
+          <w:ilvl w:val="0"/>
+          <w:numId w:val="1019"/>
+        </w:numPr>
+        <w:ind w:firstLine="420"/>
+      </w:pPr>
       <w:r>
         <w:rPr>
           <w:rFonts w:hint="eastAsia" w:ascii="Times New Roman" w:hAnsi="Times New Roman" w:eastAsia="FangSong" w:cs="Times New Roman"/>
@@ -13486,14 +13280,12 @@
     </w:p>
     <w:p>
       <w:pPr>
-        <w:pStyle w:val="BodyText"/>
-      </w:pPr>
-      <w:r>
-        <w:rPr>
-          <w:rFonts w:ascii="Times New Roman" w:hAnsi="Times New Roman" w:eastAsia="Times New Roman" w:cs="Times New Roman"/>
-        </w:rPr>
-        <w:t xml:space="preserve">4-3 </w:t>
-      </w:r>
+        <w:numPr>
+          <w:ilvl w:val="0"/>
+          <w:numId w:val="1019"/>
+        </w:numPr>
+        <w:ind w:firstLine="420"/>
+      </w:pPr>
       <w:r>
         <w:rPr>
           <w:rFonts w:hint="eastAsia" w:ascii="Times New Roman" w:hAnsi="Times New Roman" w:eastAsia="FangSong" w:cs="Times New Roman"/>
@@ -13533,43 +13325,13 @@
     </w:p>
     <w:p>
       <w:pPr>
-        <w:spacing w:before="0" w:after="0"/>
-      </w:pPr>
-    </w:p>
-    <w:p>
-      <w:pPr>
-        <w:spacing w:before="0" w:after="0"/>
-      </w:pPr>
-    </w:p>
-    <w:p>
-      <w:pPr>
-        <w:spacing w:before="0" w:after="0"/>
-      </w:pPr>
-    </w:p>
-    <w:p>
-      <w:pPr>
-        <w:spacing w:before="0" w:after="0"/>
-      </w:pPr>
-    </w:p>
-    <w:p>
-      <w:pPr>
-        <w:spacing w:before="0" w:after="0"/>
-      </w:pPr>
-    </w:p>
-    <w:p>
-      <w:pPr>
-        <w:spacing w:before="0" w:after="0"/>
-      </w:pPr>
-    </w:p>
-    <w:p>
-      <w:pPr>
-        <w:spacing w:before="0" w:after="0"/>
-      </w:pPr>
-    </w:p>
-    <w:p>
-      <w:pPr>
-        <w:spacing w:before="0" w:after="0"/>
-      </w:pPr>
+        <w:spacing w:before="160" w:after="80"/>
+      </w:pPr>
+      <w:r>
+        <w:pict>
+          <v:rect style="width:0;height:1.5pt" o:hralign="center" o:hrstd="t" o:hr="t"/>
+        </w:pict>
+      </w:r>
     </w:p>
     <w:p>
       <w:pPr>
@@ -13610,6 +13372,7 @@
     <w:p>
       <w:pPr>
         <w:pStyle w:val="FirstParagraph"/>
+        <w:ind w:firstLine="420"/>
       </w:pPr>
       <w:r>
         <w:rPr>
@@ -14460,20 +14223,12 @@
     </w:p>
     <w:p>
       <w:pPr>
-        <w:pStyle w:val="BodyText"/>
-      </w:pPr>
-      <w:r>
-        <w:rPr>
-          <w:rFonts w:ascii="Times New Roman" w:hAnsi="Times New Roman" w:eastAsia="Times New Roman" w:cs="Times New Roman"/>
-        </w:rPr>
-        <w:t xml:space="preserve">9-1</w:t>
-      </w:r>
-      <w:r>
-        <w:rPr>
-          <w:rFonts w:ascii="Times New Roman" w:hAnsi="Times New Roman" w:eastAsia="Times New Roman" w:cs="Times New Roman"/>
-        </w:rPr>
-        <w:t xml:space="preserve"> </w:t>
-      </w:r>
+        <w:numPr>
+          <w:ilvl w:val="0"/>
+          <w:numId w:val="1020"/>
+        </w:numPr>
+        <w:ind w:firstLine="420"/>
+      </w:pPr>
       <m:oMath>
         <m:oMathPr>
           <m:ctrlPr>
@@ -14594,20 +14349,12 @@
     </w:p>
     <w:p>
       <w:pPr>
-        <w:pStyle w:val="BodyText"/>
-      </w:pPr>
-      <w:r>
-        <w:rPr>
-          <w:rFonts w:ascii="Times New Roman" w:hAnsi="Times New Roman" w:eastAsia="Times New Roman" w:cs="Times New Roman"/>
-        </w:rPr>
-        <w:t xml:space="preserve">9-2</w:t>
-      </w:r>
-      <w:r>
-        <w:rPr>
-          <w:rFonts w:ascii="Times New Roman" w:hAnsi="Times New Roman" w:eastAsia="Times New Roman" w:cs="Times New Roman"/>
-        </w:rPr>
-        <w:t xml:space="preserve"> </w:t>
-      </w:r>
+        <w:numPr>
+          <w:ilvl w:val="0"/>
+          <w:numId w:val="1020"/>
+        </w:numPr>
+        <w:ind w:firstLine="420"/>
+      </w:pPr>
       <m:oMath>
         <m:oMathPr>
           <m:ctrlPr>
@@ -14757,20 +14504,12 @@
     </w:p>
     <w:p>
       <w:pPr>
-        <w:pStyle w:val="BodyText"/>
-      </w:pPr>
-      <w:r>
-        <w:rPr>
-          <w:rFonts w:ascii="Times New Roman" w:hAnsi="Times New Roman" w:eastAsia="Times New Roman" w:cs="Times New Roman"/>
-        </w:rPr>
-        <w:t xml:space="preserve">9-3</w:t>
-      </w:r>
-      <w:r>
-        <w:rPr>
-          <w:rFonts w:ascii="Times New Roman" w:hAnsi="Times New Roman" w:eastAsia="Times New Roman" w:cs="Times New Roman"/>
-        </w:rPr>
-        <w:t xml:space="preserve"> </w:t>
-      </w:r>
+        <w:numPr>
+          <w:ilvl w:val="0"/>
+          <w:numId w:val="1020"/>
+        </w:numPr>
+        <w:ind w:firstLine="420"/>
+      </w:pPr>
       <m:oMath>
         <m:oMathPr>
           <m:ctrlPr>
@@ -14926,14 +14665,12 @@
     </w:p>
     <w:p>
       <w:pPr>
-        <w:pStyle w:val="BodyText"/>
-      </w:pPr>
-      <w:r>
-        <w:rPr>
-          <w:rFonts w:ascii="Times New Roman" w:hAnsi="Times New Roman" w:eastAsia="Times New Roman" w:cs="Times New Roman"/>
-        </w:rPr>
-        <w:t xml:space="preserve">9-4 </w:t>
-      </w:r>
+        <w:numPr>
+          <w:ilvl w:val="0"/>
+          <w:numId w:val="1020"/>
+        </w:numPr>
+        <w:ind w:firstLine="420"/>
+      </w:pPr>
       <w:r>
         <w:rPr>
           <w:rFonts w:hint="eastAsia" w:ascii="Times New Roman" w:hAnsi="Times New Roman" w:eastAsia="FangSong" w:cs="Times New Roman"/>
@@ -14981,28 +14718,13 @@
     </w:p>
     <w:p>
       <w:pPr>
-        <w:spacing w:before="0" w:after="0"/>
-      </w:pPr>
-    </w:p>
-    <w:p>
-      <w:pPr>
-        <w:spacing w:before="0" w:after="0"/>
-      </w:pPr>
-    </w:p>
-    <w:p>
-      <w:pPr>
-        <w:spacing w:before="0" w:after="0"/>
-      </w:pPr>
-    </w:p>
-    <w:p>
-      <w:pPr>
-        <w:spacing w:before="0" w:after="0"/>
-      </w:pPr>
-    </w:p>
-    <w:p>
-      <w:pPr>
-        <w:spacing w:before="0" w:after="0"/>
-      </w:pPr>
+        <w:spacing w:before="160" w:after="80"/>
+      </w:pPr>
+      <w:r>
+        <w:pict>
+          <v:rect style="width:0;height:1.5pt" o:hralign="center" o:hrstd="t" o:hr="t"/>
+        </w:pict>
+      </w:r>
     </w:p>
     <w:p>
       <w:pPr>
@@ -15043,6 +14765,7 @@
     <w:p>
       <w:pPr>
         <w:pStyle w:val="FirstParagraph"/>
+        <w:ind w:firstLine="420"/>
       </w:pPr>
       <w:r>
         <w:rPr>
@@ -15670,14 +15393,12 @@
     </w:p>
     <w:p>
       <w:pPr>
-        <w:pStyle w:val="BodyText"/>
-      </w:pPr>
-      <w:r>
-        <w:rPr>
-          <w:rFonts w:ascii="Times New Roman" w:hAnsi="Times New Roman" w:eastAsia="Times New Roman" w:cs="Times New Roman"/>
-        </w:rPr>
-        <w:t xml:space="preserve">1-1 </w:t>
-      </w:r>
+        <w:numPr>
+          <w:ilvl w:val="0"/>
+          <w:numId w:val="1021"/>
+        </w:numPr>
+        <w:ind w:firstLine="420"/>
+      </w:pPr>
       <w:r>
         <w:rPr>
           <w:rFonts w:hint="eastAsia" w:ascii="Times New Roman" w:hAnsi="Times New Roman" w:eastAsia="FangSong" w:cs="Times New Roman"/>
@@ -15828,14 +15549,12 @@
     </w:p>
     <w:p>
       <w:pPr>
-        <w:pStyle w:val="BodyText"/>
-      </w:pPr>
-      <w:r>
-        <w:rPr>
-          <w:rFonts w:ascii="Times New Roman" w:hAnsi="Times New Roman" w:eastAsia="Times New Roman" w:cs="Times New Roman"/>
-        </w:rPr>
-        <w:t xml:space="preserve">1-2 </w:t>
-      </w:r>
+        <w:numPr>
+          <w:ilvl w:val="0"/>
+          <w:numId w:val="1021"/>
+        </w:numPr>
+        <w:ind w:firstLine="420"/>
+      </w:pPr>
       <w:r>
         <w:rPr>
           <w:rFonts w:hint="eastAsia" w:ascii="Times New Roman" w:hAnsi="Times New Roman" w:eastAsia="FangSong" w:cs="Times New Roman"/>
@@ -16257,20 +15976,12 @@
     </w:p>
     <w:p>
       <w:pPr>
-        <w:pStyle w:val="BodyText"/>
-      </w:pPr>
-      <w:r>
-        <w:rPr>
-          <w:rFonts w:ascii="Times New Roman" w:hAnsi="Times New Roman" w:eastAsia="Times New Roman" w:cs="Times New Roman"/>
-        </w:rPr>
-        <w:t xml:space="preserve">1-3</w:t>
-      </w:r>
-      <w:r>
-        <w:rPr>
-          <w:rFonts w:ascii="Times New Roman" w:hAnsi="Times New Roman" w:eastAsia="Times New Roman" w:cs="Times New Roman"/>
-        </w:rPr>
-        <w:t xml:space="preserve"> </w:t>
-      </w:r>
+        <w:numPr>
+          <w:ilvl w:val="0"/>
+          <w:numId w:val="1021"/>
+        </w:numPr>
+        <w:ind w:firstLine="420"/>
+      </w:pPr>
       <m:oMath>
         <m:sSub>
           <m:e>
@@ -16351,43 +16062,13 @@
     </w:p>
     <w:p>
       <w:pPr>
-        <w:spacing w:before="0" w:after="0"/>
-      </w:pPr>
-    </w:p>
-    <w:p>
-      <w:pPr>
-        <w:spacing w:before="0" w:after="0"/>
-      </w:pPr>
-    </w:p>
-    <w:p>
-      <w:pPr>
-        <w:spacing w:before="0" w:after="0"/>
-      </w:pPr>
-    </w:p>
-    <w:p>
-      <w:pPr>
-        <w:spacing w:before="0" w:after="0"/>
-      </w:pPr>
-    </w:p>
-    <w:p>
-      <w:pPr>
-        <w:spacing w:before="0" w:after="0"/>
-      </w:pPr>
-    </w:p>
-    <w:p>
-      <w:pPr>
-        <w:spacing w:before="0" w:after="0"/>
-      </w:pPr>
-    </w:p>
-    <w:p>
-      <w:pPr>
-        <w:spacing w:before="0" w:after="0"/>
-      </w:pPr>
-    </w:p>
-    <w:p>
-      <w:pPr>
-        <w:spacing w:before="0" w:after="0"/>
-      </w:pPr>
+        <w:spacing w:before="160" w:after="80"/>
+      </w:pPr>
+      <w:r>
+        <w:pict>
+          <v:rect style="width:0;height:1.5pt" o:hralign="center" o:hrstd="t" o:hr="t"/>
+        </w:pict>
+      </w:r>
     </w:p>
     <w:p>
       <w:pPr>
@@ -16429,6 +16110,7 @@
       <w:pPr>
         <w:pStyle w:val="FirstParagraph"/>
         <w:spacing w:after="80"/>
+        <w:ind w:firstLine="420"/>
       </w:pPr>
       <w:r>
         <w:rPr>
@@ -16495,15 +16177,16 @@
       <w:tblPr>
         <w:tblStyle w:val="Table"/>
         <w:tblW w:type="auto" w:w="0"/>
+        <w:tblLook w:firstRow="1" w:lastRow="0" w:firstColumn="0" w:lastColumn="0" w:noHBand="0" w:noVBand="0" w:val="0020"/>
+        <w:jc w:val="center"/>
         <w:tblBorders>
           <w:top w:val="single" w:sz="12" w:space="0" w:color="000000"/>
-          <w:left w:val="none" w:sz="0" w:space="0" w:color="auto"/>
           <w:bottom w:val="single" w:sz="12" w:space="0" w:color="000000"/>
-          <w:right w:val="none" w:sz="0" w:space="0" w:color="auto"/>
-          <w:insideH w:val="none" w:sz="0" w:space="0" w:color="auto"/>
-          <w:insideV w:val="none" w:sz="0" w:space="0" w:color="auto"/>
+          <w:left w:val="none"/>
+          <w:right w:val="none"/>
+          <w:insideH w:val="none"/>
+          <w:insideV w:val="none"/>
         </w:tblBorders>
-        <w:tblLook w:firstRow="1" w:lastRow="0" w:firstColumn="0" w:lastColumn="0" w:noHBand="0" w:noVBand="0" w:val="0020"/>
       </w:tblPr>
       <w:tblGrid>
         <w:gridCol w:w="1980"/>
@@ -16518,7 +16201,7 @@
         <w:tc>
           <w:tcPr>
             <w:tcBorders>
-              <w:bottom w:val="single" w:sz="8" w:space="0" w:color="000000"/>
+              <w:bottom w:val="single" w:sz="6" w:space="0" w:color="000000"/>
             </w:tcBorders>
           </w:tcPr>
           <w:p>
@@ -16531,7 +16214,7 @@
         <w:tc>
           <w:tcPr>
             <w:tcBorders>
-              <w:bottom w:val="single" w:sz="8" w:space="0" w:color="000000"/>
+              <w:bottom w:val="single" w:sz="6" w:space="0" w:color="000000"/>
             </w:tcBorders>
           </w:tcPr>
           <w:p>
@@ -16565,7 +16248,7 @@
         <w:tc>
           <w:tcPr>
             <w:tcBorders>
-              <w:bottom w:val="single" w:sz="8" w:space="0" w:color="000000"/>
+              <w:bottom w:val="single" w:sz="6" w:space="0" w:color="000000"/>
             </w:tcBorders>
           </w:tcPr>
           <w:p>
@@ -16599,7 +16282,7 @@
         <w:tc>
           <w:tcPr>
             <w:tcBorders>
-              <w:bottom w:val="single" w:sz="8" w:space="0" w:color="000000"/>
+              <w:bottom w:val="single" w:sz="6" w:space="0" w:color="000000"/>
             </w:tcBorders>
           </w:tcPr>
           <w:p>
@@ -16810,6 +16493,7 @@
       <w:pPr>
         <w:pStyle w:val="BodyText"/>
         <w:spacing w:before="120"/>
+        <w:ind w:firstLine="420"/>
       </w:pPr>
       <w:r>
         <w:rPr>
@@ -16850,28 +16534,13 @@
     </w:p>
     <w:p>
       <w:pPr>
-        <w:spacing w:before="0" w:after="0"/>
-      </w:pPr>
-    </w:p>
-    <w:p>
-      <w:pPr>
-        <w:spacing w:before="0" w:after="0"/>
-      </w:pPr>
-    </w:p>
-    <w:p>
-      <w:pPr>
-        <w:spacing w:before="0" w:after="0"/>
-      </w:pPr>
-    </w:p>
-    <w:p>
-      <w:pPr>
-        <w:spacing w:before="0" w:after="0"/>
-      </w:pPr>
-    </w:p>
-    <w:p>
-      <w:pPr>
-        <w:spacing w:before="0" w:after="0"/>
-      </w:pPr>
+        <w:spacing w:before="160" w:after="80"/>
+      </w:pPr>
+      <w:r>
+        <w:pict>
+          <v:rect style="width:0;height:1.5pt" o:hralign="center" o:hrstd="t" o:hr="t"/>
+        </w:pict>
+      </w:r>
     </w:p>
     <w:p>
       <w:pPr>
@@ -16912,6 +16581,7 @@
     <w:p>
       <w:pPr>
         <w:pStyle w:val="FirstParagraph"/>
+        <w:ind w:firstLine="420"/>
       </w:pPr>
       <w:r>
         <w:rPr>
@@ -17563,14 +17233,12 @@
     </w:p>
     <w:p>
       <w:pPr>
-        <w:pStyle w:val="BodyText"/>
-      </w:pPr>
-      <w:r>
-        <w:rPr>
-          <w:rFonts w:ascii="Times New Roman" w:hAnsi="Times New Roman" w:eastAsia="Times New Roman" w:cs="Times New Roman"/>
-        </w:rPr>
-        <w:t xml:space="preserve">8-1 </w:t>
-      </w:r>
+        <w:numPr>
+          <w:ilvl w:val="0"/>
+          <w:numId w:val="1022"/>
+        </w:numPr>
+        <w:ind w:firstLine="420"/>
+      </w:pPr>
       <w:r>
         <w:rPr>
           <w:rFonts w:hint="eastAsia" w:ascii="Times New Roman" w:hAnsi="Times New Roman" w:eastAsia="FangSong" w:cs="Times New Roman"/>
@@ -17634,14 +17302,12 @@
     </w:p>
     <w:p>
       <w:pPr>
-        <w:pStyle w:val="BodyText"/>
-      </w:pPr>
-      <w:r>
-        <w:rPr>
-          <w:rFonts w:ascii="Times New Roman" w:hAnsi="Times New Roman" w:eastAsia="Times New Roman" w:cs="Times New Roman"/>
-        </w:rPr>
-        <w:t xml:space="preserve">8-2 </w:t>
-      </w:r>
+        <w:numPr>
+          <w:ilvl w:val="0"/>
+          <w:numId w:val="1022"/>
+        </w:numPr>
+        <w:ind w:firstLine="420"/>
+      </w:pPr>
       <w:r>
         <w:rPr>
           <w:rFonts w:hint="eastAsia" w:ascii="Times New Roman" w:hAnsi="Times New Roman" w:eastAsia="FangSong" w:cs="Times New Roman"/>
@@ -17669,14 +17335,12 @@
     </w:p>
     <w:p>
       <w:pPr>
-        <w:pStyle w:val="BodyText"/>
-      </w:pPr>
-      <w:r>
-        <w:rPr>
-          <w:rFonts w:ascii="Times New Roman" w:hAnsi="Times New Roman" w:eastAsia="Times New Roman" w:cs="Times New Roman"/>
-        </w:rPr>
-        <w:t xml:space="preserve">8-3 </w:t>
-      </w:r>
+        <w:numPr>
+          <w:ilvl w:val="0"/>
+          <w:numId w:val="1022"/>
+        </w:numPr>
+        <w:ind w:firstLine="420"/>
+      </w:pPr>
       <w:r>
         <w:rPr>
           <w:rFonts w:hint="eastAsia" w:ascii="Times New Roman" w:hAnsi="Times New Roman" w:eastAsia="FangSong" w:cs="Times New Roman"/>
@@ -17704,13 +17368,17 @@
     </w:p>
     <w:p>
       <w:pPr>
-        <w:pStyle w:val="BodyText"/>
-      </w:pPr>
-      <w:r>
-        <w:rPr>
-          <w:rFonts w:ascii="Times New Roman" w:hAnsi="Times New Roman" w:eastAsia="Times New Roman" w:cs="Times New Roman"/>
-        </w:rPr>
-        <w:t xml:space="preserve">8-4 M </w:t>
+        <w:numPr>
+          <w:ilvl w:val="0"/>
+          <w:numId w:val="1022"/>
+        </w:numPr>
+        <w:ind w:firstLine="420"/>
+      </w:pPr>
+      <w:r>
+        <w:rPr>
+          <w:rFonts w:ascii="Times New Roman" w:hAnsi="Times New Roman" w:eastAsia="Times New Roman" w:cs="Times New Roman"/>
+        </w:rPr>
+        <w:t xml:space="preserve">M </w:t>
       </w:r>
       <w:r>
         <w:rPr>
@@ -17899,13 +17567,17 @@
     </w:p>
     <w:p>
       <w:pPr>
-        <w:pStyle w:val="BodyText"/>
-      </w:pPr>
-      <w:r>
-        <w:rPr>
-          <w:rFonts w:ascii="Times New Roman" w:hAnsi="Times New Roman" w:eastAsia="Times New Roman" w:cs="Times New Roman"/>
-        </w:rPr>
-        <w:t xml:space="preserve">8-5 1936 </w:t>
+        <w:numPr>
+          <w:ilvl w:val="0"/>
+          <w:numId w:val="1022"/>
+        </w:numPr>
+        <w:ind w:firstLine="420"/>
+      </w:pPr>
+      <w:r>
+        <w:rPr>
+          <w:rFonts w:ascii="Times New Roman" w:hAnsi="Times New Roman" w:eastAsia="Times New Roman" w:cs="Times New Roman"/>
+        </w:rPr>
+        <w:t xml:space="preserve">1936 </w:t>
       </w:r>
       <w:r>
         <w:rPr>
@@ -17947,7 +17619,7 @@
         <m:sSup>
           <m:e>
             <m:r>
-              <m:t xml:space="preserve"> </m:t>
+              <m:t>​</m:t>
             </m:r>
           </m:e>
           <m:sup>
@@ -17985,7 +17657,7 @@
         <m:sSup>
           <m:e>
             <m:r>
-              <m:t xml:space="preserve"> </m:t>
+              <m:t>​</m:t>
             </m:r>
           </m:e>
           <m:sup>
@@ -18106,43 +17778,13 @@
     </w:p>
     <w:p>
       <w:pPr>
-        <w:spacing w:before="0" w:after="0"/>
-      </w:pPr>
-    </w:p>
-    <w:p>
-      <w:pPr>
-        <w:spacing w:before="0" w:after="0"/>
-      </w:pPr>
-    </w:p>
-    <w:p>
-      <w:pPr>
-        <w:spacing w:before="0" w:after="0"/>
-      </w:pPr>
-    </w:p>
-    <w:p>
-      <w:pPr>
-        <w:spacing w:before="0" w:after="0"/>
-      </w:pPr>
-    </w:p>
-    <w:p>
-      <w:pPr>
-        <w:spacing w:before="0" w:after="0"/>
-      </w:pPr>
-    </w:p>
-    <w:p>
-      <w:pPr>
-        <w:spacing w:before="0" w:after="0"/>
-      </w:pPr>
-    </w:p>
-    <w:p>
-      <w:pPr>
-        <w:spacing w:before="0" w:after="0"/>
-      </w:pPr>
-    </w:p>
-    <w:p>
-      <w:pPr>
-        <w:spacing w:before="0" w:after="0"/>
-      </w:pPr>
+        <w:spacing w:before="160" w:after="80"/>
+      </w:pPr>
+      <w:r>
+        <w:pict>
+          <v:rect style="width:0;height:1.5pt" o:hralign="center" o:hrstd="t" o:hr="t"/>
+        </w:pict>
+      </w:r>
     </w:p>
     <w:p>
       <w:pPr>
@@ -18183,6 +17825,7 @@
     <w:p>
       <w:pPr>
         <w:pStyle w:val="FirstParagraph"/>
+        <w:ind w:firstLine="420"/>
       </w:pPr>
       <w:r>
         <w:rPr>
@@ -18479,13 +18122,17 @@
     </w:p>
     <w:p>
       <w:pPr>
-        <w:pStyle w:val="BodyText"/>
-      </w:pPr>
-      <w:r>
-        <w:rPr>
-          <w:rFonts w:ascii="Times New Roman" w:hAnsi="Times New Roman" w:eastAsia="Times New Roman" w:cs="Times New Roman"/>
-        </w:rPr>
-        <w:t xml:space="preserve">1-1 X、Y、Z </w:t>
+        <w:numPr>
+          <w:ilvl w:val="0"/>
+          <w:numId w:val="1023"/>
+        </w:numPr>
+        <w:ind w:firstLine="420"/>
+      </w:pPr>
+      <w:r>
+        <w:rPr>
+          <w:rFonts w:ascii="Times New Roman" w:hAnsi="Times New Roman" w:eastAsia="Times New Roman" w:cs="Times New Roman"/>
+        </w:rPr>
+        <w:t xml:space="preserve">X、Y、Z </w:t>
       </w:r>
       <w:r>
         <w:rPr>
@@ -18514,13 +18161,17 @@
     </w:p>
     <w:p>
       <w:pPr>
-        <w:pStyle w:val="BodyText"/>
-      </w:pPr>
-      <w:r>
-        <w:rPr>
-          <w:rFonts w:ascii="Times New Roman" w:hAnsi="Times New Roman" w:eastAsia="Times New Roman" w:cs="Times New Roman"/>
-        </w:rPr>
-        <w:t xml:space="preserve">1-2 G </w:t>
+        <w:numPr>
+          <w:ilvl w:val="0"/>
+          <w:numId w:val="1023"/>
+        </w:numPr>
+        <w:ind w:firstLine="420"/>
+      </w:pPr>
+      <w:r>
+        <w:rPr>
+          <w:rFonts w:ascii="Times New Roman" w:hAnsi="Times New Roman" w:eastAsia="Times New Roman" w:cs="Times New Roman"/>
+        </w:rPr>
+        <w:t xml:space="preserve">G </w:t>
       </w:r>
       <w:r>
         <w:rPr>
@@ -18579,14 +18230,12 @@
     </w:p>
     <w:p>
       <w:pPr>
-        <w:pStyle w:val="BodyText"/>
-      </w:pPr>
-      <w:r>
-        <w:rPr>
-          <w:rFonts w:ascii="Times New Roman" w:hAnsi="Times New Roman" w:eastAsia="Times New Roman" w:cs="Times New Roman"/>
-        </w:rPr>
-        <w:t xml:space="preserve">1-3 </w:t>
-      </w:r>
+        <w:numPr>
+          <w:ilvl w:val="0"/>
+          <w:numId w:val="1023"/>
+        </w:numPr>
+        <w:ind w:firstLine="420"/>
+      </w:pPr>
       <w:r>
         <w:rPr>
           <w:rFonts w:hint="eastAsia" w:ascii="Times New Roman" w:hAnsi="Times New Roman" w:eastAsia="FangSong" w:cs="Times New Roman"/>
@@ -18614,14 +18263,12 @@
     </w:p>
     <w:p>
       <w:pPr>
-        <w:pStyle w:val="BodyText"/>
-      </w:pPr>
-      <w:r>
-        <w:rPr>
-          <w:rFonts w:ascii="Times New Roman" w:hAnsi="Times New Roman" w:eastAsia="Times New Roman" w:cs="Times New Roman"/>
-        </w:rPr>
-        <w:t xml:space="preserve">1-4 </w:t>
-      </w:r>
+        <w:numPr>
+          <w:ilvl w:val="0"/>
+          <w:numId w:val="1023"/>
+        </w:numPr>
+        <w:ind w:firstLine="420"/>
+      </w:pPr>
       <w:r>
         <w:rPr>
           <w:rFonts w:hint="eastAsia" w:ascii="Times New Roman" w:hAnsi="Times New Roman" w:eastAsia="FangSong" w:cs="Times New Roman"/>
@@ -18649,14 +18296,12 @@
     </w:p>
     <w:p>
       <w:pPr>
-        <w:pStyle w:val="BodyText"/>
-      </w:pPr>
-      <w:r>
-        <w:rPr>
-          <w:rFonts w:ascii="Times New Roman" w:hAnsi="Times New Roman" w:eastAsia="Times New Roman" w:cs="Times New Roman"/>
-        </w:rPr>
-        <w:t xml:space="preserve">1-5 </w:t>
-      </w:r>
+        <w:numPr>
+          <w:ilvl w:val="0"/>
+          <w:numId w:val="1023"/>
+        </w:numPr>
+        <w:ind w:firstLine="420"/>
+      </w:pPr>
       <w:r>
         <w:rPr>
           <w:rFonts w:hint="eastAsia" w:ascii="Times New Roman" w:hAnsi="Times New Roman" w:eastAsia="FangSong" w:cs="Times New Roman"/>
@@ -19095,43 +18740,13 @@
     </w:p>
     <w:p>
       <w:pPr>
-        <w:spacing w:before="0" w:after="0"/>
-      </w:pPr>
-    </w:p>
-    <w:p>
-      <w:pPr>
-        <w:spacing w:before="0" w:after="0"/>
-      </w:pPr>
-    </w:p>
-    <w:p>
-      <w:pPr>
-        <w:spacing w:before="0" w:after="0"/>
-      </w:pPr>
-    </w:p>
-    <w:p>
-      <w:pPr>
-        <w:spacing w:before="0" w:after="0"/>
-      </w:pPr>
-    </w:p>
-    <w:p>
-      <w:pPr>
-        <w:spacing w:before="0" w:after="0"/>
-      </w:pPr>
-    </w:p>
-    <w:p>
-      <w:pPr>
-        <w:spacing w:before="0" w:after="0"/>
-      </w:pPr>
-    </w:p>
-    <w:p>
-      <w:pPr>
-        <w:spacing w:before="0" w:after="0"/>
-      </w:pPr>
-    </w:p>
-    <w:p>
-      <w:pPr>
-        <w:spacing w:before="0" w:after="0"/>
-      </w:pPr>
+        <w:spacing w:before="160" w:after="80"/>
+      </w:pPr>
+      <w:r>
+        <w:pict>
+          <v:rect style="width:0;height:1.5pt" o:hralign="center" o:hrstd="t" o:hr="t"/>
+        </w:pict>
+      </w:r>
     </w:p>
     <w:p>
       <w:pPr>
@@ -19172,6 +18787,7 @@
     <w:p>
       <w:pPr>
         <w:pStyle w:val="FirstParagraph"/>
+        <w:ind w:firstLine="420"/>
       </w:pPr>
       <w:r>
         <w:rPr>
@@ -19201,6 +18817,7 @@
     <w:p>
       <w:pPr>
         <w:pStyle w:val="BodyText"/>
+        <w:ind w:firstLine="420"/>
       </w:pPr>
       <w:r>
         <w:rPr>
@@ -19236,6 +18853,7 @@
     <w:p>
       <w:pPr>
         <w:pStyle w:val="BodyText"/>
+        <w:ind w:firstLine="420"/>
       </w:pPr>
       <w:r>
         <w:rPr>
@@ -19285,6 +18903,7 @@
     <w:p>
       <w:pPr>
         <w:pStyle w:val="BodyText"/>
+        <w:ind w:firstLine="420"/>
       </w:pPr>
       <w:r>
         <w:rPr>
@@ -19394,6 +19013,7 @@
     <w:p>
       <w:pPr>
         <w:pStyle w:val="BodyText"/>
+        <w:ind w:firstLine="420"/>
       </w:pPr>
       <w:r>
         <w:rPr>
@@ -19506,6 +19126,7 @@
     <w:p>
       <w:pPr>
         <w:pStyle w:val="BodyText"/>
+        <w:ind w:firstLine="420"/>
       </w:pPr>
       <w:r>
         <w:rPr>
@@ -19529,6 +19150,7 @@
     <w:p>
       <w:pPr>
         <w:pStyle w:val="BodyText"/>
+        <w:ind w:firstLine="420"/>
       </w:pPr>
       <w:r>
         <w:rPr>
@@ -19655,6 +19277,7 @@
     <w:p>
       <w:pPr>
         <w:pStyle w:val="BodyText"/>
+        <w:ind w:firstLine="420"/>
       </w:pPr>
       <w:r>
         <w:rPr>
@@ -19849,6 +19472,7 @@
     <w:p>
       <w:pPr>
         <w:pStyle w:val="BodyText"/>
+        <w:ind w:firstLine="420"/>
       </w:pPr>
       <w:r>
         <w:rPr>
@@ -20173,7 +19797,7 @@
         </w:rPr>
         <w:drawing>
           <wp:inline>
-            <wp:extent cx="2476500" cy="1841168"/>
+            <wp:extent cx="2476500" cy="1879600"/>
             <wp:effectExtent b="0" l="0" r="0" t="0"/>
             <wp:docPr descr="" title="" id="54" name="Picture"/>
             <a:graphic>
@@ -20194,7 +19818,7 @@
                   <pic:spPr bwMode="auto">
                     <a:xfrm>
                       <a:off x="0" y="0"/>
-                      <a:ext cx="2476500" cy="1841168"/>
+                      <a:ext cx="2476500" cy="1879600"/>
                     </a:xfrm>
                     <a:prstGeom prst="rect">
                       <a:avLst/>
@@ -20216,6 +19840,7 @@
     <w:p>
       <w:pPr>
         <w:pStyle w:val="BodyText"/>
+        <w:ind w:firstLine="420"/>
       </w:pPr>
       <w:r>
         <w:rPr>
@@ -20256,43 +19881,13 @@
     </w:p>
     <w:p>
       <w:pPr>
-        <w:spacing w:before="0" w:after="0"/>
-      </w:pPr>
-    </w:p>
-    <w:p>
-      <w:pPr>
-        <w:spacing w:before="0" w:after="0"/>
-      </w:pPr>
-    </w:p>
-    <w:p>
-      <w:pPr>
-        <w:spacing w:before="0" w:after="0"/>
-      </w:pPr>
-    </w:p>
-    <w:p>
-      <w:pPr>
-        <w:spacing w:before="0" w:after="0"/>
-      </w:pPr>
-    </w:p>
-    <w:p>
-      <w:pPr>
-        <w:spacing w:before="0" w:after="0"/>
-      </w:pPr>
-    </w:p>
-    <w:p>
-      <w:pPr>
-        <w:spacing w:before="0" w:after="0"/>
-      </w:pPr>
-    </w:p>
-    <w:p>
-      <w:pPr>
-        <w:spacing w:before="0" w:after="0"/>
-      </w:pPr>
-    </w:p>
-    <w:p>
-      <w:pPr>
-        <w:spacing w:before="0" w:after="0"/>
-      </w:pPr>
+        <w:spacing w:before="160" w:after="80"/>
+      </w:pPr>
+      <w:r>
+        <w:pict>
+          <v:rect style="width:0;height:1.5pt" o:hralign="center" o:hrstd="t" o:hr="t"/>
+        </w:pict>
+      </w:r>
     </w:p>
     <w:p>
       <w:pPr>
@@ -20334,6 +19929,7 @@
       <w:pPr>
         <w:pStyle w:val="FirstParagraph"/>
         <w:spacing w:after="80"/>
+        <w:ind w:firstLine="420"/>
       </w:pPr>
       <w:r>
         <w:rPr>
@@ -20430,15 +20026,16 @@
       <w:tblPr>
         <w:tblStyle w:val="Table"/>
         <w:tblW w:type="auto" w:w="0"/>
+        <w:tblLook w:firstRow="1" w:lastRow="0" w:firstColumn="0" w:lastColumn="0" w:noHBand="0" w:noVBand="0" w:val="0020"/>
+        <w:jc w:val="center"/>
         <w:tblBorders>
           <w:top w:val="single" w:sz="12" w:space="0" w:color="000000"/>
-          <w:left w:val="none" w:sz="0" w:space="0" w:color="auto"/>
           <w:bottom w:val="single" w:sz="12" w:space="0" w:color="000000"/>
-          <w:right w:val="none" w:sz="0" w:space="0" w:color="auto"/>
-          <w:insideH w:val="none" w:sz="0" w:space="0" w:color="auto"/>
-          <w:insideV w:val="none" w:sz="0" w:space="0" w:color="auto"/>
+          <w:left w:val="none"/>
+          <w:right w:val="none"/>
+          <w:insideH w:val="none"/>
+          <w:insideV w:val="none"/>
         </w:tblBorders>
-        <w:tblLook w:firstRow="1" w:lastRow="0" w:firstColumn="0" w:lastColumn="0" w:noHBand="0" w:noVBand="0" w:val="0020"/>
       </w:tblPr>
       <w:tblGrid>
         <w:gridCol w:w="1131"/>
@@ -20456,7 +20053,7 @@
         <w:tc>
           <w:tcPr>
             <w:tcBorders>
-              <w:bottom w:val="single" w:sz="8" w:space="0" w:color="000000"/>
+              <w:bottom w:val="single" w:sz="6" w:space="0" w:color="000000"/>
             </w:tcBorders>
           </w:tcPr>
           <w:p>
@@ -20476,7 +20073,7 @@
         <w:tc>
           <w:tcPr>
             <w:tcBorders>
-              <w:bottom w:val="single" w:sz="8" w:space="0" w:color="000000"/>
+              <w:bottom w:val="single" w:sz="6" w:space="0" w:color="000000"/>
             </w:tcBorders>
           </w:tcPr>
           <w:p>
@@ -20496,7 +20093,7 @@
         <w:tc>
           <w:tcPr>
             <w:tcBorders>
-              <w:bottom w:val="single" w:sz="8" w:space="0" w:color="000000"/>
+              <w:bottom w:val="single" w:sz="6" w:space="0" w:color="000000"/>
             </w:tcBorders>
           </w:tcPr>
           <w:p>
@@ -20516,7 +20113,7 @@
         <w:tc>
           <w:tcPr>
             <w:tcBorders>
-              <w:bottom w:val="single" w:sz="8" w:space="0" w:color="000000"/>
+              <w:bottom w:val="single" w:sz="6" w:space="0" w:color="000000"/>
             </w:tcBorders>
           </w:tcPr>
           <w:p>
@@ -20536,7 +20133,7 @@
         <w:tc>
           <w:tcPr>
             <w:tcBorders>
-              <w:bottom w:val="single" w:sz="8" w:space="0" w:color="000000"/>
+              <w:bottom w:val="single" w:sz="6" w:space="0" w:color="000000"/>
             </w:tcBorders>
           </w:tcPr>
           <w:p>
@@ -20556,7 +20153,7 @@
         <w:tc>
           <w:tcPr>
             <w:tcBorders>
-              <w:bottom w:val="single" w:sz="8" w:space="0" w:color="000000"/>
+              <w:bottom w:val="single" w:sz="6" w:space="0" w:color="000000"/>
             </w:tcBorders>
           </w:tcPr>
           <w:p>
@@ -20576,7 +20173,7 @@
         <w:tc>
           <w:tcPr>
             <w:tcBorders>
-              <w:bottom w:val="single" w:sz="8" w:space="0" w:color="000000"/>
+              <w:bottom w:val="single" w:sz="6" w:space="0" w:color="000000"/>
             </w:tcBorders>
           </w:tcPr>
           <w:p>
@@ -20712,6 +20309,7 @@
       <w:pPr>
         <w:pStyle w:val="BodyText"/>
         <w:spacing w:before="120"/>
+        <w:ind w:firstLine="420"/>
       </w:pPr>
       <w:r>
         <w:rPr>
@@ -20729,7 +20327,7 @@
         <m:sSup>
           <m:e>
             <m:r>
-              <m:t xml:space="preserve"> </m:t>
+              <m:t>​</m:t>
             </m:r>
           </m:e>
           <m:sup>
@@ -20779,7 +20377,7 @@
         <m:sSup>
           <m:e>
             <m:r>
-              <m:t xml:space="preserve"> </m:t>
+              <m:t>​</m:t>
             </m:r>
           </m:e>
           <m:sup>
@@ -20989,7 +20587,7 @@
         <m:sSup>
           <m:e>
             <m:r>
-              <m:t xml:space="preserve"> </m:t>
+              <m:t>​</m:t>
             </m:r>
           </m:e>
           <m:sup>
@@ -21135,7 +20733,7 @@
         <m:sSup>
           <m:e>
             <m:r>
-              <m:t xml:space="preserve"> </m:t>
+              <m:t>​</m:t>
             </m:r>
           </m:e>
           <m:sup>
@@ -21156,7 +20754,7 @@
         <m:sSup>
           <m:e>
             <m:r>
-              <m:t xml:space="preserve"> </m:t>
+              <m:t>​</m:t>
             </m:r>
           </m:e>
           <m:sup>
@@ -21197,7 +20795,7 @@
         <m:sSup>
           <m:e>
             <m:r>
-              <m:t xml:space="preserve"> </m:t>
+              <m:t>​</m:t>
             </m:r>
           </m:e>
           <m:sup>
@@ -21313,14 +20911,12 @@
     </w:p>
     <w:p>
       <w:pPr>
-        <w:pStyle w:val="BodyText"/>
-      </w:pPr>
-      <w:r>
-        <w:rPr>
-          <w:rFonts w:ascii="Times New Roman" w:hAnsi="Times New Roman" w:eastAsia="Times New Roman" w:cs="Times New Roman"/>
-        </w:rPr>
-        <w:t xml:space="preserve">4-1 </w:t>
-      </w:r>
+        <w:numPr>
+          <w:ilvl w:val="0"/>
+          <w:numId w:val="1024"/>
+        </w:numPr>
+        <w:ind w:firstLine="420"/>
+      </w:pPr>
       <w:r>
         <w:rPr>
           <w:rFonts w:hint="eastAsia" w:ascii="Times New Roman" w:hAnsi="Times New Roman" w:eastAsia="FangSong" w:cs="Times New Roman"/>
@@ -21337,7 +20933,7 @@
         <m:sSup>
           <m:e>
             <m:r>
-              <m:t xml:space="preserve"> </m:t>
+              <m:t>​</m:t>
             </m:r>
           </m:e>
           <m:sup>
@@ -21375,7 +20971,7 @@
         <m:sSup>
           <m:e>
             <m:r>
-              <m:t xml:space="preserve"> </m:t>
+              <m:t>​</m:t>
             </m:r>
           </m:e>
           <m:sup>
@@ -21412,14 +21008,12 @@
     </w:p>
     <w:p>
       <w:pPr>
-        <w:pStyle w:val="BodyText"/>
-      </w:pPr>
-      <w:r>
-        <w:rPr>
-          <w:rFonts w:ascii="Times New Roman" w:hAnsi="Times New Roman" w:eastAsia="Times New Roman" w:cs="Times New Roman"/>
-        </w:rPr>
-        <w:t xml:space="preserve">4-2 </w:t>
-      </w:r>
+        <w:numPr>
+          <w:ilvl w:val="0"/>
+          <w:numId w:val="1024"/>
+        </w:numPr>
+        <w:ind w:firstLine="420"/>
+      </w:pPr>
       <w:r>
         <w:rPr>
           <w:rFonts w:hint="eastAsia" w:ascii="Times New Roman" w:hAnsi="Times New Roman" w:eastAsia="FangSong" w:cs="Times New Roman"/>
@@ -21435,14 +21029,12 @@
     </w:p>
     <w:p>
       <w:pPr>
-        <w:pStyle w:val="BodyText"/>
-      </w:pPr>
-      <w:r>
-        <w:rPr>
-          <w:rFonts w:ascii="Times New Roman" w:hAnsi="Times New Roman" w:eastAsia="Times New Roman" w:cs="Times New Roman"/>
-        </w:rPr>
-        <w:t xml:space="preserve">4-3 </w:t>
-      </w:r>
+        <w:numPr>
+          <w:ilvl w:val="0"/>
+          <w:numId w:val="1024"/>
+        </w:numPr>
+        <w:ind w:firstLine="420"/>
+      </w:pPr>
       <w:r>
         <w:rPr>
           <w:rFonts w:hint="eastAsia" w:ascii="Times New Roman" w:hAnsi="Times New Roman" w:eastAsia="FangSong" w:cs="Times New Roman"/>
@@ -21506,14 +21098,12 @@
     </w:p>
     <w:p>
       <w:pPr>
-        <w:pStyle w:val="BodyText"/>
-      </w:pPr>
-      <w:r>
-        <w:rPr>
-          <w:rFonts w:ascii="Times New Roman" w:hAnsi="Times New Roman" w:eastAsia="Times New Roman" w:cs="Times New Roman"/>
-        </w:rPr>
-        <w:t xml:space="preserve">4-4 </w:t>
-      </w:r>
+        <w:numPr>
+          <w:ilvl w:val="0"/>
+          <w:numId w:val="1024"/>
+        </w:numPr>
+        <w:ind w:firstLine="420"/>
+      </w:pPr>
       <w:r>
         <w:rPr>
           <w:rFonts w:hint="eastAsia" w:ascii="Times New Roman" w:hAnsi="Times New Roman" w:eastAsia="FangSong" w:cs="Times New Roman"/>
@@ -21541,14 +21131,12 @@
     </w:p>
     <w:p>
       <w:pPr>
-        <w:pStyle w:val="BodyText"/>
-      </w:pPr>
-      <w:r>
-        <w:rPr>
-          <w:rFonts w:ascii="Times New Roman" w:hAnsi="Times New Roman" w:eastAsia="Times New Roman" w:cs="Times New Roman"/>
-        </w:rPr>
-        <w:t xml:space="preserve">4-5 </w:t>
-      </w:r>
+        <w:numPr>
+          <w:ilvl w:val="0"/>
+          <w:numId w:val="1024"/>
+        </w:numPr>
+        <w:ind w:firstLine="420"/>
+      </w:pPr>
       <w:r>
         <w:rPr>
           <w:rFonts w:hint="eastAsia" w:ascii="Times New Roman" w:hAnsi="Times New Roman" w:eastAsia="FangSong" w:cs="Times New Roman"/>
@@ -21671,43 +21259,13 @@
     </w:p>
     <w:p>
       <w:pPr>
-        <w:spacing w:before="0" w:after="0"/>
-      </w:pPr>
-    </w:p>
-    <w:p>
-      <w:pPr>
-        <w:spacing w:before="0" w:after="0"/>
-      </w:pPr>
-    </w:p>
-    <w:p>
-      <w:pPr>
-        <w:spacing w:before="0" w:after="0"/>
-      </w:pPr>
-    </w:p>
-    <w:p>
-      <w:pPr>
-        <w:spacing w:before="0" w:after="0"/>
-      </w:pPr>
-    </w:p>
-    <w:p>
-      <w:pPr>
-        <w:spacing w:before="0" w:after="0"/>
-      </w:pPr>
-    </w:p>
-    <w:p>
-      <w:pPr>
-        <w:spacing w:before="0" w:after="0"/>
-      </w:pPr>
-    </w:p>
-    <w:p>
-      <w:pPr>
-        <w:spacing w:before="0" w:after="0"/>
-      </w:pPr>
-    </w:p>
-    <w:p>
-      <w:pPr>
-        <w:spacing w:before="0" w:after="0"/>
-      </w:pPr>
+        <w:spacing w:before="160" w:after="80"/>
+      </w:pPr>
+      <w:r>
+        <w:pict>
+          <v:rect style="width:0;height:1.5pt" o:hralign="center" o:hrstd="t" o:hr="t"/>
+        </w:pict>
+      </w:r>
     </w:p>
     <w:p>
       <w:pPr>
@@ -21747,13 +21305,17 @@
     </w:p>
     <w:p>
       <w:pPr>
-        <w:pStyle w:val="FirstParagraph"/>
-      </w:pPr>
-      <w:r>
-        <w:rPr>
-          <w:rFonts w:ascii="Times New Roman" w:hAnsi="Times New Roman" w:eastAsia="Times New Roman" w:cs="Times New Roman"/>
-        </w:rPr>
-        <w:t xml:space="preserve">5-1 2019 </w:t>
+        <w:numPr>
+          <w:ilvl w:val="0"/>
+          <w:numId w:val="1025"/>
+        </w:numPr>
+        <w:ind w:firstLine="420"/>
+      </w:pPr>
+      <w:r>
+        <w:rPr>
+          <w:rFonts w:ascii="Times New Roman" w:hAnsi="Times New Roman" w:eastAsia="Times New Roman" w:cs="Times New Roman"/>
+        </w:rPr>
+        <w:t xml:space="preserve">2019 </w:t>
       </w:r>
       <w:r>
         <w:rPr>
@@ -22118,14 +21680,12 @@
     </w:p>
     <w:p>
       <w:pPr>
-        <w:pStyle w:val="BodyText"/>
-      </w:pPr>
-      <w:r>
-        <w:rPr>
-          <w:rFonts w:ascii="Times New Roman" w:hAnsi="Times New Roman" w:eastAsia="Times New Roman" w:cs="Times New Roman"/>
-        </w:rPr>
-        <w:t xml:space="preserve">5-2 </w:t>
-      </w:r>
+        <w:numPr>
+          <w:ilvl w:val="0"/>
+          <w:numId w:val="1025"/>
+        </w:numPr>
+        <w:ind w:firstLine="420"/>
+      </w:pPr>
       <w:r>
         <w:rPr>
           <w:rFonts w:hint="eastAsia" w:ascii="Times New Roman" w:hAnsi="Times New Roman" w:eastAsia="FangSong" w:cs="Times New Roman"/>
@@ -22198,7 +21758,7 @@
         <m:sSubSup>
           <m:e>
             <m:r>
-              <m:t xml:space="preserve"> </m:t>
+              <m:t>​</m:t>
             </m:r>
           </m:e>
           <m:sub>
@@ -22249,7 +21809,7 @@
         <m:sSubSup>
           <m:e>
             <m:r>
-              <m:t xml:space="preserve"> </m:t>
+              <m:t>​</m:t>
             </m:r>
           </m:e>
           <m:sub>
@@ -22300,7 +21860,7 @@
         <m:sSup>
           <m:e>
             <m:r>
-              <m:t xml:space="preserve"> </m:t>
+              <m:t>​</m:t>
             </m:r>
           </m:e>
           <m:sup>
@@ -22344,7 +21904,7 @@
         <m:sSup>
           <m:e>
             <m:r>
-              <m:t xml:space="preserve"> </m:t>
+              <m:t>​</m:t>
             </m:r>
           </m:e>
           <m:sup>
@@ -22388,7 +21948,7 @@
         <m:sSup>
           <m:e>
             <m:r>
-              <m:t xml:space="preserve"> </m:t>
+              <m:t>​</m:t>
             </m:r>
           </m:e>
           <m:sup>
@@ -22426,7 +21986,7 @@
         <m:sSup>
           <m:e>
             <m:r>
-              <m:t xml:space="preserve"> </m:t>
+              <m:t>​</m:t>
             </m:r>
           </m:e>
           <m:sup>
@@ -22475,43 +22035,13 @@
     </w:p>
     <w:p>
       <w:pPr>
-        <w:spacing w:before="0" w:after="0"/>
-      </w:pPr>
-    </w:p>
-    <w:p>
-      <w:pPr>
-        <w:spacing w:before="0" w:after="0"/>
-      </w:pPr>
-    </w:p>
-    <w:p>
-      <w:pPr>
-        <w:spacing w:before="0" w:after="0"/>
-      </w:pPr>
-    </w:p>
-    <w:p>
-      <w:pPr>
-        <w:spacing w:before="0" w:after="0"/>
-      </w:pPr>
-    </w:p>
-    <w:p>
-      <w:pPr>
-        <w:spacing w:before="0" w:after="0"/>
-      </w:pPr>
-    </w:p>
-    <w:p>
-      <w:pPr>
-        <w:spacing w:before="0" w:after="0"/>
-      </w:pPr>
-    </w:p>
-    <w:p>
-      <w:pPr>
-        <w:spacing w:before="0" w:after="0"/>
-      </w:pPr>
-    </w:p>
-    <w:p>
-      <w:pPr>
-        <w:spacing w:before="0" w:after="0"/>
-      </w:pPr>
+        <w:spacing w:before="160" w:after="80"/>
+      </w:pPr>
+      <w:r>
+        <w:pict>
+          <v:rect style="width:0;height:1.5pt" o:hralign="center" o:hrstd="t" o:hr="t"/>
+        </w:pict>
+      </w:r>
     </w:p>
     <w:p>
       <w:pPr>
@@ -22551,14 +22081,12 @@
     </w:p>
     <w:p>
       <w:pPr>
-        <w:pStyle w:val="FirstParagraph"/>
-      </w:pPr>
-      <w:r>
-        <w:rPr>
-          <w:rFonts w:ascii="Times New Roman" w:hAnsi="Times New Roman" w:eastAsia="Times New Roman" w:cs="Times New Roman"/>
-        </w:rPr>
-        <w:t xml:space="preserve">6-1 </w:t>
-      </w:r>
+        <w:numPr>
+          <w:ilvl w:val="0"/>
+          <w:numId w:val="1026"/>
+        </w:numPr>
+        <w:ind w:firstLine="420"/>
+      </w:pPr>
       <w:r>
         <w:rPr>
           <w:rFonts w:hint="eastAsia" w:ascii="Times New Roman" w:hAnsi="Times New Roman" w:eastAsia="FangSong" w:cs="Times New Roman"/>
@@ -22642,14 +22170,12 @@
     </w:p>
     <w:p>
       <w:pPr>
-        <w:pStyle w:val="BodyText"/>
-      </w:pPr>
-      <w:r>
-        <w:rPr>
-          <w:rFonts w:ascii="Times New Roman" w:hAnsi="Times New Roman" w:eastAsia="Times New Roman" w:cs="Times New Roman"/>
-        </w:rPr>
-        <w:t xml:space="preserve">6-2 </w:t>
-      </w:r>
+        <w:numPr>
+          <w:ilvl w:val="0"/>
+          <w:numId w:val="1026"/>
+        </w:numPr>
+        <w:ind w:firstLine="420"/>
+      </w:pPr>
       <w:r>
         <w:rPr>
           <w:rFonts w:hint="eastAsia" w:ascii="Times New Roman" w:hAnsi="Times New Roman" w:eastAsia="FangSong" w:cs="Times New Roman"/>
@@ -22861,14 +22387,12 @@
     </w:p>
     <w:p>
       <w:pPr>
-        <w:pStyle w:val="BodyText"/>
-      </w:pPr>
-      <w:r>
-        <w:rPr>
-          <w:rFonts w:ascii="Times New Roman" w:hAnsi="Times New Roman" w:eastAsia="Times New Roman" w:cs="Times New Roman"/>
-        </w:rPr>
-        <w:t xml:space="preserve">6-3 </w:t>
-      </w:r>
+        <w:numPr>
+          <w:ilvl w:val="0"/>
+          <w:numId w:val="1026"/>
+        </w:numPr>
+        <w:ind w:firstLine="420"/>
+      </w:pPr>
       <w:r>
         <w:rPr>
           <w:rFonts w:hint="eastAsia" w:ascii="Times New Roman" w:hAnsi="Times New Roman" w:eastAsia="FangSong" w:cs="Times New Roman"/>
@@ -23084,14 +22608,12 @@
     </w:p>
     <w:p>
       <w:pPr>
-        <w:pStyle w:val="BodyText"/>
-      </w:pPr>
-      <w:r>
-        <w:rPr>
-          <w:rFonts w:ascii="Times New Roman" w:hAnsi="Times New Roman" w:eastAsia="Times New Roman" w:cs="Times New Roman"/>
-        </w:rPr>
-        <w:t xml:space="preserve">6-4 </w:t>
-      </w:r>
+        <w:numPr>
+          <w:ilvl w:val="0"/>
+          <w:numId w:val="1026"/>
+        </w:numPr>
+        <w:ind w:firstLine="420"/>
+      </w:pPr>
       <w:r>
         <w:rPr>
           <w:rFonts w:hint="eastAsia" w:ascii="Times New Roman" w:hAnsi="Times New Roman" w:eastAsia="FangSong" w:cs="Times New Roman"/>
@@ -23521,13 +23043,17 @@
     </w:p>
     <w:p>
       <w:pPr>
-        <w:pStyle w:val="BodyText"/>
-      </w:pPr>
-      <w:r>
-        <w:rPr>
-          <w:rFonts w:ascii="Times New Roman" w:hAnsi="Times New Roman" w:eastAsia="Times New Roman" w:cs="Times New Roman"/>
-        </w:rPr>
-        <w:t xml:space="preserve">6-5 1982 </w:t>
+        <w:numPr>
+          <w:ilvl w:val="0"/>
+          <w:numId w:val="1026"/>
+        </w:numPr>
+        <w:ind w:firstLine="420"/>
+      </w:pPr>
+      <w:r>
+        <w:rPr>
+          <w:rFonts w:ascii="Times New Roman" w:hAnsi="Times New Roman" w:eastAsia="Times New Roman" w:cs="Times New Roman"/>
+        </w:rPr>
+        <w:t xml:space="preserve">1982 </w:t>
       </w:r>
       <w:r>
         <w:rPr>
@@ -23553,7 +23079,7 @@
         <m:sSubSup>
           <m:e>
             <m:r>
-              <m:t xml:space="preserve"> </m:t>
+              <m:t>​</m:t>
             </m:r>
           </m:e>
           <m:sub>
@@ -23610,7 +23136,7 @@
         <m:sSubSup>
           <m:e>
             <m:r>
-              <m:t xml:space="preserve"> </m:t>
+              <m:t>​</m:t>
             </m:r>
           </m:e>
           <m:sub>
@@ -23721,7 +23247,7 @@
         <m:sSubSup>
           <m:e>
             <m:r>
-              <m:t xml:space="preserve"> </m:t>
+              <m:t>​</m:t>
             </m:r>
           </m:e>
           <m:sub>
@@ -23778,7 +23304,7 @@
         <m:sSubSup>
           <m:e>
             <m:r>
-              <m:t xml:space="preserve"> </m:t>
+              <m:t>​</m:t>
             </m:r>
           </m:e>
           <m:sub>
@@ -23874,7 +23400,7 @@
     </w:p>
     <w:p>
       <w:pPr>
-        <w:pStyle w:val="BodyText"/>
+        <w:pStyle w:val="FirstParagraph"/>
       </w:pPr>
       <w:r>
         <w:rPr>
@@ -23896,43 +23422,13 @@
     </w:p>
     <w:p>
       <w:pPr>
-        <w:spacing w:before="0" w:after="0"/>
-      </w:pPr>
-    </w:p>
-    <w:p>
-      <w:pPr>
-        <w:spacing w:before="0" w:after="0"/>
-      </w:pPr>
-    </w:p>
-    <w:p>
-      <w:pPr>
-        <w:spacing w:before="0" w:after="0"/>
-      </w:pPr>
-    </w:p>
-    <w:p>
-      <w:pPr>
-        <w:spacing w:before="0" w:after="0"/>
-      </w:pPr>
-    </w:p>
-    <w:p>
-      <w:pPr>
-        <w:spacing w:before="0" w:after="0"/>
-      </w:pPr>
-    </w:p>
-    <w:p>
-      <w:pPr>
-        <w:spacing w:before="0" w:after="0"/>
-      </w:pPr>
-    </w:p>
-    <w:p>
-      <w:pPr>
-        <w:spacing w:before="0" w:after="0"/>
-      </w:pPr>
-    </w:p>
-    <w:p>
-      <w:pPr>
-        <w:spacing w:before="0" w:after="0"/>
-      </w:pPr>
+        <w:spacing w:before="160" w:after="80"/>
+      </w:pPr>
+      <w:r>
+        <w:pict>
+          <v:rect style="width:0;height:1.5pt" o:hralign="center" o:hrstd="t" o:hr="t"/>
+        </w:pict>
+      </w:r>
     </w:p>
     <w:p>
       <w:pPr>
@@ -23972,14 +23468,12 @@
     </w:p>
     <w:p>
       <w:pPr>
-        <w:pStyle w:val="FirstParagraph"/>
-      </w:pPr>
-      <w:r>
-        <w:rPr>
-          <w:rFonts w:ascii="Times New Roman" w:hAnsi="Times New Roman" w:eastAsia="Times New Roman" w:cs="Times New Roman"/>
-        </w:rPr>
-        <w:t xml:space="preserve">6-1 </w:t>
-      </w:r>
+        <w:numPr>
+          <w:ilvl w:val="0"/>
+          <w:numId w:val="1027"/>
+        </w:numPr>
+        <w:ind w:firstLine="420"/>
+      </w:pPr>
       <w:r>
         <w:rPr>
           <w:rFonts w:hint="eastAsia" w:ascii="Times New Roman" w:hAnsi="Times New Roman" w:eastAsia="FangSong" w:cs="Times New Roman"/>
@@ -24247,14 +23741,12 @@
     </w:p>
     <w:p>
       <w:pPr>
-        <w:pStyle w:val="BodyText"/>
-      </w:pPr>
-      <w:r>
-        <w:rPr>
-          <w:rFonts w:ascii="Times New Roman" w:hAnsi="Times New Roman" w:eastAsia="Times New Roman" w:cs="Times New Roman"/>
-        </w:rPr>
-        <w:t xml:space="preserve">6-2 </w:t>
-      </w:r>
+        <w:numPr>
+          <w:ilvl w:val="0"/>
+          <w:numId w:val="1027"/>
+        </w:numPr>
+        <w:ind w:firstLine="420"/>
+      </w:pPr>
       <w:r>
         <w:rPr>
           <w:rFonts w:hint="eastAsia" w:ascii="Times New Roman" w:hAnsi="Times New Roman" w:eastAsia="FangSong" w:cs="Times New Roman"/>
@@ -24420,43 +23912,13 @@
     </w:p>
     <w:p>
       <w:pPr>
-        <w:spacing w:before="0" w:after="0"/>
-      </w:pPr>
-    </w:p>
-    <w:p>
-      <w:pPr>
-        <w:spacing w:before="0" w:after="0"/>
-      </w:pPr>
-    </w:p>
-    <w:p>
-      <w:pPr>
-        <w:spacing w:before="0" w:after="0"/>
-      </w:pPr>
-    </w:p>
-    <w:p>
-      <w:pPr>
-        <w:spacing w:before="0" w:after="0"/>
-      </w:pPr>
-    </w:p>
-    <w:p>
-      <w:pPr>
-        <w:spacing w:before="0" w:after="0"/>
-      </w:pPr>
-    </w:p>
-    <w:p>
-      <w:pPr>
-        <w:spacing w:before="0" w:after="0"/>
-      </w:pPr>
-    </w:p>
-    <w:p>
-      <w:pPr>
-        <w:spacing w:before="0" w:after="0"/>
-      </w:pPr>
-    </w:p>
-    <w:p>
-      <w:pPr>
-        <w:spacing w:before="0" w:after="0"/>
-      </w:pPr>
+        <w:spacing w:before="160" w:after="80"/>
+      </w:pPr>
+      <w:r>
+        <w:pict>
+          <v:rect style="width:0;height:1.5pt" o:hralign="center" o:hrstd="t" o:hr="t"/>
+        </w:pict>
+      </w:r>
     </w:p>
     <w:p>
       <w:pPr>
@@ -24498,6 +23960,7 @@
       <w:pPr>
         <w:pStyle w:val="FirstParagraph"/>
         <w:spacing w:after="80"/>
+        <w:ind w:firstLine="420"/>
       </w:pPr>
       <w:r>
         <w:rPr>
@@ -24553,15 +24016,16 @@
         <w:tblStyle w:val="Table"/>
         <w:tblW w:type="pct" w:w="5000"/>
         <w:tblLayout w:type="fixed"/>
+        <w:tblLook w:firstRow="1" w:lastRow="0" w:firstColumn="0" w:lastColumn="0" w:noHBand="0" w:noVBand="0" w:val="0020"/>
+        <w:jc w:val="center"/>
         <w:tblBorders>
           <w:top w:val="single" w:sz="12" w:space="0" w:color="000000"/>
-          <w:left w:val="none" w:sz="0" w:space="0" w:color="auto"/>
           <w:bottom w:val="single" w:sz="12" w:space="0" w:color="000000"/>
-          <w:right w:val="none" w:sz="0" w:space="0" w:color="auto"/>
-          <w:insideH w:val="none" w:sz="0" w:space="0" w:color="auto"/>
-          <w:insideV w:val="none" w:sz="0" w:space="0" w:color="auto"/>
+          <w:left w:val="none"/>
+          <w:right w:val="none"/>
+          <w:insideH w:val="none"/>
+          <w:insideV w:val="none"/>
         </w:tblBorders>
-        <w:tblLook w:firstRow="1" w:lastRow="0" w:firstColumn="0" w:lastColumn="0" w:noHBand="0" w:noVBand="0" w:val="0020"/>
       </w:tblPr>
       <w:tblGrid>
         <w:gridCol w:w="719"/>
@@ -24583,7 +24047,7 @@
         <w:tc>
           <w:tcPr>
             <w:tcBorders>
-              <w:bottom w:val="single" w:sz="8" w:space="0" w:color="000000"/>
+              <w:bottom w:val="single" w:sz="6" w:space="0" w:color="000000"/>
             </w:tcBorders>
           </w:tcPr>
           <w:p>
@@ -24603,7 +24067,7 @@
         <w:tc>
           <w:tcPr>
             <w:tcBorders>
-              <w:bottom w:val="single" w:sz="8" w:space="0" w:color="000000"/>
+              <w:bottom w:val="single" w:sz="6" w:space="0" w:color="000000"/>
             </w:tcBorders>
           </w:tcPr>
           <w:p>
@@ -24623,7 +24087,7 @@
         <w:tc>
           <w:tcPr>
             <w:tcBorders>
-              <w:bottom w:val="single" w:sz="8" w:space="0" w:color="000000"/>
+              <w:bottom w:val="single" w:sz="6" w:space="0" w:color="000000"/>
             </w:tcBorders>
           </w:tcPr>
           <w:p>
@@ -24643,7 +24107,7 @@
         <w:tc>
           <w:tcPr>
             <w:tcBorders>
-              <w:bottom w:val="single" w:sz="8" w:space="0" w:color="000000"/>
+              <w:bottom w:val="single" w:sz="6" w:space="0" w:color="000000"/>
             </w:tcBorders>
           </w:tcPr>
           <w:p>
@@ -24663,7 +24127,7 @@
         <w:tc>
           <w:tcPr>
             <w:tcBorders>
-              <w:bottom w:val="single" w:sz="8" w:space="0" w:color="000000"/>
+              <w:bottom w:val="single" w:sz="6" w:space="0" w:color="000000"/>
             </w:tcBorders>
           </w:tcPr>
           <w:p>
@@ -24683,7 +24147,7 @@
         <w:tc>
           <w:tcPr>
             <w:tcBorders>
-              <w:bottom w:val="single" w:sz="8" w:space="0" w:color="000000"/>
+              <w:bottom w:val="single" w:sz="6" w:space="0" w:color="000000"/>
             </w:tcBorders>
           </w:tcPr>
           <w:p>
@@ -24703,7 +24167,7 @@
         <w:tc>
           <w:tcPr>
             <w:tcBorders>
-              <w:bottom w:val="single" w:sz="8" w:space="0" w:color="000000"/>
+              <w:bottom w:val="single" w:sz="6" w:space="0" w:color="000000"/>
             </w:tcBorders>
           </w:tcPr>
           <w:p>
@@ -24723,7 +24187,7 @@
         <w:tc>
           <w:tcPr>
             <w:tcBorders>
-              <w:bottom w:val="single" w:sz="8" w:space="0" w:color="000000"/>
+              <w:bottom w:val="single" w:sz="6" w:space="0" w:color="000000"/>
             </w:tcBorders>
           </w:tcPr>
           <w:p>
@@ -24743,7 +24207,7 @@
         <w:tc>
           <w:tcPr>
             <w:tcBorders>
-              <w:bottom w:val="single" w:sz="8" w:space="0" w:color="000000"/>
+              <w:bottom w:val="single" w:sz="6" w:space="0" w:color="000000"/>
             </w:tcBorders>
           </w:tcPr>
           <w:p>
@@ -24763,7 +24227,7 @@
         <w:tc>
           <w:tcPr>
             <w:tcBorders>
-              <w:bottom w:val="single" w:sz="8" w:space="0" w:color="000000"/>
+              <w:bottom w:val="single" w:sz="6" w:space="0" w:color="000000"/>
             </w:tcBorders>
           </w:tcPr>
           <w:p>
@@ -24783,7 +24247,7 @@
         <w:tc>
           <w:tcPr>
             <w:tcBorders>
-              <w:bottom w:val="single" w:sz="8" w:space="0" w:color="000000"/>
+              <w:bottom w:val="single" w:sz="6" w:space="0" w:color="000000"/>
             </w:tcBorders>
           </w:tcPr>
           <w:p>
@@ -25706,6 +25170,7 @@
       <w:pPr>
         <w:pStyle w:val="BodyText"/>
         <w:spacing w:before="120"/>
+        <w:ind w:firstLine="420"/>
       </w:pPr>
       <w:r>
         <w:rPr>
@@ -25758,43 +25223,13 @@
     </w:p>
     <w:p>
       <w:pPr>
-        <w:spacing w:before="0" w:after="0"/>
-      </w:pPr>
-    </w:p>
-    <w:p>
-      <w:pPr>
-        <w:spacing w:before="0" w:after="0"/>
-      </w:pPr>
-    </w:p>
-    <w:p>
-      <w:pPr>
-        <w:spacing w:before="0" w:after="0"/>
-      </w:pPr>
-    </w:p>
-    <w:p>
-      <w:pPr>
-        <w:spacing w:before="0" w:after="0"/>
-      </w:pPr>
-    </w:p>
-    <w:p>
-      <w:pPr>
-        <w:spacing w:before="0" w:after="0"/>
-      </w:pPr>
-    </w:p>
-    <w:p>
-      <w:pPr>
-        <w:spacing w:before="0" w:after="0"/>
-      </w:pPr>
-    </w:p>
-    <w:p>
-      <w:pPr>
-        <w:spacing w:before="0" w:after="0"/>
-      </w:pPr>
-    </w:p>
-    <w:p>
-      <w:pPr>
-        <w:spacing w:before="0" w:after="0"/>
-      </w:pPr>
+        <w:spacing w:before="160" w:after="80"/>
+      </w:pPr>
+      <w:r>
+        <w:pict>
+          <v:rect style="width:0;height:1.5pt" o:hralign="center" o:hrstd="t" o:hr="t"/>
+        </w:pict>
+      </w:r>
     </w:p>
     <w:p>
       <w:pPr>
@@ -25835,6 +25270,7 @@
     <w:p>
       <w:pPr>
         <w:pStyle w:val="FirstParagraph"/>
+        <w:ind w:firstLine="420"/>
       </w:pPr>
       <w:r>
         <w:rPr>
@@ -25870,6 +25306,7 @@
     <w:p>
       <w:pPr>
         <w:pStyle w:val="BodyText"/>
+        <w:ind w:firstLine="420"/>
       </w:pPr>
       <w:r>
         <w:rPr>
@@ -26362,6 +25799,7 @@
     <w:p>
       <w:pPr>
         <w:pStyle w:val="BodyText"/>
+        <w:ind w:firstLine="420"/>
       </w:pPr>
       <w:r>
         <w:rPr>
@@ -26454,7 +25892,7 @@
         </w:rPr>
         <w:drawing>
           <wp:inline>
-            <wp:extent cx="3240000" cy="2843887"/>
+            <wp:extent cx="3240000" cy="2875500"/>
             <wp:effectExtent b="0" l="0" r="0" t="0"/>
             <wp:docPr descr="" title="" id="63" name="Picture"/>
             <a:graphic>
@@ -26475,7 +25913,7 @@
                   <pic:spPr bwMode="auto">
                     <a:xfrm>
                       <a:off x="0" y="0"/>
-                      <a:ext cx="3240000" cy="2843887"/>
+                      <a:ext cx="3240000" cy="2875500"/>
                     </a:xfrm>
                     <a:prstGeom prst="rect">
                       <a:avLst/>
@@ -26497,6 +25935,7 @@
     <w:p>
       <w:pPr>
         <w:pStyle w:val="BodyText"/>
+        <w:ind w:firstLine="420"/>
       </w:pPr>
       <w:r>
         <w:rPr>
@@ -26514,7 +25953,7 @@
         <m:sSub>
           <m:e>
             <m:r>
-              <m:t xml:space="preserve"> </m:t>
+              <m:t>​</m:t>
             </m:r>
           </m:e>
           <m:sub>
@@ -26558,12 +25997,13 @@
     <w:p>
       <w:pPr>
         <w:pStyle w:val="BodyText"/>
+        <w:ind w:firstLine="420"/>
       </w:pPr>
       <m:oMath>
         <m:sSub>
           <m:e>
             <m:r>
-              <m:t xml:space="preserve"> </m:t>
+              <m:t>​</m:t>
             </m:r>
           </m:e>
           <m:sub>
@@ -26607,6 +26047,7 @@
     <w:p>
       <w:pPr>
         <w:pStyle w:val="BodyText"/>
+        <w:ind w:firstLine="420"/>
       </w:pPr>
       <w:r>
         <w:rPr>
@@ -26625,8 +26066,9 @@
       <w:pPr>
         <w:numPr>
           <w:ilvl w:val="0"/>
-          <w:numId w:val="1012"/>
+          <w:numId w:val="1028"/>
         </w:numPr>
+        <w:ind w:firstLine="420"/>
       </w:pPr>
       <w:r>
         <w:rPr>
@@ -26644,7 +26086,7 @@
         <m:sSub>
           <m:e>
             <m:r>
-              <m:t xml:space="preserve"> </m:t>
+              <m:t>​</m:t>
             </m:r>
           </m:e>
           <m:sub>
@@ -26701,8 +26143,9 @@
       <w:pPr>
         <w:numPr>
           <w:ilvl w:val="0"/>
-          <w:numId w:val="1012"/>
+          <w:numId w:val="1028"/>
         </w:numPr>
+        <w:ind w:firstLine="420"/>
       </w:pPr>
       <w:r>
         <w:rPr>
@@ -26720,7 +26163,7 @@
         <m:sSub>
           <m:e>
             <m:r>
-              <m:t xml:space="preserve"> </m:t>
+              <m:t>​</m:t>
             </m:r>
           </m:e>
           <m:sub>
@@ -26752,7 +26195,7 @@
         <m:sSub>
           <m:e>
             <m:r>
-              <m:t xml:space="preserve"> </m:t>
+              <m:t>​</m:t>
             </m:r>
           </m:e>
           <m:sub>
@@ -26784,7 +26227,7 @@
         <m:sSub>
           <m:e>
             <m:r>
-              <m:t xml:space="preserve"> </m:t>
+              <m:t>​</m:t>
             </m:r>
           </m:e>
           <m:sub>
@@ -26841,8 +26284,9 @@
       <w:pPr>
         <w:numPr>
           <w:ilvl w:val="0"/>
-          <w:numId w:val="1012"/>
+          <w:numId w:val="1028"/>
         </w:numPr>
+        <w:ind w:firstLine="420"/>
       </w:pPr>
       <w:r>
         <w:rPr>
@@ -26860,7 +26304,7 @@
         <m:sSub>
           <m:e>
             <m:r>
-              <m:t xml:space="preserve"> </m:t>
+              <m:t>​</m:t>
             </m:r>
           </m:e>
           <m:sub>
@@ -26917,8 +26361,9 @@
       <w:pPr>
         <w:numPr>
           <w:ilvl w:val="0"/>
-          <w:numId w:val="1012"/>
+          <w:numId w:val="1028"/>
         </w:numPr>
+        <w:ind w:firstLine="420"/>
       </w:pPr>
       <w:r>
         <w:rPr>
@@ -26960,7 +26405,7 @@
         <m:sSub>
           <m:e>
             <m:r>
-              <m:t xml:space="preserve"> </m:t>
+              <m:t>​</m:t>
             </m:r>
           </m:e>
           <m:sub>
@@ -27003,43 +26448,13 @@
     </w:p>
     <w:p>
       <w:pPr>
-        <w:spacing w:before="0" w:after="0"/>
-      </w:pPr>
-    </w:p>
-    <w:p>
-      <w:pPr>
-        <w:spacing w:before="0" w:after="0"/>
-      </w:pPr>
-    </w:p>
-    <w:p>
-      <w:pPr>
-        <w:spacing w:before="0" w:after="0"/>
-      </w:pPr>
-    </w:p>
-    <w:p>
-      <w:pPr>
-        <w:spacing w:before="0" w:after="0"/>
-      </w:pPr>
-    </w:p>
-    <w:p>
-      <w:pPr>
-        <w:spacing w:before="0" w:after="0"/>
-      </w:pPr>
-    </w:p>
-    <w:p>
-      <w:pPr>
-        <w:spacing w:before="0" w:after="0"/>
-      </w:pPr>
-    </w:p>
-    <w:p>
-      <w:pPr>
-        <w:spacing w:before="0" w:after="0"/>
-      </w:pPr>
-    </w:p>
-    <w:p>
-      <w:pPr>
-        <w:spacing w:before="0" w:after="0"/>
-      </w:pPr>
+        <w:spacing w:before="160" w:after="80"/>
+      </w:pPr>
+      <w:r>
+        <w:pict>
+          <v:rect style="width:0;height:1.5pt" o:hralign="center" o:hrstd="t" o:hr="t"/>
+        </w:pict>
+      </w:r>
     </w:p>
     <w:p>
       <w:pPr>
@@ -27080,6 +26495,7 @@
     <w:p>
       <w:pPr>
         <w:pStyle w:val="FirstParagraph"/>
+        <w:ind w:firstLine="420"/>
       </w:pPr>
       <w:r>
         <w:rPr>
@@ -27140,6 +26556,7 @@
       <w:pPr>
         <w:pStyle w:val="BodyText"/>
         <w:spacing w:after="80"/>
+        <w:ind w:firstLine="420"/>
       </w:pPr>
       <w:r>
         <w:rPr>
@@ -27162,15 +26579,16 @@
       <w:tblPr>
         <w:tblStyle w:val="Table"/>
         <w:tblW w:type="auto" w:w="0"/>
+        <w:tblLook w:firstRow="1" w:lastRow="0" w:firstColumn="0" w:lastColumn="0" w:noHBand="0" w:noVBand="0" w:val="0020"/>
+        <w:jc w:val="center"/>
         <w:tblBorders>
           <w:top w:val="single" w:sz="12" w:space="0" w:color="000000"/>
-          <w:left w:val="none" w:sz="0" w:space="0" w:color="auto"/>
           <w:bottom w:val="single" w:sz="12" w:space="0" w:color="000000"/>
-          <w:right w:val="none" w:sz="0" w:space="0" w:color="auto"/>
-          <w:insideH w:val="none" w:sz="0" w:space="0" w:color="auto"/>
-          <w:insideV w:val="none" w:sz="0" w:space="0" w:color="auto"/>
+          <w:left w:val="none"/>
+          <w:right w:val="none"/>
+          <w:insideH w:val="none"/>
+          <w:insideV w:val="none"/>
         </w:tblBorders>
-        <w:tblLook w:firstRow="1" w:lastRow="0" w:firstColumn="0" w:lastColumn="0" w:noHBand="0" w:noVBand="0" w:val="0020"/>
       </w:tblPr>
       <w:tblGrid>
         <w:gridCol w:w="1980"/>
@@ -27185,7 +26603,7 @@
         <w:tc>
           <w:tcPr>
             <w:tcBorders>
-              <w:bottom w:val="single" w:sz="8" w:space="0" w:color="000000"/>
+              <w:bottom w:val="single" w:sz="6" w:space="0" w:color="000000"/>
             </w:tcBorders>
           </w:tcPr>
           <w:p>
@@ -27212,7 +26630,7 @@
         <w:tc>
           <w:tcPr>
             <w:tcBorders>
-              <w:bottom w:val="single" w:sz="8" w:space="0" w:color="000000"/>
+              <w:bottom w:val="single" w:sz="6" w:space="0" w:color="000000"/>
             </w:tcBorders>
           </w:tcPr>
           <w:p>
@@ -27225,7 +26643,7 @@
         <w:tc>
           <w:tcPr>
             <w:tcBorders>
-              <w:bottom w:val="single" w:sz="8" w:space="0" w:color="000000"/>
+              <w:bottom w:val="single" w:sz="6" w:space="0" w:color="000000"/>
             </w:tcBorders>
           </w:tcPr>
           <w:p>
@@ -27252,7 +26670,7 @@
         <w:tc>
           <w:tcPr>
             <w:tcBorders>
-              <w:bottom w:val="single" w:sz="8" w:space="0" w:color="000000"/>
+              <w:bottom w:val="single" w:sz="6" w:space="0" w:color="000000"/>
             </w:tcBorders>
           </w:tcPr>
           <w:p>
@@ -27604,6 +27022,7 @@
       <w:pPr>
         <w:pStyle w:val="BodyText"/>
         <w:spacing w:before="120"/>
+        <w:ind w:firstLine="420"/>
       </w:pPr>
       <w:r>
         <w:rPr>
@@ -27692,7 +27111,7 @@
         </w:rPr>
         <w:drawing>
           <wp:inline>
-            <wp:extent cx="1799999" cy="1325274"/>
+            <wp:extent cx="1800000" cy="1325274"/>
             <wp:effectExtent b="0" l="0" r="0" t="0"/>
             <wp:docPr descr="" title="" id="67" name="Picture"/>
             <a:graphic>
@@ -27713,7 +27132,7 @@
                   <pic:spPr bwMode="auto">
                     <a:xfrm>
                       <a:off x="0" y="0"/>
-                      <a:ext cx="1799999" cy="1325274"/>
+                      <a:ext cx="1800000" cy="1325274"/>
                     </a:xfrm>
                     <a:prstGeom prst="rect">
                       <a:avLst/>
@@ -27744,7 +27163,7 @@
         </w:rPr>
         <w:drawing>
           <wp:inline>
-            <wp:extent cx="1799999" cy="1377777"/>
+            <wp:extent cx="1800000" cy="1377777"/>
             <wp:effectExtent b="0" l="0" r="0" t="0"/>
             <wp:docPr descr="" title="" id="70" name="Picture"/>
             <a:graphic>
@@ -27765,7 +27184,7 @@
                   <pic:spPr bwMode="auto">
                     <a:xfrm>
                       <a:off x="0" y="0"/>
-                      <a:ext cx="1799999" cy="1377777"/>
+                      <a:ext cx="1800000" cy="1377777"/>
                     </a:xfrm>
                     <a:prstGeom prst="rect">
                       <a:avLst/>
@@ -27787,6 +27206,7 @@
     <w:p>
       <w:pPr>
         <w:pStyle w:val="BodyText"/>
+        <w:ind w:firstLine="420"/>
       </w:pPr>
       <w:r>
         <w:rPr>
@@ -27833,6 +27253,7 @@
     <w:p>
       <w:pPr>
         <w:pStyle w:val="BodyText"/>
+        <w:ind w:firstLine="420"/>
       </w:pPr>
       <w:r>
         <w:rPr>
@@ -28099,6 +27520,7 @@
     <w:p>
       <w:pPr>
         <w:pStyle w:val="BodyText"/>
+        <w:ind w:firstLine="420"/>
       </w:pPr>
       <w:r>
         <w:rPr>
@@ -28117,8 +27539,9 @@
       <w:pPr>
         <w:numPr>
           <w:ilvl w:val="0"/>
-          <w:numId w:val="1013"/>
+          <w:numId w:val="1029"/>
         </w:numPr>
+        <w:ind w:firstLine="420"/>
       </w:pPr>
       <w:r>
         <w:rPr>
@@ -28181,8 +27604,9 @@
       <w:pPr>
         <w:numPr>
           <w:ilvl w:val="0"/>
-          <w:numId w:val="1013"/>
+          <w:numId w:val="1029"/>
         </w:numPr>
+        <w:ind w:firstLine="420"/>
       </w:pPr>
       <w:r>
         <w:rPr>
@@ -28225,8 +27649,9 @@
       <w:pPr>
         <w:numPr>
           <w:ilvl w:val="0"/>
-          <w:numId w:val="1013"/>
+          <w:numId w:val="1029"/>
         </w:numPr>
+        <w:ind w:firstLine="420"/>
       </w:pPr>
       <w:r>
         <w:rPr>
@@ -28457,8 +27882,9 @@
       <w:pPr>
         <w:numPr>
           <w:ilvl w:val="0"/>
-          <w:numId w:val="1013"/>
+          <w:numId w:val="1029"/>
         </w:numPr>
+        <w:ind w:firstLine="420"/>
       </w:pPr>
       <w:r>
         <w:rPr>
@@ -28519,43 +27945,13 @@
     </w:p>
     <w:p>
       <w:pPr>
-        <w:spacing w:before="0" w:after="0"/>
-      </w:pPr>
-    </w:p>
-    <w:p>
-      <w:pPr>
-        <w:spacing w:before="0" w:after="0"/>
-      </w:pPr>
-    </w:p>
-    <w:p>
-      <w:pPr>
-        <w:spacing w:before="0" w:after="0"/>
-      </w:pPr>
-    </w:p>
-    <w:p>
-      <w:pPr>
-        <w:spacing w:before="0" w:after="0"/>
-      </w:pPr>
-    </w:p>
-    <w:p>
-      <w:pPr>
-        <w:spacing w:before="0" w:after="0"/>
-      </w:pPr>
-    </w:p>
-    <w:p>
-      <w:pPr>
-        <w:spacing w:before="0" w:after="0"/>
-      </w:pPr>
-    </w:p>
-    <w:p>
-      <w:pPr>
-        <w:spacing w:before="0" w:after="0"/>
-      </w:pPr>
-    </w:p>
-    <w:p>
-      <w:pPr>
-        <w:spacing w:before="0" w:after="0"/>
-      </w:pPr>
+        <w:spacing w:before="160" w:after="80"/>
+      </w:pPr>
+      <w:r>
+        <w:pict>
+          <v:rect style="width:0;height:1.5pt" o:hralign="center" o:hrstd="t" o:hr="t"/>
+        </w:pict>
+      </w:r>
     </w:p>
     <w:p>
       <w:pPr>
@@ -28597,6 +27993,7 @@
       <w:pPr>
         <w:pStyle w:val="FirstParagraph"/>
         <w:spacing w:after="80"/>
+        <w:ind w:firstLine="420"/>
       </w:pPr>
       <w:r>
         <w:rPr>
@@ -28682,15 +28079,16 @@
         <w:tblStyle w:val="Table"/>
         <w:tblW w:type="pct" w:w="5000"/>
         <w:tblLayout w:type="fixed"/>
+        <w:tblLook w:firstRow="1" w:lastRow="0" w:firstColumn="0" w:lastColumn="0" w:noHBand="0" w:noVBand="0" w:val="0020"/>
+        <w:jc w:val="center"/>
         <w:tblBorders>
           <w:top w:val="single" w:sz="12" w:space="0" w:color="000000"/>
-          <w:left w:val="none" w:sz="0" w:space="0" w:color="auto"/>
           <w:bottom w:val="single" w:sz="12" w:space="0" w:color="000000"/>
-          <w:right w:val="none" w:sz="0" w:space="0" w:color="auto"/>
-          <w:insideH w:val="none" w:sz="0" w:space="0" w:color="auto"/>
-          <w:insideV w:val="none" w:sz="0" w:space="0" w:color="auto"/>
+          <w:left w:val="none"/>
+          <w:right w:val="none"/>
+          <w:insideH w:val="none"/>
+          <w:insideV w:val="none"/>
         </w:tblBorders>
-        <w:tblLook w:firstRow="1" w:lastRow="0" w:firstColumn="0" w:lastColumn="0" w:noHBand="0" w:noVBand="0" w:val="0020"/>
       </w:tblPr>
       <w:tblGrid>
         <w:gridCol w:w="990"/>
@@ -28709,7 +28107,7 @@
         <w:tc>
           <w:tcPr>
             <w:tcBorders>
-              <w:bottom w:val="single" w:sz="8" w:space="0" w:color="000000"/>
+              <w:bottom w:val="single" w:sz="6" w:space="0" w:color="000000"/>
             </w:tcBorders>
           </w:tcPr>
           <w:p>
@@ -28736,7 +28134,7 @@
         <w:tc>
           <w:tcPr>
             <w:tcBorders>
-              <w:bottom w:val="single" w:sz="8" w:space="0" w:color="000000"/>
+              <w:bottom w:val="single" w:sz="6" w:space="0" w:color="000000"/>
             </w:tcBorders>
           </w:tcPr>
           <w:p>
@@ -28756,7 +28154,7 @@
         <w:tc>
           <w:tcPr>
             <w:tcBorders>
-              <w:bottom w:val="single" w:sz="8" w:space="0" w:color="000000"/>
+              <w:bottom w:val="single" w:sz="6" w:space="0" w:color="000000"/>
             </w:tcBorders>
           </w:tcPr>
           <w:p>
@@ -28776,7 +28174,7 @@
         <w:tc>
           <w:tcPr>
             <w:tcBorders>
-              <w:bottom w:val="single" w:sz="8" w:space="0" w:color="000000"/>
+              <w:bottom w:val="single" w:sz="6" w:space="0" w:color="000000"/>
             </w:tcBorders>
           </w:tcPr>
           <w:p>
@@ -28796,7 +28194,7 @@
         <w:tc>
           <w:tcPr>
             <w:tcBorders>
-              <w:bottom w:val="single" w:sz="8" w:space="0" w:color="000000"/>
+              <w:bottom w:val="single" w:sz="6" w:space="0" w:color="000000"/>
             </w:tcBorders>
           </w:tcPr>
           <w:p>
@@ -28816,7 +28214,7 @@
         <w:tc>
           <w:tcPr>
             <w:tcBorders>
-              <w:bottom w:val="single" w:sz="8" w:space="0" w:color="000000"/>
+              <w:bottom w:val="single" w:sz="6" w:space="0" w:color="000000"/>
             </w:tcBorders>
           </w:tcPr>
           <w:p>
@@ -28836,7 +28234,7 @@
         <w:tc>
           <w:tcPr>
             <w:tcBorders>
-              <w:bottom w:val="single" w:sz="8" w:space="0" w:color="000000"/>
+              <w:bottom w:val="single" w:sz="6" w:space="0" w:color="000000"/>
             </w:tcBorders>
           </w:tcPr>
           <w:p>
@@ -28856,7 +28254,7 @@
         <w:tc>
           <w:tcPr>
             <w:tcBorders>
-              <w:bottom w:val="single" w:sz="8" w:space="0" w:color="000000"/>
+              <w:bottom w:val="single" w:sz="6" w:space="0" w:color="000000"/>
             </w:tcBorders>
           </w:tcPr>
           <w:p>
@@ -29141,43 +28539,13 @@
     </w:tbl>
     <w:p>
       <w:pPr>
-        <w:spacing w:before="0" w:after="0"/>
-      </w:pPr>
-    </w:p>
-    <w:p>
-      <w:pPr>
-        <w:spacing w:before="0" w:after="0"/>
-      </w:pPr>
-    </w:p>
-    <w:p>
-      <w:pPr>
-        <w:spacing w:before="0" w:after="0"/>
-      </w:pPr>
-    </w:p>
-    <w:p>
-      <w:pPr>
-        <w:spacing w:before="0" w:after="0"/>
-      </w:pPr>
-    </w:p>
-    <w:p>
-      <w:pPr>
-        <w:spacing w:before="0" w:after="0"/>
-      </w:pPr>
-    </w:p>
-    <w:p>
-      <w:pPr>
-        <w:spacing w:before="0" w:after="0"/>
-      </w:pPr>
-    </w:p>
-    <w:p>
-      <w:pPr>
-        <w:spacing w:before="0" w:after="0"/>
-      </w:pPr>
-    </w:p>
-    <w:p>
-      <w:pPr>
-        <w:spacing w:before="0" w:after="0"/>
-      </w:pPr>
+        <w:spacing w:before="160" w:after="80"/>
+      </w:pPr>
+      <w:r>
+        <w:pict>
+          <v:rect style="width:0;height:1.5pt" o:hralign="center" o:hrstd="t" o:hr="t"/>
+        </w:pict>
+      </w:r>
     </w:p>
     <w:p>
       <w:pPr>
@@ -29218,6 +28586,7 @@
     <w:p>
       <w:pPr>
         <w:pStyle w:val="FirstParagraph"/>
+        <w:ind w:firstLine="420"/>
       </w:pPr>
       <w:r>
         <w:rPr>
@@ -29236,8 +28605,9 @@
       <w:pPr>
         <w:numPr>
           <w:ilvl w:val="0"/>
-          <w:numId w:val="1014"/>
+          <w:numId w:val="1030"/>
         </w:numPr>
+        <w:ind w:firstLine="420"/>
       </w:pPr>
       <w:r>
         <w:rPr>
@@ -29268,8 +28638,9 @@
       <w:pPr>
         <w:numPr>
           <w:ilvl w:val="0"/>
-          <w:numId w:val="1014"/>
+          <w:numId w:val="1030"/>
         </w:numPr>
+        <w:ind w:firstLine="420"/>
       </w:pPr>
       <w:r>
         <w:rPr>
@@ -29311,6 +28682,7 @@
     <w:p>
       <w:pPr>
         <w:pStyle w:val="FirstParagraph"/>
+        <w:ind w:firstLine="420"/>
       </w:pPr>
       <w:r>
         <w:rPr>
@@ -29417,28 +28789,13 @@
     </w:p>
     <w:p>
       <w:pPr>
-        <w:spacing w:before="0" w:after="0"/>
-      </w:pPr>
-    </w:p>
-    <w:p>
-      <w:pPr>
-        <w:spacing w:before="0" w:after="0"/>
-      </w:pPr>
-    </w:p>
-    <w:p>
-      <w:pPr>
-        <w:spacing w:before="0" w:after="0"/>
-      </w:pPr>
-    </w:p>
-    <w:p>
-      <w:pPr>
-        <w:spacing w:before="0" w:after="0"/>
-      </w:pPr>
-    </w:p>
-    <w:p>
-      <w:pPr>
-        <w:spacing w:before="0" w:after="0"/>
-      </w:pPr>
+        <w:spacing w:before="160" w:after="80"/>
+      </w:pPr>
+      <w:r>
+        <w:pict>
+          <v:rect style="width:0;height:1.5pt" o:hralign="center" o:hrstd="t" o:hr="t"/>
+        </w:pict>
+      </w:r>
     </w:p>
     <w:p>
       <w:pPr>
@@ -29479,6 +28836,7 @@
     <w:p>
       <w:pPr>
         <w:pStyle w:val="FirstParagraph"/>
+        <w:ind w:firstLine="420"/>
       </w:pPr>
       <w:r>
         <w:rPr>
@@ -29496,6 +28854,7 @@
     <w:p>
       <w:pPr>
         <w:pStyle w:val="BodyText"/>
+        <w:ind w:firstLine="420"/>
       </w:pPr>
       <w:r>
         <w:rPr>
@@ -29585,6 +28944,7 @@
     <w:p>
       <w:pPr>
         <w:pStyle w:val="BodyText"/>
+        <w:ind w:firstLine="420"/>
       </w:pPr>
       <w:r>
         <w:rPr>
@@ -29734,6 +29094,7 @@
     <w:p>
       <w:pPr>
         <w:pStyle w:val="BodyText"/>
+        <w:ind w:firstLine="420"/>
       </w:pPr>
       <w:r>
         <w:rPr>
@@ -29853,6 +29214,7 @@
     <w:p>
       <w:pPr>
         <w:pStyle w:val="BodyText"/>
+        <w:ind w:firstLine="420"/>
       </w:pPr>
       <w:r>
         <w:rPr>
@@ -29960,6 +29322,7 @@
     <w:p>
       <w:pPr>
         <w:pStyle w:val="BodyText"/>
+        <w:ind w:firstLine="420"/>
       </w:pPr>
       <w:r>
         <w:rPr>
@@ -30049,6 +29412,7 @@
     <w:p>
       <w:pPr>
         <w:pStyle w:val="BodyText"/>
+        <w:ind w:firstLine="420"/>
       </w:pPr>
       <w:r>
         <w:rPr>
@@ -30216,6 +29580,7 @@
     <w:p>
       <w:pPr>
         <w:pStyle w:val="BodyText"/>
+        <w:ind w:firstLine="420"/>
       </w:pPr>
       <w:r>
         <w:rPr>
@@ -30311,6 +29676,7 @@
     <w:p>
       <w:pPr>
         <w:pStyle w:val="BodyText"/>
+        <w:ind w:firstLine="420"/>
       </w:pPr>
       <w:r>
         <w:rPr>
@@ -30358,6 +29724,7 @@
     <w:p>
       <w:pPr>
         <w:pStyle w:val="BodyText"/>
+        <w:ind w:firstLine="420"/>
       </w:pPr>
       <w:r>
         <w:rPr>
@@ -30459,6 +29826,7 @@
     <w:p>
       <w:pPr>
         <w:pStyle w:val="BodyText"/>
+        <w:ind w:firstLine="420"/>
       </w:pPr>
       <w:r>
         <w:rPr>
@@ -30536,6 +29904,7 @@
     <w:p>
       <w:pPr>
         <w:pStyle w:val="BodyText"/>
+        <w:ind w:firstLine="420"/>
       </w:pPr>
       <w:r>
         <w:rPr>
@@ -30625,6 +29994,7 @@
     <w:p>
       <w:pPr>
         <w:pStyle w:val="BodyText"/>
+        <w:ind w:firstLine="420"/>
       </w:pPr>
       <w:r>
         <w:rPr>
@@ -30738,6 +30108,7 @@
     <w:p>
       <w:pPr>
         <w:pStyle w:val="BodyText"/>
+        <w:ind w:firstLine="420"/>
       </w:pPr>
       <w:r>
         <w:rPr>
@@ -30755,6 +30126,7 @@
     <w:p>
       <w:pPr>
         <w:pStyle w:val="BodyText"/>
+        <w:ind w:firstLine="420"/>
       </w:pPr>
       <w:r>
         <w:rPr>
@@ -30775,7 +30147,7 @@
         </w:rPr>
         <w:drawing>
           <wp:inline>
-            <wp:extent cx="3599999" cy="2247305"/>
+            <wp:extent cx="3600000" cy="2247305"/>
             <wp:effectExtent b="0" l="0" r="0" t="0"/>
             <wp:docPr descr="" title="" id="76" name="Picture"/>
             <a:graphic>
@@ -30796,7 +30168,7 @@
                   <pic:spPr bwMode="auto">
                     <a:xfrm>
                       <a:off x="0" y="0"/>
-                      <a:ext cx="3599999" cy="2247305"/>
+                      <a:ext cx="3600000" cy="2247305"/>
                     </a:xfrm>
                     <a:prstGeom prst="rect">
                       <a:avLst/>
@@ -30817,43 +30189,13 @@
     </w:p>
     <w:p>
       <w:pPr>
-        <w:spacing w:before="0" w:after="0"/>
-      </w:pPr>
-    </w:p>
-    <w:p>
-      <w:pPr>
-        <w:spacing w:before="0" w:after="0"/>
-      </w:pPr>
-    </w:p>
-    <w:p>
-      <w:pPr>
-        <w:spacing w:before="0" w:after="0"/>
-      </w:pPr>
-    </w:p>
-    <w:p>
-      <w:pPr>
-        <w:spacing w:before="0" w:after="0"/>
-      </w:pPr>
-    </w:p>
-    <w:p>
-      <w:pPr>
-        <w:spacing w:before="0" w:after="0"/>
-      </w:pPr>
-    </w:p>
-    <w:p>
-      <w:pPr>
-        <w:spacing w:before="0" w:after="0"/>
-      </w:pPr>
-    </w:p>
-    <w:p>
-      <w:pPr>
-        <w:spacing w:before="0" w:after="0"/>
-      </w:pPr>
-    </w:p>
-    <w:p>
-      <w:pPr>
-        <w:spacing w:before="0" w:after="0"/>
-      </w:pPr>
+        <w:spacing w:before="160" w:after="80"/>
+      </w:pPr>
+      <w:r>
+        <w:pict>
+          <v:rect style="width:0;height:1.5pt" o:hralign="center" o:hrstd="t" o:hr="t"/>
+        </w:pict>
+      </w:r>
     </w:p>
     <w:p>
       <w:pPr>
@@ -30870,6 +30212,7 @@
     <w:bookmarkEnd w:id="80"/>
     <w:sectPr>
       <w:footerReference w:type="default" r:id="rId10"/>
+      <w:headerReference w:type="default" r:id="rId11"/>
       <w:footnotePr>
         <w:numRestart w:val="eachSect"/>
       </w:footnotePr>
@@ -30888,32 +30231,90 @@
 <w:ftr xmlns:m="http://schemas.openxmlformats.org/officeDocument/2006/math" xmlns:mc="http://schemas.openxmlformats.org/markup-compatibility/2006" xmlns:mo="http://schemas.microsoft.com/office/mac/office/2008/main" xmlns:mv="urn:schemas-microsoft-com:mac:vml" xmlns:o="urn:schemas-microsoft-com:office:office" xmlns:r="http://schemas.openxmlformats.org/officeDocument/2006/relationships" xmlns:v="urn:schemas-microsoft-com:vml" xmlns:w10="urn:schemas-microsoft-com:office:word" xmlns:w14="http://schemas.microsoft.com/office/word/2010/wordml" xmlns:w="http://schemas.openxmlformats.org/wordprocessingml/2006/main" xmlns:wne="http://schemas.microsoft.com/office/word/2006/wordml" xmlns:wp14="http://schemas.microsoft.com/office/word/2010/wordprocessingDrawing" xmlns:wp="http://schemas.openxmlformats.org/drawingml/2006/wordprocessingDrawing" xmlns:wpc="http://schemas.microsoft.com/office/word/2010/wordprocessingCanvas" xmlns:wpg="http://schemas.microsoft.com/office/word/2010/wordprocessingGroup" xmlns:wpi="http://schemas.microsoft.com/office/word/2010/wordprocessingInk" xmlns:wps="http://schemas.microsoft.com/office/word/2010/wordprocessingShape" mc:Ignorable="w14 wp14">
   <w:p>
     <w:pPr>
-      <w:pStyle w:val="Footer"/>
       <w:jc w:val="center"/>
     </w:pPr>
     <w:r>
       <w:rPr>
-        <w:rFonts w:ascii="Times New Roman" w:hAnsi="Times New Roman" w:eastAsia="Times New Roman" w:cs="Times New Roman"/>
-        <w:b w:val="0"/>
-        <w:sz w:val="20"/>
+        <w:color w:val="000000"/>
+        <w:sz w:val="18"/>
+      </w:rPr>
+      <w:t xml:space="preserve">第 </w:t>
+    </w:r>
+    <w:r>
+      <w:rPr>
+        <w:color w:val="000000"/>
+        <w:sz w:val="18"/>
       </w:rPr>
       <w:fldChar w:fldCharType="begin"/>
     </w:r>
     <w:r>
       <w:rPr>
-        <w:rFonts w:ascii="Times New Roman" w:hAnsi="Times New Roman" w:eastAsia="Times New Roman" w:cs="Times New Roman"/>
-        <w:b w:val="0"/>
-        <w:sz w:val="20"/>
+        <w:sz w:val="18"/>
       </w:rPr>
       <w:instrText xml:space="preserve"> PAGE </w:instrText>
     </w:r>
     <w:r>
       <w:rPr>
-        <w:rFonts w:ascii="Times New Roman" w:hAnsi="Times New Roman" w:eastAsia="Times New Roman" w:cs="Times New Roman"/>
-        <w:b w:val="0"/>
-        <w:sz w:val="20"/>
+        <w:sz w:val="18"/>
+      </w:rPr>
+      <w:fldChar w:fldCharType="separate"/>
+    </w:r>
+    <w:r>
+      <w:rPr>
+        <w:sz w:val="18"/>
+      </w:rPr>
+      <w:t>1</w:t>
+    </w:r>
+    <w:r>
+      <w:rPr>
+        <w:sz w:val="18"/>
       </w:rPr>
       <w:fldChar w:fldCharType="end"/>
+    </w:r>
+    <w:r>
+      <w:rPr>
+        <w:color w:val="000000"/>
+        <w:sz w:val="18"/>
+      </w:rPr>
+      <w:t xml:space="preserve"> 页 / 共 </w:t>
+    </w:r>
+    <w:r>
+      <w:rPr>
+        <w:color w:val="000000"/>
+        <w:sz w:val="18"/>
+      </w:rPr>
+      <w:fldChar w:fldCharType="begin"/>
+    </w:r>
+    <w:r>
+      <w:rPr>
+        <w:sz w:val="18"/>
+      </w:rPr>
+      <w:instrText xml:space="preserve"> NUMPAGES </w:instrText>
+    </w:r>
+    <w:r>
+      <w:rPr>
+        <w:sz w:val="18"/>
+      </w:rPr>
+      <w:fldChar w:fldCharType="separate"/>
+    </w:r>
+    <w:r>
+      <w:rPr>
+        <w:sz w:val="18"/>
+      </w:rPr>
+      <w:t>1</w:t>
+    </w:r>
+    <w:r>
+      <w:rPr>
+        <w:sz w:val="18"/>
+      </w:rPr>
+      <w:fldChar w:fldCharType="end"/>
+    </w:r>
+    <w:r>
+      <w:rPr>
+        <w:color w:val="000000"/>
+        <w:sz w:val="18"/>
+      </w:rPr>
+      <w:t xml:space="preserve"> 页</w:t>
     </w:r>
   </w:p>
 </w:ftr>
@@ -30936,6 +30337,26 @@
     </w:p>
   </w:footnote>
 </w:footnotes>
+</file>
+
+<file path=word/header1.xml><?xml version="1.0" encoding="utf-8"?>
+<w:hdr xmlns:m="http://schemas.openxmlformats.org/officeDocument/2006/math" xmlns:mc="http://schemas.openxmlformats.org/markup-compatibility/2006" xmlns:mo="http://schemas.microsoft.com/office/mac/office/2008/main" xmlns:mv="urn:schemas-microsoft-com:mac:vml" xmlns:o="urn:schemas-microsoft-com:office:office" xmlns:r="http://schemas.openxmlformats.org/officeDocument/2006/relationships" xmlns:v="urn:schemas-microsoft-com:vml" xmlns:w10="urn:schemas-microsoft-com:office:word" xmlns:w14="http://schemas.microsoft.com/office/word/2010/wordml" xmlns:w="http://schemas.openxmlformats.org/wordprocessingml/2006/main" xmlns:wne="http://schemas.microsoft.com/office/word/2006/wordml" xmlns:wp14="http://schemas.microsoft.com/office/word/2010/wordprocessingDrawing" xmlns:wp="http://schemas.openxmlformats.org/drawingml/2006/wordprocessingDrawing" xmlns:wpc="http://schemas.microsoft.com/office/word/2010/wordprocessingCanvas" xmlns:wpg="http://schemas.microsoft.com/office/word/2010/wordprocessingGroup" xmlns:wpi="http://schemas.microsoft.com/office/word/2010/wordprocessingInk" xmlns:wps="http://schemas.microsoft.com/office/word/2010/wordprocessingShape" mc:Ignorable="w14 wp14">
+  <w:p>
+    <w:pPr>
+      <w:jc w:val="right"/>
+      <w:pBdr>
+        <w:bottom w:val="single" w:sz="4" w:space="2" w:color="000000"/>
+      </w:pBdr>
+    </w:pPr>
+    <w:r>
+      <w:rPr>
+        <w:color w:val="000000"/>
+        <w:sz w:val="18"/>
+      </w:rPr>
+      <w:t>第一轮结构·2-元素周期律（学生版）</w:t>
+    </w:r>
+  </w:p>
+</w:hdr>
 </file>
 
 <file path=word/numbering.xml><?xml version="1.0" encoding="utf-8"?>
@@ -31444,6 +30865,66 @@
     </w:lvlOverride>
   </w:num>
   <w:num w:numId="1005">
+    <w:abstractNumId w:val="99431"/>
+    <w:lvlOverride w:ilvl="0">
+      <w:startOverride w:val="1"/>
+    </w:lvlOverride>
+    <w:lvlOverride w:ilvl="1">
+      <w:startOverride w:val="1"/>
+    </w:lvlOverride>
+    <w:lvlOverride w:ilvl="2">
+      <w:startOverride w:val="1"/>
+    </w:lvlOverride>
+    <w:lvlOverride w:ilvl="3">
+      <w:startOverride w:val="1"/>
+    </w:lvlOverride>
+    <w:lvlOverride w:ilvl="4">
+      <w:startOverride w:val="1"/>
+    </w:lvlOverride>
+    <w:lvlOverride w:ilvl="5">
+      <w:startOverride w:val="1"/>
+    </w:lvlOverride>
+    <w:lvlOverride w:ilvl="6">
+      <w:startOverride w:val="1"/>
+    </w:lvlOverride>
+    <w:lvlOverride w:ilvl="7">
+      <w:startOverride w:val="1"/>
+    </w:lvlOverride>
+    <w:lvlOverride w:ilvl="8">
+      <w:startOverride w:val="1"/>
+    </w:lvlOverride>
+  </w:num>
+  <w:num w:numId="1006">
+    <w:abstractNumId w:val="99431"/>
+    <w:lvlOverride w:ilvl="0">
+      <w:startOverride w:val="1"/>
+    </w:lvlOverride>
+    <w:lvlOverride w:ilvl="1">
+      <w:startOverride w:val="1"/>
+    </w:lvlOverride>
+    <w:lvlOverride w:ilvl="2">
+      <w:startOverride w:val="1"/>
+    </w:lvlOverride>
+    <w:lvlOverride w:ilvl="3">
+      <w:startOverride w:val="1"/>
+    </w:lvlOverride>
+    <w:lvlOverride w:ilvl="4">
+      <w:startOverride w:val="1"/>
+    </w:lvlOverride>
+    <w:lvlOverride w:ilvl="5">
+      <w:startOverride w:val="1"/>
+    </w:lvlOverride>
+    <w:lvlOverride w:ilvl="6">
+      <w:startOverride w:val="1"/>
+    </w:lvlOverride>
+    <w:lvlOverride w:ilvl="7">
+      <w:startOverride w:val="1"/>
+    </w:lvlOverride>
+    <w:lvlOverride w:ilvl="8">
+      <w:startOverride w:val="1"/>
+    </w:lvlOverride>
+  </w:num>
+  <w:num w:numId="1007">
     <w:abstractNumId w:val="99432"/>
     <w:lvlOverride w:ilvl="0">
       <w:startOverride w:val="2"/>
@@ -31473,7 +30954,7 @@
       <w:startOverride w:val="2"/>
     </w:lvlOverride>
   </w:num>
-  <w:num w:numId="1006">
+  <w:num w:numId="1008">
     <w:abstractNumId w:val="99433"/>
     <w:lvlOverride w:ilvl="0">
       <w:startOverride w:val="3"/>
@@ -31503,7 +30984,7 @@
       <w:startOverride w:val="3"/>
     </w:lvlOverride>
   </w:num>
-  <w:num w:numId="1007">
+  <w:num w:numId="1009">
     <w:abstractNumId w:val="99431"/>
     <w:lvlOverride w:ilvl="0">
       <w:startOverride w:val="1"/>
@@ -31533,95 +31014,8 @@
       <w:startOverride w:val="1"/>
     </w:lvlOverride>
   </w:num>
-  <w:num w:numId="1008">
-    <w:abstractNumId w:val="99431"/>
-    <w:lvlOverride w:ilvl="0">
-      <w:startOverride w:val="1"/>
-    </w:lvlOverride>
-    <w:lvlOverride w:ilvl="1">
-      <w:startOverride w:val="1"/>
-    </w:lvlOverride>
-    <w:lvlOverride w:ilvl="2">
-      <w:startOverride w:val="1"/>
-    </w:lvlOverride>
-    <w:lvlOverride w:ilvl="3">
-      <w:startOverride w:val="1"/>
-    </w:lvlOverride>
-    <w:lvlOverride w:ilvl="4">
-      <w:startOverride w:val="1"/>
-    </w:lvlOverride>
-    <w:lvlOverride w:ilvl="5">
-      <w:startOverride w:val="1"/>
-    </w:lvlOverride>
-    <w:lvlOverride w:ilvl="6">
-      <w:startOverride w:val="1"/>
-    </w:lvlOverride>
-    <w:lvlOverride w:ilvl="7">
-      <w:startOverride w:val="1"/>
-    </w:lvlOverride>
-    <w:lvlOverride w:ilvl="8">
-      <w:startOverride w:val="1"/>
-    </w:lvlOverride>
-  </w:num>
-  <w:num w:numId="1009">
-    <w:abstractNumId w:val="99432"/>
-    <w:lvlOverride w:ilvl="0">
-      <w:startOverride w:val="2"/>
-    </w:lvlOverride>
-    <w:lvlOverride w:ilvl="1">
-      <w:startOverride w:val="2"/>
-    </w:lvlOverride>
-    <w:lvlOverride w:ilvl="2">
-      <w:startOverride w:val="2"/>
-    </w:lvlOverride>
-    <w:lvlOverride w:ilvl="3">
-      <w:startOverride w:val="2"/>
-    </w:lvlOverride>
-    <w:lvlOverride w:ilvl="4">
-      <w:startOverride w:val="2"/>
-    </w:lvlOverride>
-    <w:lvlOverride w:ilvl="5">
-      <w:startOverride w:val="2"/>
-    </w:lvlOverride>
-    <w:lvlOverride w:ilvl="6">
-      <w:startOverride w:val="2"/>
-    </w:lvlOverride>
-    <w:lvlOverride w:ilvl="7">
-      <w:startOverride w:val="2"/>
-    </w:lvlOverride>
-    <w:lvlOverride w:ilvl="8">
-      <w:startOverride w:val="2"/>
-    </w:lvlOverride>
-  </w:num>
   <w:num w:numId="1010">
-    <w:abstractNumId w:val="99431"/>
-    <w:lvlOverride w:ilvl="0">
-      <w:startOverride w:val="1"/>
-    </w:lvlOverride>
-    <w:lvlOverride w:ilvl="1">
-      <w:startOverride w:val="1"/>
-    </w:lvlOverride>
-    <w:lvlOverride w:ilvl="2">
-      <w:startOverride w:val="1"/>
-    </w:lvlOverride>
-    <w:lvlOverride w:ilvl="3">
-      <w:startOverride w:val="1"/>
-    </w:lvlOverride>
-    <w:lvlOverride w:ilvl="4">
-      <w:startOverride w:val="1"/>
-    </w:lvlOverride>
-    <w:lvlOverride w:ilvl="5">
-      <w:startOverride w:val="1"/>
-    </w:lvlOverride>
-    <w:lvlOverride w:ilvl="6">
-      <w:startOverride w:val="1"/>
-    </w:lvlOverride>
-    <w:lvlOverride w:ilvl="7">
-      <w:startOverride w:val="1"/>
-    </w:lvlOverride>
-    <w:lvlOverride w:ilvl="8">
-      <w:startOverride w:val="1"/>
-    </w:lvlOverride>
+    <w:abstractNumId w:val="991"/>
   </w:num>
   <w:num w:numId="1011">
     <w:abstractNumId w:val="99431"/>
@@ -31654,33 +31048,33 @@
     </w:lvlOverride>
   </w:num>
   <w:num w:numId="1012">
-    <w:abstractNumId w:val="99431"/>
+    <w:abstractNumId w:val="99432"/>
     <w:lvlOverride w:ilvl="0">
-      <w:startOverride w:val="1"/>
+      <w:startOverride w:val="2"/>
     </w:lvlOverride>
     <w:lvlOverride w:ilvl="1">
-      <w:startOverride w:val="1"/>
+      <w:startOverride w:val="2"/>
     </w:lvlOverride>
     <w:lvlOverride w:ilvl="2">
-      <w:startOverride w:val="1"/>
+      <w:startOverride w:val="2"/>
     </w:lvlOverride>
     <w:lvlOverride w:ilvl="3">
-      <w:startOverride w:val="1"/>
+      <w:startOverride w:val="2"/>
     </w:lvlOverride>
     <w:lvlOverride w:ilvl="4">
-      <w:startOverride w:val="1"/>
+      <w:startOverride w:val="2"/>
     </w:lvlOverride>
     <w:lvlOverride w:ilvl="5">
-      <w:startOverride w:val="1"/>
+      <w:startOverride w:val="2"/>
     </w:lvlOverride>
     <w:lvlOverride w:ilvl="6">
-      <w:startOverride w:val="1"/>
+      <w:startOverride w:val="2"/>
     </w:lvlOverride>
     <w:lvlOverride w:ilvl="7">
-      <w:startOverride w:val="1"/>
+      <w:startOverride w:val="2"/>
     </w:lvlOverride>
     <w:lvlOverride w:ilvl="8">
-      <w:startOverride w:val="1"/>
+      <w:startOverride w:val="2"/>
     </w:lvlOverride>
   </w:num>
   <w:num w:numId="1013">
@@ -31714,6 +31108,459 @@
     </w:lvlOverride>
   </w:num>
   <w:num w:numId="1014">
+    <w:abstractNumId w:val="99431"/>
+    <w:lvlOverride w:ilvl="0">
+      <w:startOverride w:val="1"/>
+    </w:lvlOverride>
+    <w:lvlOverride w:ilvl="1">
+      <w:startOverride w:val="1"/>
+    </w:lvlOverride>
+    <w:lvlOverride w:ilvl="2">
+      <w:startOverride w:val="1"/>
+    </w:lvlOverride>
+    <w:lvlOverride w:ilvl="3">
+      <w:startOverride w:val="1"/>
+    </w:lvlOverride>
+    <w:lvlOverride w:ilvl="4">
+      <w:startOverride w:val="1"/>
+    </w:lvlOverride>
+    <w:lvlOverride w:ilvl="5">
+      <w:startOverride w:val="1"/>
+    </w:lvlOverride>
+    <w:lvlOverride w:ilvl="6">
+      <w:startOverride w:val="1"/>
+    </w:lvlOverride>
+    <w:lvlOverride w:ilvl="7">
+      <w:startOverride w:val="1"/>
+    </w:lvlOverride>
+    <w:lvlOverride w:ilvl="8">
+      <w:startOverride w:val="1"/>
+    </w:lvlOverride>
+  </w:num>
+  <w:num w:numId="1015">
+    <w:abstractNumId w:val="991"/>
+  </w:num>
+  <w:num w:numId="1016">
+    <w:abstractNumId w:val="99431"/>
+    <w:lvlOverride w:ilvl="0">
+      <w:startOverride w:val="1"/>
+    </w:lvlOverride>
+    <w:lvlOverride w:ilvl="1">
+      <w:startOverride w:val="1"/>
+    </w:lvlOverride>
+    <w:lvlOverride w:ilvl="2">
+      <w:startOverride w:val="1"/>
+    </w:lvlOverride>
+    <w:lvlOverride w:ilvl="3">
+      <w:startOverride w:val="1"/>
+    </w:lvlOverride>
+    <w:lvlOverride w:ilvl="4">
+      <w:startOverride w:val="1"/>
+    </w:lvlOverride>
+    <w:lvlOverride w:ilvl="5">
+      <w:startOverride w:val="1"/>
+    </w:lvlOverride>
+    <w:lvlOverride w:ilvl="6">
+      <w:startOverride w:val="1"/>
+    </w:lvlOverride>
+    <w:lvlOverride w:ilvl="7">
+      <w:startOverride w:val="1"/>
+    </w:lvlOverride>
+    <w:lvlOverride w:ilvl="8">
+      <w:startOverride w:val="1"/>
+    </w:lvlOverride>
+  </w:num>
+  <w:num w:numId="1017">
+    <w:abstractNumId w:val="99433"/>
+    <w:lvlOverride w:ilvl="0">
+      <w:startOverride w:val="3"/>
+    </w:lvlOverride>
+    <w:lvlOverride w:ilvl="1">
+      <w:startOverride w:val="3"/>
+    </w:lvlOverride>
+    <w:lvlOverride w:ilvl="2">
+      <w:startOverride w:val="3"/>
+    </w:lvlOverride>
+    <w:lvlOverride w:ilvl="3">
+      <w:startOverride w:val="3"/>
+    </w:lvlOverride>
+    <w:lvlOverride w:ilvl="4">
+      <w:startOverride w:val="3"/>
+    </w:lvlOverride>
+    <w:lvlOverride w:ilvl="5">
+      <w:startOverride w:val="3"/>
+    </w:lvlOverride>
+    <w:lvlOverride w:ilvl="6">
+      <w:startOverride w:val="3"/>
+    </w:lvlOverride>
+    <w:lvlOverride w:ilvl="7">
+      <w:startOverride w:val="3"/>
+    </w:lvlOverride>
+    <w:lvlOverride w:ilvl="8">
+      <w:startOverride w:val="3"/>
+    </w:lvlOverride>
+  </w:num>
+  <w:num w:numId="1018">
+    <w:abstractNumId w:val="99431"/>
+    <w:lvlOverride w:ilvl="0">
+      <w:startOverride w:val="1"/>
+    </w:lvlOverride>
+    <w:lvlOverride w:ilvl="1">
+      <w:startOverride w:val="1"/>
+    </w:lvlOverride>
+    <w:lvlOverride w:ilvl="2">
+      <w:startOverride w:val="1"/>
+    </w:lvlOverride>
+    <w:lvlOverride w:ilvl="3">
+      <w:startOverride w:val="1"/>
+    </w:lvlOverride>
+    <w:lvlOverride w:ilvl="4">
+      <w:startOverride w:val="1"/>
+    </w:lvlOverride>
+    <w:lvlOverride w:ilvl="5">
+      <w:startOverride w:val="1"/>
+    </w:lvlOverride>
+    <w:lvlOverride w:ilvl="6">
+      <w:startOverride w:val="1"/>
+    </w:lvlOverride>
+    <w:lvlOverride w:ilvl="7">
+      <w:startOverride w:val="1"/>
+    </w:lvlOverride>
+    <w:lvlOverride w:ilvl="8">
+      <w:startOverride w:val="1"/>
+    </w:lvlOverride>
+  </w:num>
+  <w:num w:numId="1019">
+    <w:abstractNumId w:val="99431"/>
+    <w:lvlOverride w:ilvl="0">
+      <w:startOverride w:val="1"/>
+    </w:lvlOverride>
+    <w:lvlOverride w:ilvl="1">
+      <w:startOverride w:val="1"/>
+    </w:lvlOverride>
+    <w:lvlOverride w:ilvl="2">
+      <w:startOverride w:val="1"/>
+    </w:lvlOverride>
+    <w:lvlOverride w:ilvl="3">
+      <w:startOverride w:val="1"/>
+    </w:lvlOverride>
+    <w:lvlOverride w:ilvl="4">
+      <w:startOverride w:val="1"/>
+    </w:lvlOverride>
+    <w:lvlOverride w:ilvl="5">
+      <w:startOverride w:val="1"/>
+    </w:lvlOverride>
+    <w:lvlOverride w:ilvl="6">
+      <w:startOverride w:val="1"/>
+    </w:lvlOverride>
+    <w:lvlOverride w:ilvl="7">
+      <w:startOverride w:val="1"/>
+    </w:lvlOverride>
+    <w:lvlOverride w:ilvl="8">
+      <w:startOverride w:val="1"/>
+    </w:lvlOverride>
+  </w:num>
+  <w:num w:numId="1020">
+    <w:abstractNumId w:val="99431"/>
+    <w:lvlOverride w:ilvl="0">
+      <w:startOverride w:val="1"/>
+    </w:lvlOverride>
+    <w:lvlOverride w:ilvl="1">
+      <w:startOverride w:val="1"/>
+    </w:lvlOverride>
+    <w:lvlOverride w:ilvl="2">
+      <w:startOverride w:val="1"/>
+    </w:lvlOverride>
+    <w:lvlOverride w:ilvl="3">
+      <w:startOverride w:val="1"/>
+    </w:lvlOverride>
+    <w:lvlOverride w:ilvl="4">
+      <w:startOverride w:val="1"/>
+    </w:lvlOverride>
+    <w:lvlOverride w:ilvl="5">
+      <w:startOverride w:val="1"/>
+    </w:lvlOverride>
+    <w:lvlOverride w:ilvl="6">
+      <w:startOverride w:val="1"/>
+    </w:lvlOverride>
+    <w:lvlOverride w:ilvl="7">
+      <w:startOverride w:val="1"/>
+    </w:lvlOverride>
+    <w:lvlOverride w:ilvl="8">
+      <w:startOverride w:val="1"/>
+    </w:lvlOverride>
+  </w:num>
+  <w:num w:numId="1021">
+    <w:abstractNumId w:val="99431"/>
+    <w:lvlOverride w:ilvl="0">
+      <w:startOverride w:val="1"/>
+    </w:lvlOverride>
+    <w:lvlOverride w:ilvl="1">
+      <w:startOverride w:val="1"/>
+    </w:lvlOverride>
+    <w:lvlOverride w:ilvl="2">
+      <w:startOverride w:val="1"/>
+    </w:lvlOverride>
+    <w:lvlOverride w:ilvl="3">
+      <w:startOverride w:val="1"/>
+    </w:lvlOverride>
+    <w:lvlOverride w:ilvl="4">
+      <w:startOverride w:val="1"/>
+    </w:lvlOverride>
+    <w:lvlOverride w:ilvl="5">
+      <w:startOverride w:val="1"/>
+    </w:lvlOverride>
+    <w:lvlOverride w:ilvl="6">
+      <w:startOverride w:val="1"/>
+    </w:lvlOverride>
+    <w:lvlOverride w:ilvl="7">
+      <w:startOverride w:val="1"/>
+    </w:lvlOverride>
+    <w:lvlOverride w:ilvl="8">
+      <w:startOverride w:val="1"/>
+    </w:lvlOverride>
+  </w:num>
+  <w:num w:numId="1022">
+    <w:abstractNumId w:val="99431"/>
+    <w:lvlOverride w:ilvl="0">
+      <w:startOverride w:val="1"/>
+    </w:lvlOverride>
+    <w:lvlOverride w:ilvl="1">
+      <w:startOverride w:val="1"/>
+    </w:lvlOverride>
+    <w:lvlOverride w:ilvl="2">
+      <w:startOverride w:val="1"/>
+    </w:lvlOverride>
+    <w:lvlOverride w:ilvl="3">
+      <w:startOverride w:val="1"/>
+    </w:lvlOverride>
+    <w:lvlOverride w:ilvl="4">
+      <w:startOverride w:val="1"/>
+    </w:lvlOverride>
+    <w:lvlOverride w:ilvl="5">
+      <w:startOverride w:val="1"/>
+    </w:lvlOverride>
+    <w:lvlOverride w:ilvl="6">
+      <w:startOverride w:val="1"/>
+    </w:lvlOverride>
+    <w:lvlOverride w:ilvl="7">
+      <w:startOverride w:val="1"/>
+    </w:lvlOverride>
+    <w:lvlOverride w:ilvl="8">
+      <w:startOverride w:val="1"/>
+    </w:lvlOverride>
+  </w:num>
+  <w:num w:numId="1023">
+    <w:abstractNumId w:val="99431"/>
+    <w:lvlOverride w:ilvl="0">
+      <w:startOverride w:val="1"/>
+    </w:lvlOverride>
+    <w:lvlOverride w:ilvl="1">
+      <w:startOverride w:val="1"/>
+    </w:lvlOverride>
+    <w:lvlOverride w:ilvl="2">
+      <w:startOverride w:val="1"/>
+    </w:lvlOverride>
+    <w:lvlOverride w:ilvl="3">
+      <w:startOverride w:val="1"/>
+    </w:lvlOverride>
+    <w:lvlOverride w:ilvl="4">
+      <w:startOverride w:val="1"/>
+    </w:lvlOverride>
+    <w:lvlOverride w:ilvl="5">
+      <w:startOverride w:val="1"/>
+    </w:lvlOverride>
+    <w:lvlOverride w:ilvl="6">
+      <w:startOverride w:val="1"/>
+    </w:lvlOverride>
+    <w:lvlOverride w:ilvl="7">
+      <w:startOverride w:val="1"/>
+    </w:lvlOverride>
+    <w:lvlOverride w:ilvl="8">
+      <w:startOverride w:val="1"/>
+    </w:lvlOverride>
+  </w:num>
+  <w:num w:numId="1024">
+    <w:abstractNumId w:val="99431"/>
+    <w:lvlOverride w:ilvl="0">
+      <w:startOverride w:val="1"/>
+    </w:lvlOverride>
+    <w:lvlOverride w:ilvl="1">
+      <w:startOverride w:val="1"/>
+    </w:lvlOverride>
+    <w:lvlOverride w:ilvl="2">
+      <w:startOverride w:val="1"/>
+    </w:lvlOverride>
+    <w:lvlOverride w:ilvl="3">
+      <w:startOverride w:val="1"/>
+    </w:lvlOverride>
+    <w:lvlOverride w:ilvl="4">
+      <w:startOverride w:val="1"/>
+    </w:lvlOverride>
+    <w:lvlOverride w:ilvl="5">
+      <w:startOverride w:val="1"/>
+    </w:lvlOverride>
+    <w:lvlOverride w:ilvl="6">
+      <w:startOverride w:val="1"/>
+    </w:lvlOverride>
+    <w:lvlOverride w:ilvl="7">
+      <w:startOverride w:val="1"/>
+    </w:lvlOverride>
+    <w:lvlOverride w:ilvl="8">
+      <w:startOverride w:val="1"/>
+    </w:lvlOverride>
+  </w:num>
+  <w:num w:numId="1025">
+    <w:abstractNumId w:val="99431"/>
+    <w:lvlOverride w:ilvl="0">
+      <w:startOverride w:val="1"/>
+    </w:lvlOverride>
+    <w:lvlOverride w:ilvl="1">
+      <w:startOverride w:val="1"/>
+    </w:lvlOverride>
+    <w:lvlOverride w:ilvl="2">
+      <w:startOverride w:val="1"/>
+    </w:lvlOverride>
+    <w:lvlOverride w:ilvl="3">
+      <w:startOverride w:val="1"/>
+    </w:lvlOverride>
+    <w:lvlOverride w:ilvl="4">
+      <w:startOverride w:val="1"/>
+    </w:lvlOverride>
+    <w:lvlOverride w:ilvl="5">
+      <w:startOverride w:val="1"/>
+    </w:lvlOverride>
+    <w:lvlOverride w:ilvl="6">
+      <w:startOverride w:val="1"/>
+    </w:lvlOverride>
+    <w:lvlOverride w:ilvl="7">
+      <w:startOverride w:val="1"/>
+    </w:lvlOverride>
+    <w:lvlOverride w:ilvl="8">
+      <w:startOverride w:val="1"/>
+    </w:lvlOverride>
+  </w:num>
+  <w:num w:numId="1026">
+    <w:abstractNumId w:val="99431"/>
+    <w:lvlOverride w:ilvl="0">
+      <w:startOverride w:val="1"/>
+    </w:lvlOverride>
+    <w:lvlOverride w:ilvl="1">
+      <w:startOverride w:val="1"/>
+    </w:lvlOverride>
+    <w:lvlOverride w:ilvl="2">
+      <w:startOverride w:val="1"/>
+    </w:lvlOverride>
+    <w:lvlOverride w:ilvl="3">
+      <w:startOverride w:val="1"/>
+    </w:lvlOverride>
+    <w:lvlOverride w:ilvl="4">
+      <w:startOverride w:val="1"/>
+    </w:lvlOverride>
+    <w:lvlOverride w:ilvl="5">
+      <w:startOverride w:val="1"/>
+    </w:lvlOverride>
+    <w:lvlOverride w:ilvl="6">
+      <w:startOverride w:val="1"/>
+    </w:lvlOverride>
+    <w:lvlOverride w:ilvl="7">
+      <w:startOverride w:val="1"/>
+    </w:lvlOverride>
+    <w:lvlOverride w:ilvl="8">
+      <w:startOverride w:val="1"/>
+    </w:lvlOverride>
+  </w:num>
+  <w:num w:numId="1027">
+    <w:abstractNumId w:val="99431"/>
+    <w:lvlOverride w:ilvl="0">
+      <w:startOverride w:val="1"/>
+    </w:lvlOverride>
+    <w:lvlOverride w:ilvl="1">
+      <w:startOverride w:val="1"/>
+    </w:lvlOverride>
+    <w:lvlOverride w:ilvl="2">
+      <w:startOverride w:val="1"/>
+    </w:lvlOverride>
+    <w:lvlOverride w:ilvl="3">
+      <w:startOverride w:val="1"/>
+    </w:lvlOverride>
+    <w:lvlOverride w:ilvl="4">
+      <w:startOverride w:val="1"/>
+    </w:lvlOverride>
+    <w:lvlOverride w:ilvl="5">
+      <w:startOverride w:val="1"/>
+    </w:lvlOverride>
+    <w:lvlOverride w:ilvl="6">
+      <w:startOverride w:val="1"/>
+    </w:lvlOverride>
+    <w:lvlOverride w:ilvl="7">
+      <w:startOverride w:val="1"/>
+    </w:lvlOverride>
+    <w:lvlOverride w:ilvl="8">
+      <w:startOverride w:val="1"/>
+    </w:lvlOverride>
+  </w:num>
+  <w:num w:numId="1028">
+    <w:abstractNumId w:val="99431"/>
+    <w:lvlOverride w:ilvl="0">
+      <w:startOverride w:val="1"/>
+    </w:lvlOverride>
+    <w:lvlOverride w:ilvl="1">
+      <w:startOverride w:val="1"/>
+    </w:lvlOverride>
+    <w:lvlOverride w:ilvl="2">
+      <w:startOverride w:val="1"/>
+    </w:lvlOverride>
+    <w:lvlOverride w:ilvl="3">
+      <w:startOverride w:val="1"/>
+    </w:lvlOverride>
+    <w:lvlOverride w:ilvl="4">
+      <w:startOverride w:val="1"/>
+    </w:lvlOverride>
+    <w:lvlOverride w:ilvl="5">
+      <w:startOverride w:val="1"/>
+    </w:lvlOverride>
+    <w:lvlOverride w:ilvl="6">
+      <w:startOverride w:val="1"/>
+    </w:lvlOverride>
+    <w:lvlOverride w:ilvl="7">
+      <w:startOverride w:val="1"/>
+    </w:lvlOverride>
+    <w:lvlOverride w:ilvl="8">
+      <w:startOverride w:val="1"/>
+    </w:lvlOverride>
+  </w:num>
+  <w:num w:numId="1029">
+    <w:abstractNumId w:val="99431"/>
+    <w:lvlOverride w:ilvl="0">
+      <w:startOverride w:val="1"/>
+    </w:lvlOverride>
+    <w:lvlOverride w:ilvl="1">
+      <w:startOverride w:val="1"/>
+    </w:lvlOverride>
+    <w:lvlOverride w:ilvl="2">
+      <w:startOverride w:val="1"/>
+    </w:lvlOverride>
+    <w:lvlOverride w:ilvl="3">
+      <w:startOverride w:val="1"/>
+    </w:lvlOverride>
+    <w:lvlOverride w:ilvl="4">
+      <w:startOverride w:val="1"/>
+    </w:lvlOverride>
+    <w:lvlOverride w:ilvl="5">
+      <w:startOverride w:val="1"/>
+    </w:lvlOverride>
+    <w:lvlOverride w:ilvl="6">
+      <w:startOverride w:val="1"/>
+    </w:lvlOverride>
+    <w:lvlOverride w:ilvl="7">
+      <w:startOverride w:val="1"/>
+    </w:lvlOverride>
+    <w:lvlOverride w:ilvl="8">
+      <w:startOverride w:val="1"/>
+    </w:lvlOverride>
+  </w:num>
+  <w:num w:numId="1030">
     <w:abstractNumId w:val="99431"/>
     <w:lvlOverride w:ilvl="0">
       <w:startOverride w:val="1"/>
@@ -31821,7 +31668,7 @@
     <ns0:rPr>
       <ns0:rFonts ns0:ascii="Times New Roman" ns0:cs="Times New Roman" ns0:eastAsia="SimHei" ns0:hAnsi="Times New Roman"/>
       <ns0:b/>
-      <ns0:color ns0:val="000000"/>
+      <ns0:color ns0:val="17324D"/>
       <ns0:sz ns0:val="44"/>
       <ns0:szCs ns0:val="56"/>
     </ns0:rPr>
@@ -31963,7 +31810,7 @@
     <ns0:rPr>
       <ns0:rFonts ns0:ascii="Times New Roman" ns0:cs="Times New Roman" ns0:eastAsia="SimHei" ns0:hAnsi="Times New Roman"/>
       <ns0:b/>
-      <ns0:color ns0:val="000000"/>
+      <ns0:color ns0:val="17324D"/>
       <ns0:sz ns0:val="32"/>
       <ns0:szCs ns0:val="40"/>
     </ns0:rPr>
@@ -31987,7 +31834,7 @@
     <ns0:rPr>
       <ns0:rFonts ns0:ascii="Times New Roman" ns0:cs="Times New Roman" ns0:eastAsia="SimHei" ns0:hAnsi="Times New Roman"/>
       <ns0:b/>
-      <ns0:color ns0:val="000000"/>
+      <ns0:color ns0:val="17324D"/>
       <ns0:sz ns0:val="28"/>
       <ns0:szCs ns0:val="32"/>
     </ns0:rPr>
@@ -32011,7 +31858,7 @@
     <ns0:rPr>
       <ns0:rFonts ns0:ascii="Times New Roman" ns0:cs="Times New Roman" ns0:eastAsia="SimHei" ns0:hAnsi="Times New Roman"/>
       <ns0:b/>
-      <ns0:color ns0:val="000000"/>
+      <ns0:color ns0:val="17324D"/>
       <ns0:sz ns0:val="25"/>
       <ns0:szCs ns0:val="28"/>
     </ns0:rPr>
@@ -32487,7 +32334,7 @@
     <w:rPr>
       <w:rFonts w:ascii="Times New Roman" w:hAnsi="Times New Roman" w:eastAsia="FangSong" w:cs="Times New Roman"/>
       <w:b/>
-      <w:color w:val="007020"/>
+      <w:color w:val="000000"/>
     </w:rPr>
   </w:style>
   <w:style w:type="character" w:customStyle="1" w:styleId="DataTypeTok">
@@ -32495,7 +32342,7 @@
     <w:basedOn w:val="VerbatimChar"/>
     <w:rPr>
       <w:rFonts w:ascii="Times New Roman" w:hAnsi="Times New Roman" w:eastAsia="FangSong" w:cs="Times New Roman"/>
-      <w:color w:val="902000"/>
+      <w:color w:val="000000"/>
     </w:rPr>
   </w:style>
   <w:style w:type="character" w:customStyle="1" w:styleId="DecValTok">
@@ -32503,7 +32350,7 @@
     <w:basedOn w:val="VerbatimChar"/>
     <w:rPr>
       <w:rFonts w:ascii="Times New Roman" w:hAnsi="Times New Roman" w:eastAsia="FangSong" w:cs="Times New Roman"/>
-      <w:color w:val="40a070"/>
+      <w:color w:val="000000"/>
     </w:rPr>
   </w:style>
   <w:style w:type="character" w:customStyle="1" w:styleId="BaseNTok">
@@ -32511,7 +32358,7 @@
     <w:basedOn w:val="VerbatimChar"/>
     <w:rPr>
       <w:rFonts w:ascii="Times New Roman" w:hAnsi="Times New Roman" w:eastAsia="FangSong" w:cs="Times New Roman"/>
-      <w:color w:val="40a070"/>
+      <w:color w:val="000000"/>
     </w:rPr>
   </w:style>
   <w:style w:type="character" w:customStyle="1" w:styleId="FloatTok">
@@ -32519,7 +32366,7 @@
     <w:basedOn w:val="VerbatimChar"/>
     <w:rPr>
       <w:rFonts w:ascii="Times New Roman" w:hAnsi="Times New Roman" w:eastAsia="FangSong" w:cs="Times New Roman"/>
-      <w:color w:val="40a070"/>
+      <w:color w:val="000000"/>
     </w:rPr>
   </w:style>
   <w:style w:type="character" w:customStyle="1" w:styleId="ConstantTok">
@@ -32527,7 +32374,7 @@
     <w:basedOn w:val="VerbatimChar"/>
     <w:rPr>
       <w:rFonts w:ascii="Times New Roman" w:hAnsi="Times New Roman" w:eastAsia="FangSong" w:cs="Times New Roman"/>
-      <w:color w:val="880000"/>
+      <w:color w:val="000000"/>
     </w:rPr>
   </w:style>
   <w:style w:type="character" w:customStyle="1" w:styleId="CharTok">
@@ -32535,7 +32382,7 @@
     <w:basedOn w:val="VerbatimChar"/>
     <w:rPr>
       <w:rFonts w:ascii="Times New Roman" w:hAnsi="Times New Roman" w:eastAsia="FangSong" w:cs="Times New Roman"/>
-      <w:color w:val="4070a0"/>
+      <w:color w:val="000000"/>
     </w:rPr>
   </w:style>
   <w:style w:type="character" w:customStyle="1" w:styleId="SpecialCharTok">
@@ -32543,7 +32390,7 @@
     <w:basedOn w:val="VerbatimChar"/>
     <w:rPr>
       <w:rFonts w:ascii="Times New Roman" w:hAnsi="Times New Roman" w:eastAsia="FangSong" w:cs="Times New Roman"/>
-      <w:color w:val="4070a0"/>
+      <w:color w:val="000000"/>
     </w:rPr>
   </w:style>
   <w:style w:type="character" w:customStyle="1" w:styleId="StringTok">
@@ -32551,7 +32398,7 @@
     <w:basedOn w:val="VerbatimChar"/>
     <w:rPr>
       <w:rFonts w:ascii="Times New Roman" w:hAnsi="Times New Roman" w:eastAsia="FangSong" w:cs="Times New Roman"/>
-      <w:color w:val="4070a0"/>
+      <w:color w:val="000000"/>
     </w:rPr>
   </w:style>
   <w:style w:type="character" w:customStyle="1" w:styleId="VerbatimStringTok">
@@ -32559,7 +32406,7 @@
     <w:basedOn w:val="VerbatimChar"/>
     <w:rPr>
       <w:rFonts w:ascii="Times New Roman" w:hAnsi="Times New Roman" w:eastAsia="FangSong" w:cs="Times New Roman"/>
-      <w:color w:val="4070a0"/>
+      <w:color w:val="000000"/>
     </w:rPr>
   </w:style>
   <w:style w:type="character" w:customStyle="1" w:styleId="SpecialStringTok">
@@ -32567,7 +32414,7 @@
     <w:basedOn w:val="VerbatimChar"/>
     <w:rPr>
       <w:rFonts w:ascii="Times New Roman" w:hAnsi="Times New Roman" w:eastAsia="FangSong" w:cs="Times New Roman"/>
-      <w:color w:val="bb6688"/>
+      <w:color w:val="000000"/>
     </w:rPr>
   </w:style>
   <w:style w:type="character" w:customStyle="1" w:styleId="ImportTok">
@@ -32576,7 +32423,7 @@
     <w:rPr>
       <w:rFonts w:ascii="Times New Roman" w:hAnsi="Times New Roman" w:eastAsia="FangSong" w:cs="Times New Roman"/>
       <w:b/>
-      <w:color w:val="008000"/>
+      <w:color w:val="000000"/>
     </w:rPr>
   </w:style>
   <w:style w:type="character" w:customStyle="1" w:styleId="CommentTok">
@@ -32585,7 +32432,7 @@
     <w:rPr>
       <w:rFonts w:ascii="Times New Roman" w:hAnsi="Times New Roman" w:eastAsia="FangSong" w:cs="Times New Roman"/>
       <w:i/>
-      <w:color w:val="60a0b0"/>
+      <w:color w:val="000000"/>
     </w:rPr>
   </w:style>
   <w:style w:type="character" w:customStyle="1" w:styleId="DocumentationTok">
@@ -32594,7 +32441,7 @@
     <w:rPr>
       <w:rFonts w:ascii="Times New Roman" w:hAnsi="Times New Roman" w:eastAsia="FangSong" w:cs="Times New Roman"/>
       <w:i/>
-      <w:color w:val="ba2121"/>
+      <w:color w:val="000000"/>
     </w:rPr>
   </w:style>
   <w:style w:type="character" w:customStyle="1" w:styleId="AnnotationTok">
@@ -32604,7 +32451,7 @@
       <w:rFonts w:ascii="Times New Roman" w:hAnsi="Times New Roman" w:eastAsia="FangSong" w:cs="Times New Roman"/>
       <w:b/>
       <w:i/>
-      <w:color w:val="60a0b0"/>
+      <w:color w:val="000000"/>
     </w:rPr>
   </w:style>
   <w:style w:type="character" w:customStyle="1" w:styleId="CommentVarTok">
@@ -32614,7 +32461,7 @@
       <w:rFonts w:ascii="Times New Roman" w:hAnsi="Times New Roman" w:eastAsia="FangSong" w:cs="Times New Roman"/>
       <w:b/>
       <w:i/>
-      <w:color w:val="60a0b0"/>
+      <w:color w:val="000000"/>
     </w:rPr>
   </w:style>
   <w:style w:type="character" w:customStyle="1" w:styleId="OtherTok">
@@ -32622,7 +32469,7 @@
     <w:basedOn w:val="VerbatimChar"/>
     <w:rPr>
       <w:rFonts w:ascii="Times New Roman" w:hAnsi="Times New Roman" w:eastAsia="FangSong" w:cs="Times New Roman"/>
-      <w:color w:val="007020"/>
+      <w:color w:val="000000"/>
     </w:rPr>
   </w:style>
   <w:style w:type="character" w:customStyle="1" w:styleId="FunctionTok">
@@ -32630,7 +32477,7 @@
     <w:basedOn w:val="VerbatimChar"/>
     <w:rPr>
       <w:rFonts w:ascii="Times New Roman" w:hAnsi="Times New Roman" w:eastAsia="FangSong" w:cs="Times New Roman"/>
-      <w:color w:val="06287e"/>
+      <w:color w:val="000000"/>
     </w:rPr>
   </w:style>
   <w:style w:type="character" w:customStyle="1" w:styleId="VariableTok">
@@ -32638,7 +32485,7 @@
     <w:basedOn w:val="VerbatimChar"/>
     <w:rPr>
       <w:rFonts w:ascii="Times New Roman" w:hAnsi="Times New Roman" w:eastAsia="FangSong" w:cs="Times New Roman"/>
-      <w:color w:val="19177c"/>
+      <w:color w:val="000000"/>
     </w:rPr>
   </w:style>
   <w:style w:type="character" w:customStyle="1" w:styleId="ControlFlowTok">
@@ -32647,7 +32494,7 @@
     <w:rPr>
       <w:rFonts w:ascii="Times New Roman" w:hAnsi="Times New Roman" w:eastAsia="FangSong" w:cs="Times New Roman"/>
       <w:b/>
-      <w:color w:val="007020"/>
+      <w:color w:val="000000"/>
     </w:rPr>
   </w:style>
   <w:style w:type="character" w:customStyle="1" w:styleId="OperatorTok">
@@ -32655,7 +32502,7 @@
     <w:basedOn w:val="VerbatimChar"/>
     <w:rPr>
       <w:rFonts w:ascii="Times New Roman" w:hAnsi="Times New Roman" w:eastAsia="FangSong" w:cs="Times New Roman"/>
-      <w:color w:val="666666"/>
+      <w:color w:val="000000"/>
     </w:rPr>
   </w:style>
   <w:style w:type="character" w:customStyle="1" w:styleId="BuiltInTok">
@@ -32663,7 +32510,7 @@
     <w:basedOn w:val="VerbatimChar"/>
     <w:rPr>
       <w:rFonts w:ascii="Times New Roman" w:hAnsi="Times New Roman" w:eastAsia="FangSong" w:cs="Times New Roman"/>
-      <w:color w:val="008000"/>
+      <w:color w:val="000000"/>
     </w:rPr>
   </w:style>
   <w:style w:type="character" w:customStyle="1" w:styleId="ExtensionTok">
@@ -32678,7 +32525,7 @@
     <w:basedOn w:val="VerbatimChar"/>
     <w:rPr>
       <w:rFonts w:ascii="Times New Roman" w:hAnsi="Times New Roman" w:eastAsia="FangSong" w:cs="Times New Roman"/>
-      <w:color w:val="bc7a00"/>
+      <w:color w:val="000000"/>
     </w:rPr>
   </w:style>
   <w:style w:type="character" w:customStyle="1" w:styleId="AttributeTok">
@@ -32686,7 +32533,7 @@
     <w:basedOn w:val="VerbatimChar"/>
     <w:rPr>
       <w:rFonts w:ascii="Times New Roman" w:hAnsi="Times New Roman" w:eastAsia="FangSong" w:cs="Times New Roman"/>
-      <w:color w:val="7d9029"/>
+      <w:color w:val="000000"/>
     </w:rPr>
   </w:style>
   <w:style w:type="character" w:customStyle="1" w:styleId="RegionMarkerTok">
@@ -32703,7 +32550,7 @@
       <w:rFonts w:ascii="Times New Roman" w:hAnsi="Times New Roman" w:eastAsia="FangSong" w:cs="Times New Roman"/>
       <w:b/>
       <w:i/>
-      <w:color w:val="60a0b0"/>
+      <w:color w:val="000000"/>
     </w:rPr>
   </w:style>
   <w:style w:type="character" w:customStyle="1" w:styleId="WarningTok">
@@ -32713,7 +32560,7 @@
       <w:rFonts w:ascii="Times New Roman" w:hAnsi="Times New Roman" w:eastAsia="FangSong" w:cs="Times New Roman"/>
       <w:b/>
       <w:i/>
-      <w:color w:val="60a0b0"/>
+      <w:color w:val="000000"/>
     </w:rPr>
   </w:style>
   <w:style w:type="character" w:customStyle="1" w:styleId="AlertTok">
@@ -32722,7 +32569,7 @@
     <w:rPr>
       <w:rFonts w:ascii="Times New Roman" w:hAnsi="Times New Roman" w:eastAsia="FangSong" w:cs="Times New Roman"/>
       <w:b/>
-      <w:color w:val="ff0000"/>
+      <w:color w:val="000000"/>
     </w:rPr>
   </w:style>
   <w:style w:type="character" w:customStyle="1" w:styleId="ErrorTok">
@@ -32731,7 +32578,7 @@
     <w:rPr>
       <w:rFonts w:ascii="Times New Roman" w:hAnsi="Times New Roman" w:eastAsia="FangSong" w:cs="Times New Roman"/>
       <w:b/>
-      <w:color w:val="ff0000"/>
+      <w:color w:val="000000"/>
     </w:rPr>
   </w:style>
   <w:style w:type="character" w:customStyle="1" w:styleId="NormalTok">
